--- a/Projects/Chapter2/Chemical-Analysis-of-Snow-and-Ice-Samples.docx
+++ b/Projects/Chapter2/Chemical-Analysis-of-Snow-and-Ice-Samples.docx
@@ -21,8 +21,6 @@
         </w:rPr>
         <w:t>Chemical Analysis of Snow and Ice Samples</w:t>
       </w:r>
-      <w:bookmarkStart w:id="0" w:name="_GoBack"/>
-      <w:bookmarkEnd w:id="0"/>
     </w:p>
     <w:p>
       <w:pPr>
@@ -1273,10 +1271,10 @@
         <w:tblLook w:val="04A0" w:firstRow="1" w:lastRow="0" w:firstColumn="1" w:lastColumn="0" w:noHBand="0" w:noVBand="1"/>
       </w:tblPr>
       <w:tblGrid>
-        <w:gridCol w:w="1983"/>
-        <w:gridCol w:w="7716"/>
-        <w:gridCol w:w="2010"/>
-        <w:gridCol w:w="2241"/>
+        <w:gridCol w:w="1868"/>
+        <w:gridCol w:w="5774"/>
+        <w:gridCol w:w="1637"/>
+        <w:gridCol w:w="4671"/>
       </w:tblGrid>
       <w:tr>
         <w:trPr>
@@ -1430,7 +1428,7 @@
               <w:fldChar w:fldCharType="begin" w:fldLock="1"/>
             </w:r>
             <w:r>
-              <w:instrText>ADDIN CSL_CITATION {"citationItems":[{"id":"ITEM-1","itemData":{"DOI":"10.1038/ncomms11968","ISSN":"20411723","PMID":"27329445","abstract":"The Arctic is melting at an unprecedented rate and key drivers are changes in snow and ice albedo. Here we show that red snow, a common algal habitat blooming after the onset of melting, plays a crucial role in decreasing albedo. Our data reveal that red pigmented snow algae are cosmopolitan as well as independent of location-specific geochemical and mineralogical factors. The patterns for snow algal diversity, pigmentation and, consequently albedo, are ubiquitous across the Arctic and the reduction in albedo accelerates snow melt and increases the time and area of exposed bare ice. We estimated that the overall decrease in snow albedo by red pigmented snow algal blooms over the course of one melt season can be 13%. This will invariably result in higher melt rates. We argue that such a 'bio-albedo' effect has to be considered in climate models.","author":[{"dropping-particle":"","family":"Lutz","given":"Stefanie","non-dropping-particle":"","parse-names":false,"suffix":""},{"dropping-particle":"","family":"Anesio","given":"Alexandre M.","non-dropping-particle":"","parse-names":false,"suffix":""},{"dropping-particle":"","family":"Raiswell","given":"Rob","non-dropping-particle":"","parse-names":false,"suffix":""},{"dropping-particle":"","family":"Edwards","given":"Arwyn","non-dropping-particle":"","parse-names":false,"suffix":""},{"dropping-particle":"","family":"Newton","given":"Rob J.","non-dropping-particle":"","parse-names":false,"suffix":""},{"dropping-particle":"","family":"Gill","given":"Fiona","non-dropping-particle":"","parse-names":false,"suffix":""},{"dropping-particle":"","family":"Benning","given":"Liane G.","non-dropping-particle":"","parse-names":false,"suffix":""}],"container-title":"Nature Communications","id":"ITEM-1","issue":"May","issued":{"date-parts":[["2016"]]},"page":"1-9","publisher":"Nature Publishing Group","title":"The biogeography of red snow microbiomes and their role in melting arctic glaciers","type":"article-journal","volume":"7"},"uris":["http://www.mendeley.com/documents/?uuid=9020975f-8089-46fa-98be-ed55a0e364fb"]}],"mendeley":{"formattedCitation":"(Lutz et al., 2016)","plainTextFormattedCitation":"(Lutz et al., 2016)"},"properties":{"noteIndex":0},"schema":"https://github.com/citation-style-language/schema/raw/master/csl-citation.json"}</w:instrText>
+              <w:instrText>ADDIN CSL_CITATION {"citationItems":[{"id":"ITEM-1","itemData":{"DOI":"10.1038/ncomms11968","ISSN":"20411723","PMID":"27329445","abstract":"The Arctic is melting at an unprecedented rate and key drivers are changes in snow and ice albedo. Here we show that red snow, a common algal habitat blooming after the onset of melting, plays a crucial role in decreasing albedo. Our data reveal that red pigmented snow algae are cosmopolitan as well as independent of location-specific geochemical and mineralogical factors. The patterns for snow algal diversity, pigmentation and, consequently albedo, are ubiquitous across the Arctic and the reduction in albedo accelerates snow melt and increases the time and area of exposed bare ice. We estimated that the overall decrease in snow albedo by red pigmented snow algal blooms over the course of one melt season can be 13%. This will invariably result in higher melt rates. We argue that such a 'bio-albedo' effect has to be considered in climate models.","author":[{"dropping-particle":"","family":"Lutz","given":"Stefanie","non-dropping-particle":"","parse-names":false,"suffix":""},{"dropping-particle":"","family":"Anesio","given":"Alexandre M.","non-dropping-particle":"","parse-names":false,"suffix":""},{"dropping-particle":"","family":"Raiswell","given":"Rob","non-dropping-particle":"","parse-names":false,"suffix":""},{"dropping-particle":"","family":"Edwards","given":"Arwyn","non-dropping-particle":"","parse-names":false,"suffix":""},{"dropping-particle":"","family":"Newton","given":"Rob J.","non-dropping-particle":"","parse-names":false,"suffix":""},{"dropping-particle":"","family":"Gill","given":"Fiona","non-dropping-particle":"","parse-names":false,"suffix":""},{"dropping-particle":"","family":"Benning","given":"Liane G.","non-dropping-particle":"","parse-names":false,"suffix":""}],"container-title":"Nature Communications","id":"ITEM-1","issue":"May","issued":{"date-parts":[["2016"]]},"page":"1-9","publisher":"Nature Publishing Group","title":"The biogeography of red snow microbiomes and their role in melting arctic glaciers","type":"article-journal","volume":"7"},"uris":["http://www.mendeley.com/documents/?uuid=9020975f-8089-46fa-98be-ed55a0e364fb"]}],"mendeley":{"formattedCitation":"(Lutz et al., 2016)","plainTextFormattedCitation":"(Lutz et al., 2016)","previouslyFormattedCitation":"(Lutz et al., 2016)"},"properties":{"noteIndex":0},"schema":"https://github.com/citation-style-language/schema/raw/master/csl-citation.json"}</w:instrText>
             </w:r>
             <w:r>
               <w:fldChar w:fldCharType="separate"/>
@@ -1446,6 +1444,72 @@
             </w:r>
             <w:r>
               <w:t xml:space="preserve"> </w:t>
+            </w:r>
+          </w:p>
+          <w:p>
+            <w:pPr>
+              <w:cnfStyle w:val="000000100000" w:firstRow="0" w:lastRow="0" w:firstColumn="0" w:lastColumn="0" w:oddVBand="0" w:evenVBand="0" w:oddHBand="1" w:evenHBand="0" w:firstRowFirstColumn="0" w:firstRowLastColumn="0" w:lastRowFirstColumn="0" w:lastRowLastColumn="0"/>
+            </w:pPr>
+            <w:r>
+              <w:t>﻿</w:t>
+            </w:r>
+            <w:r>
+              <w:t>T</w:t>
+            </w:r>
+            <w:r>
+              <w:t>hermal oxidation (</w:t>
+            </w:r>
+            <w:proofErr w:type="spellStart"/>
+            <w:r>
+              <w:t>Thermalox</w:t>
+            </w:r>
+            <w:proofErr w:type="spellEnd"/>
+            <w:r>
+              <w:t xml:space="preserve"> </w:t>
+            </w:r>
+            <w:r>
+              <w:t>TOC/</w:t>
+            </w:r>
+            <w:proofErr w:type="spellStart"/>
+            <w:r>
+              <w:t>TNAnalyzer</w:t>
+            </w:r>
+            <w:proofErr w:type="spellEnd"/>
+            <w:r>
+              <w:t xml:space="preserve">) using </w:t>
+            </w:r>
+            <w:r>
+              <w:t xml:space="preserve">the </w:t>
+            </w:r>
+            <w:r>
+              <w:t xml:space="preserve">non-purgeable organic carbon (NPOC) method LOD </w:t>
+            </w:r>
+            <w:r>
+              <w:t xml:space="preserve">= </w:t>
+            </w:r>
+            <w:r>
+              <w:t>1.0 mg L-1</w:t>
+            </w:r>
+            <w:r>
+              <w:t xml:space="preserve"> </w:t>
+            </w:r>
+            <w:r>
+              <w:fldChar w:fldCharType="begin" w:fldLock="1"/>
+            </w:r>
+            <w:r>
+              <w:instrText>ADDIN CSL_CITATION {"citationItems":[{"id":"ITEM-1","itemData":{"DOI":"10.1007/s10533-013-9895-4","ISSN":"1573515X","abstract":"Water pathways through permeable riverbeds are multi-dimensional, including lateral hyporheic exchange flows as well as vertical (upwelling and downwelling) fluxes. The influence of different pathways of water on solute patterns and the supply of nitrate and other redox-sensitive chemical species in the riverbed is poorly understood but could be environmentally significant. For example, nitrate-rich upwelling water in the gaining reaches of groundwater-fed rivers has the potential to supply significant quantities of nitrate through the riverbed to surface waters, constraining opportunities to deliver the goals of the EU Water Framework Directive to achieve 'good ecological status'. We show that patterns in porewater chemistry in the armoured river bed of a gaining reach (River Leith, Cumbria) reflect the spatial variability in different sources of water; oxic conditions being associated with preferential discharge from groundwater and reducing conditions with longitudinal and lateral fluxes of water due to water movement from riparian zones and/or hyporheic exchange flows. Our findings demonstrate the important control of both vertical and lateral water fluxes on patterns of redox-sensitive chemical species in the river bed. Furthermore, under stable, baseflow conditions (&lt;Q90) a zone of preferential discharge, comprising 20 % of the reach by area contributes 4-9 % of the total nitrate being transported through the reach in surface water, highlighting the need to understand the spatial distribution of such preferential discharge locations at the catchment scale to establish their importance for nitrate delivery to the stream channel. © 2013 Springer Science+Business Media Dordrecht.","author":[{"dropping-particle":"","family":"Heppell","given":"Catherine","non-dropping-particle":"","parse-names":false,"suffix":""},{"dropping-particle":"","family":"Louise Heathwaite","given":"A.","non-dropping-particle":"","parse-names":false,"suffix":""},{"dropping-particle":"","family":"Binley","given":"Andrew","non-dropping-particle":"","parse-names":false,"suffix":""},{"dropping-particle":"","family":"Byrne","given":"Patrick","non-dropping-particle":"","parse-names":false,"suffix":""},{"dropping-particle":"","family":"Ullah","given":"Sami","non-dropping-particle":"","parse-names":false,"suffix":""},{"dropping-particle":"","family":"Lansdown","given":"Katrina","non-dropping-particle":"","parse-names":false,"suffix":""},{"dropping-particle":"","family":"Keenan","given":"Patrick","non-dropping-particle":"","parse-names":false,"suffix":""},{"dropping-particle":"","family":"Trimmer","given":"Mark","non-dropping-particle":"","parse-names":false,"suffix":""},{"dropping-particle":"","family":"Zhang","given":"Hao","non-dropping-particle":"","parse-names":false,"suffix":""}],"container-title":"Biogeochemistry","id":"ITEM-1","issue":"2-3","issued":{"date-parts":[["2014"]]},"page":"491-509","title":"Interpreting spatial patterns in redox and coupled water-nitrogen fluxes in the streambed of a gaining river reach","type":"article-journal","volume":"117"},"uris":["http://www.mendeley.com/documents/?uuid=4f49d7ef-7b00-43b3-99ab-c33b2ad820ee"]}],"mendeley":{"formattedCitation":"(Heppell et al., 2014)","plainTextFormattedCitation":"(Heppell et al., 2014)"},"properties":{"noteIndex":0},"schema":"https://github.com/citation-style-language/schema/raw/master/csl-citation.json"}</w:instrText>
+            </w:r>
+            <w:r>
+              <w:fldChar w:fldCharType="separate"/>
+            </w:r>
+            <w:r>
+              <w:rPr>
+                <w:noProof/>
+              </w:rPr>
+              <w:t>(Heppell et al., 2014)</w:t>
+            </w:r>
+            <w:r>
+              <w:fldChar w:fldCharType="end"/>
             </w:r>
           </w:p>
         </w:tc>
@@ -1559,7 +1623,7 @@
               <w:fldChar w:fldCharType="begin" w:fldLock="1"/>
             </w:r>
             <w:r>
-              <w:instrText>ADDIN CSL_CITATION {"citationItems":[{"id":"ITEM-1","itemData":{"DOI":"10.1038/ncomms11968","ISSN":"20411723","PMID":"27329445","abstract":"The Arctic is melting at an unprecedented rate and key drivers are changes in snow and ice albedo. Here we show that red snow, a common algal habitat blooming after the onset of melting, plays a crucial role in decreasing albedo. Our data reveal that red pigmented snow algae are cosmopolitan as well as independent of location-specific geochemical and mineralogical factors. The patterns for snow algal diversity, pigmentation and, consequently albedo, are ubiquitous across the Arctic and the reduction in albedo accelerates snow melt and increases the time and area of exposed bare ice. We estimated that the overall decrease in snow albedo by red pigmented snow algal blooms over the course of one melt season can be 13%. This will invariably result in higher melt rates. We argue that such a 'bio-albedo' effect has to be considered in climate models.","author":[{"dropping-particle":"","family":"Lutz","given":"Stefanie","non-dropping-particle":"","parse-names":false,"suffix":""},{"dropping-particle":"","family":"Anesio","given":"Alexandre M.","non-dropping-particle":"","parse-names":false,"suffix":""},{"dropping-particle":"","family":"Raiswell","given":"Rob","non-dropping-particle":"","parse-names":false,"suffix":""},{"dropping-particle":"","family":"Edwards","given":"Arwyn","non-dropping-particle":"","parse-names":false,"suffix":""},{"dropping-particle":"","family":"Newton","given":"Rob J.","non-dropping-particle":"","parse-names":false,"suffix":""},{"dropping-particle":"","family":"Gill","given":"Fiona","non-dropping-particle":"","parse-names":false,"suffix":""},{"dropping-particle":"","family":"Benning","given":"Liane G.","non-dropping-particle":"","parse-names":false,"suffix":""}],"container-title":"Nature Communications","id":"ITEM-1","issue":"May","issued":{"date-parts":[["2016"]]},"page":"1-9","publisher":"Nature Publishing Group","title":"The biogeography of red snow microbiomes and their role in melting arctic glaciers","type":"article-journal","volume":"7"},"uris":["http://www.mendeley.com/documents/?uuid=9020975f-8089-46fa-98be-ed55a0e364fb"]}],"mendeley":{"formattedCitation":"(Lutz et al., 2016)","plainTextFormattedCitation":"(Lutz et al., 2016)"},"properties":{"noteIndex":0},"schema":"https://github.com/citation-style-language/schema/raw/master/csl-citation.json"}</w:instrText>
+              <w:instrText>ADDIN CSL_CITATION {"citationItems":[{"id":"ITEM-1","itemData":{"DOI":"10.1038/ncomms11968","ISSN":"20411723","PMID":"27329445","abstract":"The Arctic is melting at an unprecedented rate and key drivers are changes in snow and ice albedo. Here we show that red snow, a common algal habitat blooming after the onset of melting, plays a crucial role in decreasing albedo. Our data reveal that red pigmented snow algae are cosmopolitan as well as independent of location-specific geochemical and mineralogical factors. The patterns for snow algal diversity, pigmentation and, consequently albedo, are ubiquitous across the Arctic and the reduction in albedo accelerates snow melt and increases the time and area of exposed bare ice. We estimated that the overall decrease in snow albedo by red pigmented snow algal blooms over the course of one melt season can be 13%. This will invariably result in higher melt rates. We argue that such a 'bio-albedo' effect has to be considered in climate models.","author":[{"dropping-particle":"","family":"Lutz","given":"Stefanie","non-dropping-particle":"","parse-names":false,"suffix":""},{"dropping-particle":"","family":"Anesio","given":"Alexandre M.","non-dropping-particle":"","parse-names":false,"suffix":""},{"dropping-particle":"","family":"Raiswell","given":"Rob","non-dropping-particle":"","parse-names":false,"suffix":""},{"dropping-particle":"","family":"Edwards","given":"Arwyn","non-dropping-particle":"","parse-names":false,"suffix":""},{"dropping-particle":"","family":"Newton","given":"Rob J.","non-dropping-particle":"","parse-names":false,"suffix":""},{"dropping-particle":"","family":"Gill","given":"Fiona","non-dropping-particle":"","parse-names":false,"suffix":""},{"dropping-particle":"","family":"Benning","given":"Liane G.","non-dropping-particle":"","parse-names":false,"suffix":""}],"container-title":"Nature Communications","id":"ITEM-1","issue":"May","issued":{"date-parts":[["2016"]]},"page":"1-9","publisher":"Nature Publishing Group","title":"The biogeography of red snow microbiomes and their role in melting arctic glaciers","type":"article-journal","volume":"7"},"uris":["http://www.mendeley.com/documents/?uuid=9020975f-8089-46fa-98be-ed55a0e364fb"]}],"mendeley":{"formattedCitation":"(Lutz et al., 2016)","plainTextFormattedCitation":"(Lutz et al., 2016)","previouslyFormattedCitation":"(Lutz et al., 2016)"},"properties":{"noteIndex":0},"schema":"https://github.com/citation-style-language/schema/raw/master/csl-citation.json"}</w:instrText>
             </w:r>
             <w:r>
               <w:fldChar w:fldCharType="separate"/>
@@ -1569,6 +1633,32 @@
                 <w:noProof/>
               </w:rPr>
               <w:t>(Lutz et al., 2016)</w:t>
+            </w:r>
+            <w:r>
+              <w:fldChar w:fldCharType="end"/>
+            </w:r>
+          </w:p>
+          <w:p>
+            <w:pPr>
+              <w:cnfStyle w:val="000000000000" w:firstRow="0" w:lastRow="0" w:firstColumn="0" w:lastColumn="0" w:oddVBand="0" w:evenVBand="0" w:oddHBand="0" w:evenHBand="0" w:firstRowFirstColumn="0" w:firstRowLastColumn="0" w:lastRowFirstColumn="0" w:lastRowLastColumn="0"/>
+            </w:pPr>
+            <w:r>
+              <w:t xml:space="preserve">Automated colorimetric flow injection analysis (Seal AQ2) </w:t>
+            </w:r>
+            <w:r>
+              <w:fldChar w:fldCharType="begin" w:fldLock="1"/>
+            </w:r>
+            <w:r>
+              <w:instrText>ADDIN CSL_CITATION {"citationItems":[{"id":"ITEM-1","itemData":{"DOI":"10.1007/s10533-013-9895-4","ISSN":"1573515X","abstract":"Water pathways through permeable riverbeds are multi-dimensional, including lateral hyporheic exchange flows as well as vertical (upwelling and downwelling) fluxes. The influence of different pathways of water on solute patterns and the supply of nitrate and other redox-sensitive chemical species in the riverbed is poorly understood but could be environmentally significant. For example, nitrate-rich upwelling water in the gaining reaches of groundwater-fed rivers has the potential to supply significant quantities of nitrate through the riverbed to surface waters, constraining opportunities to deliver the goals of the EU Water Framework Directive to achieve 'good ecological status'. We show that patterns in porewater chemistry in the armoured river bed of a gaining reach (River Leith, Cumbria) reflect the spatial variability in different sources of water; oxic conditions being associated with preferential discharge from groundwater and reducing conditions with longitudinal and lateral fluxes of water due to water movement from riparian zones and/or hyporheic exchange flows. Our findings demonstrate the important control of both vertical and lateral water fluxes on patterns of redox-sensitive chemical species in the river bed. Furthermore, under stable, baseflow conditions (&lt;Q90) a zone of preferential discharge, comprising 20 % of the reach by area contributes 4-9 % of the total nitrate being transported through the reach in surface water, highlighting the need to understand the spatial distribution of such preferential discharge locations at the catchment scale to establish their importance for nitrate delivery to the stream channel. © 2013 Springer Science+Business Media Dordrecht.","author":[{"dropping-particle":"","family":"Heppell","given":"Catherine","non-dropping-particle":"","parse-names":false,"suffix":""},{"dropping-particle":"","family":"Louise Heathwaite","given":"A.","non-dropping-particle":"","parse-names":false,"suffix":""},{"dropping-particle":"","family":"Binley","given":"Andrew","non-dropping-particle":"","parse-names":false,"suffix":""},{"dropping-particle":"","family":"Byrne","given":"Patrick","non-dropping-particle":"","parse-names":false,"suffix":""},{"dropping-particle":"","family":"Ullah","given":"Sami","non-dropping-particle":"","parse-names":false,"suffix":""},{"dropping-particle":"","family":"Lansdown","given":"Katrina","non-dropping-particle":"","parse-names":false,"suffix":""},{"dropping-particle":"","family":"Keenan","given":"Patrick","non-dropping-particle":"","parse-names":false,"suffix":""},{"dropping-particle":"","family":"Trimmer","given":"Mark","non-dropping-particle":"","parse-names":false,"suffix":""},{"dropping-particle":"","family":"Zhang","given":"Hao","non-dropping-particle":"","parse-names":false,"suffix":""}],"container-title":"Biogeochemistry","id":"ITEM-1","issue":"2-3","issued":{"date-parts":[["2014"]]},"page":"491-509","title":"Interpreting spatial patterns in redox and coupled water-nitrogen fluxes in the streambed of a gaining river reach","type":"article-journal","volume":"117"},"uris":["http://www.mendeley.com/documents/?uuid=4f49d7ef-7b00-43b3-99ab-c33b2ad820ee"]}],"mendeley":{"formattedCitation":"(Heppell et al., 2014)","plainTextFormattedCitation":"(Heppell et al., 2014)","previouslyFormattedCitation":"(Heppell et al., 2014)"},"properties":{"noteIndex":0},"schema":"https://github.com/citation-style-language/schema/raw/master/csl-citation.json"}</w:instrText>
+            </w:r>
+            <w:r>
+              <w:fldChar w:fldCharType="separate"/>
+            </w:r>
+            <w:r>
+              <w:rPr>
+                <w:noProof/>
+              </w:rPr>
+              <w:t>(Heppell et al., 2014)</w:t>
             </w:r>
             <w:r>
               <w:fldChar w:fldCharType="end"/>
@@ -1587,6 +1677,7 @@
           </w:tcPr>
           <w:p>
             <w:r>
+              <w:lastRenderedPageBreak/>
               <w:t>Ammonia (NH</w:t>
             </w:r>
             <w:r>
@@ -1654,7 +1745,76 @@
           </w:tcPr>
           <w:p>
             <w:r>
-              <w:lastRenderedPageBreak/>
+              <w:t>Ammonium (NH - cation)</w:t>
+            </w:r>
+          </w:p>
+        </w:tc>
+        <w:tc>
+          <w:tcPr>
+            <w:tcW w:w="0" w:type="auto"/>
+          </w:tcPr>
+          <w:p>
+            <w:pPr>
+              <w:cnfStyle w:val="000000000000" w:firstRow="0" w:lastRow="0" w:firstColumn="0" w:lastColumn="0" w:oddVBand="0" w:evenVBand="0" w:oddHBand="0" w:evenHBand="0" w:firstRowFirstColumn="0" w:firstRowLastColumn="0" w:lastRowFirstColumn="0" w:lastRowLastColumn="0"/>
+            </w:pPr>
+          </w:p>
+        </w:tc>
+        <w:tc>
+          <w:tcPr>
+            <w:tcW w:w="0" w:type="auto"/>
+          </w:tcPr>
+          <w:p>
+            <w:pPr>
+              <w:cnfStyle w:val="000000000000" w:firstRow="0" w:lastRow="0" w:firstColumn="0" w:lastColumn="0" w:oddVBand="0" w:evenVBand="0" w:oddHBand="0" w:evenHBand="0" w:firstRowFirstColumn="0" w:firstRowLastColumn="0" w:lastRowFirstColumn="0" w:lastRowLastColumn="0"/>
+            </w:pPr>
+          </w:p>
+        </w:tc>
+        <w:tc>
+          <w:tcPr>
+            <w:tcW w:w="0" w:type="auto"/>
+          </w:tcPr>
+          <w:p>
+            <w:pPr>
+              <w:cnfStyle w:val="000000000000" w:firstRow="0" w:lastRow="0" w:firstColumn="0" w:lastColumn="0" w:oddVBand="0" w:evenVBand="0" w:oddHBand="0" w:evenHBand="0" w:firstRowFirstColumn="0" w:firstRowLastColumn="0" w:lastRowFirstColumn="0" w:lastRowLastColumn="0"/>
+            </w:pPr>
+            <w:r>
+              <w:t xml:space="preserve">Automated colorimetric flow injection analysis (Seal AQ2) LOD = </w:t>
+            </w:r>
+            <w:r>
+              <w:t xml:space="preserve">﻿0.03mgN L-1 </w:t>
+            </w:r>
+            <w:r>
+              <w:fldChar w:fldCharType="begin" w:fldLock="1"/>
+            </w:r>
+            <w:r>
+              <w:instrText>ADDIN CSL_CITATION {"citationItems":[{"id":"ITEM-1","itemData":{"DOI":"10.1007/s10533-013-9895-4","ISSN":"1573515X","abstract":"Water pathways through permeable riverbeds are multi-dimensional, including lateral hyporheic exchange flows as well as vertical (upwelling and downwelling) fluxes. The influence of different pathways of water on solute patterns and the supply of nitrate and other redox-sensitive chemical species in the riverbed is poorly understood but could be environmentally significant. For example, nitrate-rich upwelling water in the gaining reaches of groundwater-fed rivers has the potential to supply significant quantities of nitrate through the riverbed to surface waters, constraining opportunities to deliver the goals of the EU Water Framework Directive to achieve 'good ecological status'. We show that patterns in porewater chemistry in the armoured river bed of a gaining reach (River Leith, Cumbria) reflect the spatial variability in different sources of water; oxic conditions being associated with preferential discharge from groundwater and reducing conditions with longitudinal and lateral fluxes of water due to water movement from riparian zones and/or hyporheic exchange flows. Our findings demonstrate the important control of both vertical and lateral water fluxes on patterns of redox-sensitive chemical species in the river bed. Furthermore, under stable, baseflow conditions (&lt;Q90) a zone of preferential discharge, comprising 20 % of the reach by area contributes 4-9 % of the total nitrate being transported through the reach in surface water, highlighting the need to understand the spatial distribution of such preferential discharge locations at the catchment scale to establish their importance for nitrate delivery to the stream channel. © 2013 Springer Science+Business Media Dordrecht.","author":[{"dropping-particle":"","family":"Heppell","given":"Catherine","non-dropping-particle":"","parse-names":false,"suffix":""},{"dropping-particle":"","family":"Louise Heathwaite","given":"A.","non-dropping-particle":"","parse-names":false,"suffix":""},{"dropping-particle":"","family":"Binley","given":"Andrew","non-dropping-particle":"","parse-names":false,"suffix":""},{"dropping-particle":"","family":"Byrne","given":"Patrick","non-dropping-particle":"","parse-names":false,"suffix":""},{"dropping-particle":"","family":"Ullah","given":"Sami","non-dropping-particle":"","parse-names":false,"suffix":""},{"dropping-particle":"","family":"Lansdown","given":"Katrina","non-dropping-particle":"","parse-names":false,"suffix":""},{"dropping-particle":"","family":"Keenan","given":"Patrick","non-dropping-particle":"","parse-names":false,"suffix":""},{"dropping-particle":"","family":"Trimmer","given":"Mark","non-dropping-particle":"","parse-names":false,"suffix":""},{"dropping-particle":"","family":"Zhang","given":"Hao","non-dropping-particle":"","parse-names":false,"suffix":""}],"container-title":"Biogeochemistry","id":"ITEM-1","issue":"2-3","issued":{"date-parts":[["2014"]]},"page":"491-509","title":"Interpreting spatial patterns in redox and coupled water-nitrogen fluxes in the streambed of a gaining river reach","type":"article-journal","volume":"117"},"uris":["http://www.mendeley.com/documents/?uuid=4f49d7ef-7b00-43b3-99ab-c33b2ad820ee"]}],"mendeley":{"formattedCitation":"(Heppell et al., 2014)","plainTextFormattedCitation":"(Heppell et al., 2014)","previouslyFormattedCitation":"(Heppell et al., 2014)"},"properties":{"noteIndex":0},"schema":"https://github.com/citation-style-language/schema/raw/master/csl-citation.json"}</w:instrText>
+            </w:r>
+            <w:r>
+              <w:fldChar w:fldCharType="separate"/>
+            </w:r>
+            <w:r>
+              <w:rPr>
+                <w:noProof/>
+              </w:rPr>
+              <w:t>(Heppell et al., 2014)</w:t>
+            </w:r>
+            <w:r>
+              <w:fldChar w:fldCharType="end"/>
+            </w:r>
+          </w:p>
+        </w:tc>
+      </w:tr>
+      <w:tr>
+        <w:trPr>
+          <w:cnfStyle w:val="000000100000" w:firstRow="0" w:lastRow="0" w:firstColumn="0" w:lastColumn="0" w:oddVBand="0" w:evenVBand="0" w:oddHBand="1" w:evenHBand="0" w:firstRowFirstColumn="0" w:firstRowLastColumn="0" w:lastRowFirstColumn="0" w:lastRowLastColumn="0"/>
+        </w:trPr>
+        <w:tc>
+          <w:tcPr>
+            <w:cnfStyle w:val="001000000000" w:firstRow="0" w:lastRow="0" w:firstColumn="1" w:lastColumn="0" w:oddVBand="0" w:evenVBand="0" w:oddHBand="0" w:evenHBand="0" w:firstRowFirstColumn="0" w:firstRowLastColumn="0" w:lastRowFirstColumn="0" w:lastRowLastColumn="0"/>
+            <w:tcW w:w="0" w:type="auto"/>
+          </w:tcPr>
+          <w:p>
+            <w:r>
               <w:t>Nitrate (NO3 - anion)</w:t>
             </w:r>
           </w:p>
@@ -1665,7 +1825,7 @@
           </w:tcPr>
           <w:p>
             <w:pPr>
-              <w:cnfStyle w:val="000000000000" w:firstRow="0" w:lastRow="0" w:firstColumn="0" w:lastColumn="0" w:oddVBand="0" w:evenVBand="0" w:oddHBand="0" w:evenHBand="0" w:firstRowFirstColumn="0" w:firstRowLastColumn="0" w:lastRowFirstColumn="0" w:lastRowLastColumn="0"/>
+              <w:cnfStyle w:val="000000100000" w:firstRow="0" w:lastRow="0" w:firstColumn="0" w:lastColumn="0" w:oddVBand="0" w:evenVBand="0" w:oddHBand="1" w:evenHBand="0" w:firstRowFirstColumn="0" w:firstRowLastColumn="0" w:lastRowFirstColumn="0" w:lastRowLastColumn="0"/>
             </w:pPr>
             <w:r>
               <w:t>Important in the nitrogen cycle. Nitrogen needed to build proteins and nucleic acids.</w:t>
@@ -1681,7 +1841,7 @@
           </w:tcPr>
           <w:p>
             <w:pPr>
-              <w:cnfStyle w:val="000000000000" w:firstRow="0" w:lastRow="0" w:firstColumn="0" w:lastColumn="0" w:oddVBand="0" w:evenVBand="0" w:oddHBand="0" w:evenHBand="0" w:firstRowFirstColumn="0" w:firstRowLastColumn="0" w:lastRowFirstColumn="0" w:lastRowLastColumn="0"/>
+              <w:cnfStyle w:val="000000100000" w:firstRow="0" w:lastRow="0" w:firstColumn="0" w:lastColumn="0" w:oddVBand="0" w:evenVBand="0" w:oddHBand="1" w:evenHBand="0" w:firstRowFirstColumn="0" w:firstRowLastColumn="0" w:lastRowFirstColumn="0" w:lastRowLastColumn="0"/>
             </w:pPr>
             <w:r>
               <w:t xml:space="preserve">Snow: 1008 </w:t>
@@ -1729,7 +1889,7 @@
           </w:tcPr>
           <w:p>
             <w:pPr>
-              <w:cnfStyle w:val="000000000000" w:firstRow="0" w:lastRow="0" w:firstColumn="0" w:lastColumn="0" w:oddVBand="0" w:evenVBand="0" w:oddHBand="0" w:evenHBand="0" w:firstRowFirstColumn="0" w:firstRowLastColumn="0" w:lastRowFirstColumn="0" w:lastRowLastColumn="0"/>
+              <w:cnfStyle w:val="000000100000" w:firstRow="0" w:lastRow="0" w:firstColumn="0" w:lastColumn="0" w:oddVBand="0" w:evenVBand="0" w:oddHBand="1" w:evenHBand="0" w:firstRowFirstColumn="0" w:firstRowLastColumn="0" w:lastRowFirstColumn="0" w:lastRowLastColumn="0"/>
             </w:pPr>
             <w:r>
               <w:t xml:space="preserve">IC LOD = 96 ppb </w:t>
@@ -1748,6 +1908,38 @@
                 <w:noProof/>
               </w:rPr>
               <w:t>(Lutz et al., 2016)</w:t>
+            </w:r>
+            <w:r>
+              <w:fldChar w:fldCharType="end"/>
+            </w:r>
+          </w:p>
+          <w:p>
+            <w:pPr>
+              <w:cnfStyle w:val="000000100000" w:firstRow="0" w:lastRow="0" w:firstColumn="0" w:lastColumn="0" w:oddVBand="0" w:evenVBand="0" w:oddHBand="1" w:evenHBand="0" w:firstRowFirstColumn="0" w:firstRowLastColumn="0" w:lastRowFirstColumn="0" w:lastRowLastColumn="0"/>
+            </w:pPr>
+            <w:r>
+              <w:t xml:space="preserve">IC (Dionex-ICS2500) </w:t>
+            </w:r>
+            <w:r>
+              <w:t xml:space="preserve">LOD = </w:t>
+            </w:r>
+            <w:r>
+              <w:t xml:space="preserve">﻿0.04 mg N L-1 </w:t>
+            </w:r>
+            <w:r>
+              <w:fldChar w:fldCharType="begin" w:fldLock="1"/>
+            </w:r>
+            <w:r>
+              <w:instrText>ADDIN CSL_CITATION {"citationItems":[{"id":"ITEM-1","itemData":{"DOI":"10.1007/s10533-013-9895-4","ISSN":"1573515X","abstract":"Water pathways through permeable riverbeds are multi-dimensional, including lateral hyporheic exchange flows as well as vertical (upwelling and downwelling) fluxes. The influence of different pathways of water on solute patterns and the supply of nitrate and other redox-sensitive chemical species in the riverbed is poorly understood but could be environmentally significant. For example, nitrate-rich upwelling water in the gaining reaches of groundwater-fed rivers has the potential to supply significant quantities of nitrate through the riverbed to surface waters, constraining opportunities to deliver the goals of the EU Water Framework Directive to achieve 'good ecological status'. We show that patterns in porewater chemistry in the armoured river bed of a gaining reach (River Leith, Cumbria) reflect the spatial variability in different sources of water; oxic conditions being associated with preferential discharge from groundwater and reducing conditions with longitudinal and lateral fluxes of water due to water movement from riparian zones and/or hyporheic exchange flows. Our findings demonstrate the important control of both vertical and lateral water fluxes on patterns of redox-sensitive chemical species in the river bed. Furthermore, under stable, baseflow conditions (&lt;Q90) a zone of preferential discharge, comprising 20 % of the reach by area contributes 4-9 % of the total nitrate being transported through the reach in surface water, highlighting the need to understand the spatial distribution of such preferential discharge locations at the catchment scale to establish their importance for nitrate delivery to the stream channel. © 2013 Springer Science+Business Media Dordrecht.","author":[{"dropping-particle":"","family":"Heppell","given":"Catherine","non-dropping-particle":"","parse-names":false,"suffix":""},{"dropping-particle":"","family":"Louise Heathwaite","given":"A.","non-dropping-particle":"","parse-names":false,"suffix":""},{"dropping-particle":"","family":"Binley","given":"Andrew","non-dropping-particle":"","parse-names":false,"suffix":""},{"dropping-particle":"","family":"Byrne","given":"Patrick","non-dropping-particle":"","parse-names":false,"suffix":""},{"dropping-particle":"","family":"Ullah","given":"Sami","non-dropping-particle":"","parse-names":false,"suffix":""},{"dropping-particle":"","family":"Lansdown","given":"Katrina","non-dropping-particle":"","parse-names":false,"suffix":""},{"dropping-particle":"","family":"Keenan","given":"Patrick","non-dropping-particle":"","parse-names":false,"suffix":""},{"dropping-particle":"","family":"Trimmer","given":"Mark","non-dropping-particle":"","parse-names":false,"suffix":""},{"dropping-particle":"","family":"Zhang","given":"Hao","non-dropping-particle":"","parse-names":false,"suffix":""}],"container-title":"Biogeochemistry","id":"ITEM-1","issue":"2-3","issued":{"date-parts":[["2014"]]},"page":"491-509","title":"Interpreting spatial patterns in redox and coupled water-nitrogen fluxes in the streambed of a gaining river reach","type":"article-journal","volume":"117"},"uris":["http://www.mendeley.com/documents/?uuid=4f49d7ef-7b00-43b3-99ab-c33b2ad820ee"]}],"mendeley":{"formattedCitation":"(Heppell et al., 2014)","plainTextFormattedCitation":"(Heppell et al., 2014)","previouslyFormattedCitation":"(Heppell et al., 2014)"},"properties":{"noteIndex":0},"schema":"https://github.com/citation-style-language/schema/raw/master/csl-citation.json"}</w:instrText>
+            </w:r>
+            <w:r>
+              <w:fldChar w:fldCharType="separate"/>
+            </w:r>
+            <w:r>
+              <w:rPr>
+                <w:noProof/>
+              </w:rPr>
+              <w:t>(Heppell et al., 2014)</w:t>
             </w:r>
             <w:r>
               <w:fldChar w:fldCharType="end"/>
@@ -1756,9 +1948,6 @@
         </w:tc>
       </w:tr>
       <w:tr>
-        <w:trPr>
-          <w:cnfStyle w:val="000000100000" w:firstRow="0" w:lastRow="0" w:firstColumn="0" w:lastColumn="0" w:oddVBand="0" w:evenVBand="0" w:oddHBand="1" w:evenHBand="0" w:firstRowFirstColumn="0" w:firstRowLastColumn="0" w:lastRowFirstColumn="0" w:lastRowLastColumn="0"/>
-        </w:trPr>
         <w:tc>
           <w:tcPr>
             <w:cnfStyle w:val="001000000000" w:firstRow="0" w:lastRow="0" w:firstColumn="1" w:lastColumn="0" w:oddVBand="0" w:evenVBand="0" w:oddHBand="0" w:evenHBand="0" w:firstRowFirstColumn="0" w:firstRowLastColumn="0" w:lastRowFirstColumn="0" w:lastRowLastColumn="0"/>
@@ -1781,7 +1970,7 @@
           </w:tcPr>
           <w:p>
             <w:pPr>
-              <w:cnfStyle w:val="000000100000" w:firstRow="0" w:lastRow="0" w:firstColumn="0" w:lastColumn="0" w:oddVBand="0" w:evenVBand="0" w:oddHBand="1" w:evenHBand="0" w:firstRowFirstColumn="0" w:firstRowLastColumn="0" w:lastRowFirstColumn="0" w:lastRowLastColumn="0"/>
+              <w:cnfStyle w:val="000000000000" w:firstRow="0" w:lastRow="0" w:firstColumn="0" w:lastColumn="0" w:oddVBand="0" w:evenVBand="0" w:oddHBand="0" w:evenHBand="0" w:firstRowFirstColumn="0" w:firstRowLastColumn="0" w:lastRowFirstColumn="0" w:lastRowLastColumn="0"/>
             </w:pPr>
             <w:proofErr w:type="spellStart"/>
             <w:r>
@@ -1799,7 +1988,7 @@
           </w:tcPr>
           <w:p>
             <w:pPr>
-              <w:cnfStyle w:val="000000100000" w:firstRow="0" w:lastRow="0" w:firstColumn="0" w:lastColumn="0" w:oddVBand="0" w:evenVBand="0" w:oddHBand="1" w:evenHBand="0" w:firstRowFirstColumn="0" w:firstRowLastColumn="0" w:lastRowFirstColumn="0" w:lastRowLastColumn="0"/>
+              <w:cnfStyle w:val="000000000000" w:firstRow="0" w:lastRow="0" w:firstColumn="0" w:lastColumn="0" w:oddVBand="0" w:evenVBand="0" w:oddHBand="0" w:evenHBand="0" w:firstRowFirstColumn="0" w:firstRowLastColumn="0" w:lastRowFirstColumn="0" w:lastRowLastColumn="0"/>
             </w:pPr>
             <w:r>
               <w:t xml:space="preserve">Snow: 13 </w:t>
@@ -1847,7 +2036,7 @@
           </w:tcPr>
           <w:p>
             <w:pPr>
-              <w:cnfStyle w:val="000000100000" w:firstRow="0" w:lastRow="0" w:firstColumn="0" w:lastColumn="0" w:oddVBand="0" w:evenVBand="0" w:oddHBand="1" w:evenHBand="0" w:firstRowFirstColumn="0" w:firstRowLastColumn="0" w:lastRowFirstColumn="0" w:lastRowLastColumn="0"/>
+              <w:cnfStyle w:val="000000000000" w:firstRow="0" w:lastRow="0" w:firstColumn="0" w:lastColumn="0" w:oddVBand="0" w:evenVBand="0" w:oddHBand="0" w:evenHBand="0" w:firstRowFirstColumn="0" w:firstRowLastColumn="0" w:lastRowFirstColumn="0" w:lastRowLastColumn="0"/>
             </w:pPr>
             <w:r>
               <w:t xml:space="preserve">IC LOD = 121 ppb </w:t>
@@ -1866,6 +2055,41 @@
                 <w:noProof/>
               </w:rPr>
               <w:t>(Lutz et al., 2016)</w:t>
+            </w:r>
+            <w:r>
+              <w:fldChar w:fldCharType="end"/>
+            </w:r>
+          </w:p>
+          <w:p>
+            <w:pPr>
+              <w:cnfStyle w:val="000000000000" w:firstRow="0" w:lastRow="0" w:firstColumn="0" w:lastColumn="0" w:oddVBand="0" w:evenVBand="0" w:oddHBand="0" w:evenHBand="0" w:firstRowFirstColumn="0" w:firstRowLastColumn="0" w:lastRowFirstColumn="0" w:lastRowLastColumn="0"/>
+            </w:pPr>
+            <w:r>
+              <w:t xml:space="preserve">IC (Dionex-ICS2500) </w:t>
+            </w:r>
+            <w:r>
+              <w:t xml:space="preserve">LOD = </w:t>
+            </w:r>
+            <w:r>
+              <w:t>﻿0.3 mg S L1</w:t>
+            </w:r>
+            <w:r>
+              <w:t xml:space="preserve"> </w:t>
+            </w:r>
+            <w:r>
+              <w:fldChar w:fldCharType="begin" w:fldLock="1"/>
+            </w:r>
+            <w:r>
+              <w:instrText>ADDIN CSL_CITATION {"citationItems":[{"id":"ITEM-1","itemData":{"DOI":"10.1007/s10533-013-9895-4","ISSN":"1573515X","abstract":"Water pathways through permeable riverbeds are multi-dimensional, including lateral hyporheic exchange flows as well as vertical (upwelling and downwelling) fluxes. The influence of different pathways of water on solute patterns and the supply of nitrate and other redox-sensitive chemical species in the riverbed is poorly understood but could be environmentally significant. For example, nitrate-rich upwelling water in the gaining reaches of groundwater-fed rivers has the potential to supply significant quantities of nitrate through the riverbed to surface waters, constraining opportunities to deliver the goals of the EU Water Framework Directive to achieve 'good ecological status'. We show that patterns in porewater chemistry in the armoured river bed of a gaining reach (River Leith, Cumbria) reflect the spatial variability in different sources of water; oxic conditions being associated with preferential discharge from groundwater and reducing conditions with longitudinal and lateral fluxes of water due to water movement from riparian zones and/or hyporheic exchange flows. Our findings demonstrate the important control of both vertical and lateral water fluxes on patterns of redox-sensitive chemical species in the river bed. Furthermore, under stable, baseflow conditions (&lt;Q90) a zone of preferential discharge, comprising 20 % of the reach by area contributes 4-9 % of the total nitrate being transported through the reach in surface water, highlighting the need to understand the spatial distribution of such preferential discharge locations at the catchment scale to establish their importance for nitrate delivery to the stream channel. © 2013 Springer Science+Business Media Dordrecht.","author":[{"dropping-particle":"","family":"Heppell","given":"Catherine","non-dropping-particle":"","parse-names":false,"suffix":""},{"dropping-particle":"","family":"Louise Heathwaite","given":"A.","non-dropping-particle":"","parse-names":false,"suffix":""},{"dropping-particle":"","family":"Binley","given":"Andrew","non-dropping-particle":"","parse-names":false,"suffix":""},{"dropping-particle":"","family":"Byrne","given":"Patrick","non-dropping-particle":"","parse-names":false,"suffix":""},{"dropping-particle":"","family":"Ullah","given":"Sami","non-dropping-particle":"","parse-names":false,"suffix":""},{"dropping-particle":"","family":"Lansdown","given":"Katrina","non-dropping-particle":"","parse-names":false,"suffix":""},{"dropping-particle":"","family":"Keenan","given":"Patrick","non-dropping-particle":"","parse-names":false,"suffix":""},{"dropping-particle":"","family":"Trimmer","given":"Mark","non-dropping-particle":"","parse-names":false,"suffix":""},{"dropping-particle":"","family":"Zhang","given":"Hao","non-dropping-particle":"","parse-names":false,"suffix":""}],"container-title":"Biogeochemistry","id":"ITEM-1","issue":"2-3","issued":{"date-parts":[["2014"]]},"page":"491-509","title":"Interpreting spatial patterns in redox and coupled water-nitrogen fluxes in the streambed of a gaining river reach","type":"article-journal","volume":"117"},"uris":["http://www.mendeley.com/documents/?uuid=4f49d7ef-7b00-43b3-99ab-c33b2ad820ee"]}],"mendeley":{"formattedCitation":"(Heppell et al., 2014)","plainTextFormattedCitation":"(Heppell et al., 2014)","previouslyFormattedCitation":"(Heppell et al., 2014)"},"properties":{"noteIndex":0},"schema":"https://github.com/citation-style-language/schema/raw/master/csl-citation.json"}</w:instrText>
+            </w:r>
+            <w:r>
+              <w:fldChar w:fldCharType="separate"/>
+            </w:r>
+            <w:r>
+              <w:rPr>
+                <w:noProof/>
+              </w:rPr>
+              <w:t>(Heppell et al., 2014)</w:t>
             </w:r>
             <w:r>
               <w:fldChar w:fldCharType="end"/>
@@ -1874,6 +2098,9 @@
         </w:tc>
       </w:tr>
       <w:tr>
+        <w:trPr>
+          <w:cnfStyle w:val="000000100000" w:firstRow="0" w:lastRow="0" w:firstColumn="0" w:lastColumn="0" w:oddVBand="0" w:evenVBand="0" w:oddHBand="1" w:evenHBand="0" w:firstRowFirstColumn="0" w:firstRowLastColumn="0" w:lastRowFirstColumn="0" w:lastRowLastColumn="0"/>
+        </w:trPr>
         <w:tc>
           <w:tcPr>
             <w:cnfStyle w:val="001000000000" w:firstRow="0" w:lastRow="0" w:firstColumn="1" w:lastColumn="0" w:oddVBand="0" w:evenVBand="0" w:oddHBand="0" w:evenHBand="0" w:firstRowFirstColumn="0" w:firstRowLastColumn="0" w:lastRowFirstColumn="0" w:lastRowLastColumn="0"/>
@@ -1891,23 +2118,20 @@
           </w:tcPr>
           <w:p>
             <w:pPr>
-              <w:cnfStyle w:val="000000000000" w:firstRow="0" w:lastRow="0" w:firstColumn="0" w:lastColumn="0" w:oddVBand="0" w:evenVBand="0" w:oddHBand="0" w:evenHBand="0" w:firstRowFirstColumn="0" w:firstRowLastColumn="0" w:lastRowFirstColumn="0" w:lastRowLastColumn="0"/>
-            </w:pPr>
-            <w:r>
-              <w:t>Calcium</w:t>
-            </w:r>
-            <w:r>
-              <w:t xml:space="preserve"> availability may impact community structure by selecting for species most capable of exploiting those conditions.</w:t>
-            </w:r>
-          </w:p>
-        </w:tc>
-        <w:tc>
-          <w:tcPr>
-            <w:tcW w:w="0" w:type="auto"/>
-          </w:tcPr>
-          <w:p>
-            <w:pPr>
-              <w:cnfStyle w:val="000000000000" w:firstRow="0" w:lastRow="0" w:firstColumn="0" w:lastColumn="0" w:oddVBand="0" w:evenVBand="0" w:oddHBand="0" w:evenHBand="0" w:firstRowFirstColumn="0" w:firstRowLastColumn="0" w:lastRowFirstColumn="0" w:lastRowLastColumn="0"/>
+              <w:cnfStyle w:val="000000100000" w:firstRow="0" w:lastRow="0" w:firstColumn="0" w:lastColumn="0" w:oddVBand="0" w:evenVBand="0" w:oddHBand="1" w:evenHBand="0" w:firstRowFirstColumn="0" w:firstRowLastColumn="0" w:lastRowFirstColumn="0" w:lastRowLastColumn="0"/>
+            </w:pPr>
+            <w:r>
+              <w:t>Calcium availability may impact community structure by selecting for species most capable of exploiting those conditions.</w:t>
+            </w:r>
+          </w:p>
+        </w:tc>
+        <w:tc>
+          <w:tcPr>
+            <w:tcW w:w="0" w:type="auto"/>
+          </w:tcPr>
+          <w:p>
+            <w:pPr>
+              <w:cnfStyle w:val="000000100000" w:firstRow="0" w:lastRow="0" w:firstColumn="0" w:lastColumn="0" w:oddVBand="0" w:evenVBand="0" w:oddHBand="1" w:evenHBand="0" w:firstRowFirstColumn="0" w:firstRowLastColumn="0" w:lastRowFirstColumn="0" w:lastRowLastColumn="0"/>
             </w:pPr>
             <w:r>
               <w:t xml:space="preserve">Snow: 381 </w:t>
@@ -1955,7 +2179,7 @@
           </w:tcPr>
           <w:p>
             <w:pPr>
-              <w:cnfStyle w:val="000000000000" w:firstRow="0" w:lastRow="0" w:firstColumn="0" w:lastColumn="0" w:oddVBand="0" w:evenVBand="0" w:oddHBand="0" w:evenHBand="0" w:firstRowFirstColumn="0" w:firstRowLastColumn="0" w:lastRowFirstColumn="0" w:lastRowLastColumn="0"/>
+              <w:cnfStyle w:val="000000100000" w:firstRow="0" w:lastRow="0" w:firstColumn="0" w:lastColumn="0" w:oddVBand="0" w:evenVBand="0" w:oddHBand="1" w:evenHBand="0" w:firstRowFirstColumn="0" w:firstRowLastColumn="0" w:lastRowFirstColumn="0" w:lastRowLastColumn="0"/>
             </w:pPr>
             <w:r>
               <w:t xml:space="preserve">ICP-MS LOD = 1 ppb </w:t>
@@ -1964,7 +2188,7 @@
               <w:fldChar w:fldCharType="begin" w:fldLock="1"/>
             </w:r>
             <w:r>
-              <w:instrText>ADDIN CSL_CITATION {"citationItems":[{"id":"ITEM-1","itemData":{"DOI":"10.1038/ncomms11968","ISSN":"20411723","PMID":"27329445","abstract":"The Arctic is melting at an unprecedented rate and key drivers are changes in snow and ice albedo. Here we show that red snow, a common algal habitat blooming after the onset of melting, plays a crucial role in decreasing albedo. Our data reveal that red pigmented snow algae are cosmopolitan as well as independent of location-specific geochemical and mineralogical factors. The patterns for snow algal diversity, pigmentation and, consequently albedo, are ubiquitous across the Arctic and the reduction in albedo accelerates snow melt and increases the time and area of exposed bare ice. We estimated that the overall decrease in snow albedo by red pigmented snow algal blooms over the course of one melt season can be 13%. This will invariably result in higher melt rates. We argue that such a 'bio-albedo' effect has to be considered in climate models.","author":[{"dropping-particle":"","family":"Lutz","given":"Stefanie","non-dropping-particle":"","parse-names":false,"suffix":""},{"dropping-particle":"","family":"Anesio","given":"Alexandre M.","non-dropping-particle":"","parse-names":false,"suffix":""},{"dropping-particle":"","family":"Raiswell","given":"Rob","non-dropping-particle":"","parse-names":false,"suffix":""},{"dropping-particle":"","family":"Edwards","given":"Arwyn","non-dropping-particle":"","parse-names":false,"suffix":""},{"dropping-particle":"","family":"Newton","given":"Rob J.","non-dropping-particle":"","parse-names":false,"suffix":""},{"dropping-particle":"","family":"Gill","given":"Fiona","non-dropping-particle":"","parse-names":false,"suffix":""},{"dropping-particle":"","family":"Benning","given":"Liane G.","non-dropping-particle":"","parse-names":false,"suffix":""}],"container-title":"Nature Communications","id":"ITEM-1","issue":"May","issued":{"date-parts":[["2016"]]},"page":"1-9","publisher":"Nature Publishing Group","title":"The biogeography of red snow microbiomes and their role in melting arctic glaciers","type":"article-journal","volume":"7"},"uris":["http://www.mendeley.com/documents/?uuid=9020975f-8089-46fa-98be-ed55a0e364fb"]}],"mendeley":{"formattedCitation":"(Lutz et al., 2016)","plainTextFormattedCitation":"(Lutz et al., 2016)"},"properties":{"noteIndex":0},"schema":"https://github.com/citation-style-language/schema/raw/master/csl-citation.json"}</w:instrText>
+              <w:instrText>ADDIN CSL_CITATION {"citationItems":[{"id":"ITEM-1","itemData":{"DOI":"10.1038/ncomms11968","ISSN":"20411723","PMID":"27329445","abstract":"The Arctic is melting at an unprecedented rate and key drivers are changes in snow and ice albedo. Here we show that red snow, a common algal habitat blooming after the onset of melting, plays a crucial role in decreasing albedo. Our data reveal that red pigmented snow algae are cosmopolitan as well as independent of location-specific geochemical and mineralogical factors. The patterns for snow algal diversity, pigmentation and, consequently albedo, are ubiquitous across the Arctic and the reduction in albedo accelerates snow melt and increases the time and area of exposed bare ice. We estimated that the overall decrease in snow albedo by red pigmented snow algal blooms over the course of one melt season can be 13%. This will invariably result in higher melt rates. We argue that such a 'bio-albedo' effect has to be considered in climate models.","author":[{"dropping-particle":"","family":"Lutz","given":"Stefanie","non-dropping-particle":"","parse-names":false,"suffix":""},{"dropping-particle":"","family":"Anesio","given":"Alexandre M.","non-dropping-particle":"","parse-names":false,"suffix":""},{"dropping-particle":"","family":"Raiswell","given":"Rob","non-dropping-particle":"","parse-names":false,"suffix":""},{"dropping-particle":"","family":"Edwards","given":"Arwyn","non-dropping-particle":"","parse-names":false,"suffix":""},{"dropping-particle":"","family":"Newton","given":"Rob J.","non-dropping-particle":"","parse-names":false,"suffix":""},{"dropping-particle":"","family":"Gill","given":"Fiona","non-dropping-particle":"","parse-names":false,"suffix":""},{"dropping-particle":"","family":"Benning","given":"Liane G.","non-dropping-particle":"","parse-names":false,"suffix":""}],"container-title":"Nature Communications","id":"ITEM-1","issue":"May","issued":{"date-parts":[["2016"]]},"page":"1-9","publisher":"Nature Publishing Group","title":"The biogeography of red snow microbiomes and their role in melting arctic glaciers","type":"article-journal","volume":"7"},"uris":["http://www.mendeley.com/documents/?uuid=9020975f-8089-46fa-98be-ed55a0e364fb"]}],"mendeley":{"formattedCitation":"(Lutz et al., 2016)","plainTextFormattedCitation":"(Lutz et al., 2016)","previouslyFormattedCitation":"(Lutz et al., 2016)"},"properties":{"noteIndex":0},"schema":"https://github.com/citation-style-language/schema/raw/master/csl-citation.json"}</w:instrText>
             </w:r>
             <w:r>
               <w:fldChar w:fldCharType="separate"/>
@@ -1974,6 +2198,137 @@
                 <w:noProof/>
               </w:rPr>
               <w:t>(Lutz et al., 2016)</w:t>
+            </w:r>
+            <w:r>
+              <w:fldChar w:fldCharType="end"/>
+            </w:r>
+          </w:p>
+        </w:tc>
+      </w:tr>
+      <w:tr>
+        <w:tc>
+          <w:tcPr>
+            <w:cnfStyle w:val="001000000000" w:firstRow="0" w:lastRow="0" w:firstColumn="1" w:lastColumn="0" w:oddVBand="0" w:evenVBand="0" w:oddHBand="0" w:evenHBand="0" w:firstRowFirstColumn="0" w:firstRowLastColumn="0" w:lastRowFirstColumn="0" w:lastRowLastColumn="0"/>
+            <w:tcW w:w="0" w:type="auto"/>
+          </w:tcPr>
+          <w:p>
+            <w:r>
+              <w:t>Chloride (</w:t>
+            </w:r>
+            <w:proofErr w:type="gramStart"/>
+            <w:r>
+              <w:t>Cl  -</w:t>
+            </w:r>
+            <w:proofErr w:type="gramEnd"/>
+            <w:r>
+              <w:t xml:space="preserve"> anion)</w:t>
+            </w:r>
+          </w:p>
+        </w:tc>
+        <w:tc>
+          <w:tcPr>
+            <w:tcW w:w="0" w:type="auto"/>
+          </w:tcPr>
+          <w:p>
+            <w:pPr>
+              <w:cnfStyle w:val="000000000000" w:firstRow="0" w:lastRow="0" w:firstColumn="0" w:lastColumn="0" w:oddVBand="0" w:evenVBand="0" w:oddHBand="0" w:evenHBand="0" w:firstRowFirstColumn="0" w:firstRowLastColumn="0" w:lastRowFirstColumn="0" w:lastRowLastColumn="0"/>
+            </w:pPr>
+            <w:r>
+              <w:t>Chloride availability may impact community structure by selecting for species most capable of exploiting those conditions.</w:t>
+            </w:r>
+          </w:p>
+        </w:tc>
+        <w:tc>
+          <w:tcPr>
+            <w:tcW w:w="0" w:type="auto"/>
+          </w:tcPr>
+          <w:p>
+            <w:pPr>
+              <w:cnfStyle w:val="000000000000" w:firstRow="0" w:lastRow="0" w:firstColumn="0" w:lastColumn="0" w:oddVBand="0" w:evenVBand="0" w:oddHBand="0" w:evenHBand="0" w:firstRowFirstColumn="0" w:firstRowLastColumn="0" w:lastRowFirstColumn="0" w:lastRowLastColumn="0"/>
+            </w:pPr>
+            <w:r>
+              <w:t xml:space="preserve">Snow: </w:t>
+            </w:r>
+            <w:r>
+              <w:t xml:space="preserve"> 136-381 ppb </w:t>
+            </w:r>
+            <w:r>
+              <w:fldChar w:fldCharType="begin" w:fldLock="1"/>
+            </w:r>
+            <w:r>
+              <w:instrText>ADDIN CSL_CITATION {"citationItems":[{"id":"ITEM-1","itemData":{"DOI":"10.1038/ncomms11968","ISSN":"20411723","PMID":"27329445","abstract":"The Arctic is melting at an unprecedented rate and key drivers are changes in snow and ice albedo. Here we show that red snow, a common algal habitat blooming after the onset of melting, plays a crucial role in decreasing albedo. Our data reveal that red pigmented snow algae are cosmopolitan as well as independent of location-specific geochemical and mineralogical factors. The patterns for snow algal diversity, pigmentation and, consequently albedo, are ubiquitous across the Arctic and the reduction in albedo accelerates snow melt and increases the time and area of exposed bare ice. We estimated that the overall decrease in snow albedo by red pigmented snow algal blooms over the course of one melt season can be 13%. This will invariably result in higher melt rates. We argue that such a 'bio-albedo' effect has to be considered in climate models.","author":[{"dropping-particle":"","family":"Lutz","given":"Stefanie","non-dropping-particle":"","parse-names":false,"suffix":""},{"dropping-particle":"","family":"Anesio","given":"Alexandre M.","non-dropping-particle":"","parse-names":false,"suffix":""},{"dropping-particle":"","family":"Raiswell","given":"Rob","non-dropping-particle":"","parse-names":false,"suffix":""},{"dropping-particle":"","family":"Edwards","given":"Arwyn","non-dropping-particle":"","parse-names":false,"suffix":""},{"dropping-particle":"","family":"Newton","given":"Rob J.","non-dropping-particle":"","parse-names":false,"suffix":""},{"dropping-particle":"","family":"Gill","given":"Fiona","non-dropping-particle":"","parse-names":false,"suffix":""},{"dropping-particle":"","family":"Benning","given":"Liane G.","non-dropping-particle":"","parse-names":false,"suffix":""}],"container-title":"Nature Communications","id":"ITEM-1","issue":"May","issued":{"date-parts":[["2016"]]},"page":"1-9","publisher":"Nature Publishing Group","title":"The biogeography of red snow microbiomes and their role in melting arctic glaciers","type":"article-journal","volume":"7"},"uris":["http://www.mendeley.com/documents/?uuid=9020975f-8089-46fa-98be-ed55a0e364fb"]}],"mendeley":{"formattedCitation":"(Lutz et al., 2016)","plainTextFormattedCitation":"(Lutz et al., 2016)","previouslyFormattedCitation":"(Lutz et al., 2016)"},"properties":{"noteIndex":0},"schema":"https://github.com/citation-style-language/schema/raw/master/csl-citation.json"}</w:instrText>
+            </w:r>
+            <w:r>
+              <w:fldChar w:fldCharType="separate"/>
+            </w:r>
+            <w:r>
+              <w:rPr>
+                <w:noProof/>
+              </w:rPr>
+              <w:t>(Lutz et al., 2016)</w:t>
+            </w:r>
+            <w:r>
+              <w:fldChar w:fldCharType="end"/>
+            </w:r>
+          </w:p>
+        </w:tc>
+        <w:tc>
+          <w:tcPr>
+            <w:tcW w:w="0" w:type="auto"/>
+          </w:tcPr>
+          <w:p>
+            <w:pPr>
+              <w:cnfStyle w:val="000000000000" w:firstRow="0" w:lastRow="0" w:firstColumn="0" w:lastColumn="0" w:oddVBand="0" w:evenVBand="0" w:oddHBand="0" w:evenHBand="0" w:firstRowFirstColumn="0" w:firstRowLastColumn="0" w:lastRowFirstColumn="0" w:lastRowLastColumn="0"/>
+            </w:pPr>
+            <w:r>
+              <w:t xml:space="preserve">IC LOC = 72 ppb </w:t>
+            </w:r>
+            <w:r>
+              <w:fldChar w:fldCharType="begin" w:fldLock="1"/>
+            </w:r>
+            <w:r>
+              <w:instrText>ADDIN CSL_CITATION {"citationItems":[{"id":"ITEM-1","itemData":{"DOI":"10.1038/ncomms11968","ISSN":"20411723","PMID":"27329445","abstract":"The Arctic is melting at an unprecedented rate and key drivers are changes in snow and ice albedo. Here we show that red snow, a common algal habitat blooming after the onset of melting, plays a crucial role in decreasing albedo. Our data reveal that red pigmented snow algae are cosmopolitan as well as independent of location-specific geochemical and mineralogical factors. The patterns for snow algal diversity, pigmentation and, consequently albedo, are ubiquitous across the Arctic and the reduction in albedo accelerates snow melt and increases the time and area of exposed bare ice. We estimated that the overall decrease in snow albedo by red pigmented snow algal blooms over the course of one melt season can be 13%. This will invariably result in higher melt rates. We argue that such a 'bio-albedo' effect has to be considered in climate models.","author":[{"dropping-particle":"","family":"Lutz","given":"Stefanie","non-dropping-particle":"","parse-names":false,"suffix":""},{"dropping-particle":"","family":"Anesio","given":"Alexandre M.","non-dropping-particle":"","parse-names":false,"suffix":""},{"dropping-particle":"","family":"Raiswell","given":"Rob","non-dropping-particle":"","parse-names":false,"suffix":""},{"dropping-particle":"","family":"Edwards","given":"Arwyn","non-dropping-particle":"","parse-names":false,"suffix":""},{"dropping-particle":"","family":"Newton","given":"Rob J.","non-dropping-particle":"","parse-names":false,"suffix":""},{"dropping-particle":"","family":"Gill","given":"Fiona","non-dropping-particle":"","parse-names":false,"suffix":""},{"dropping-particle":"","family":"Benning","given":"Liane G.","non-dropping-particle":"","parse-names":false,"suffix":""}],"container-title":"Nature Communications","id":"ITEM-1","issue":"May","issued":{"date-parts":[["2016"]]},"page":"1-9","publisher":"Nature Publishing Group","title":"The biogeography of red snow microbiomes and their role in melting arctic glaciers","type":"article-journal","volume":"7"},"uris":["http://www.mendeley.com/documents/?uuid=9020975f-8089-46fa-98be-ed55a0e364fb"]}],"mendeley":{"formattedCitation":"(Lutz et al., 2016)","plainTextFormattedCitation":"(Lutz et al., 2016)","previouslyFormattedCitation":"(Lutz et al., 2016)"},"properties":{"noteIndex":0},"schema":"https://github.com/citation-style-language/schema/raw/master/csl-citation.json"}</w:instrText>
+            </w:r>
+            <w:r>
+              <w:fldChar w:fldCharType="separate"/>
+            </w:r>
+            <w:r>
+              <w:rPr>
+                <w:noProof/>
+              </w:rPr>
+              <w:t>(Lutz et al., 2016)</w:t>
+            </w:r>
+            <w:r>
+              <w:fldChar w:fldCharType="end"/>
+            </w:r>
+          </w:p>
+          <w:p>
+            <w:pPr>
+              <w:cnfStyle w:val="000000000000" w:firstRow="0" w:lastRow="0" w:firstColumn="0" w:lastColumn="0" w:oddVBand="0" w:evenVBand="0" w:oddHBand="0" w:evenHBand="0" w:firstRowFirstColumn="0" w:firstRowLastColumn="0" w:lastRowFirstColumn="0" w:lastRowLastColumn="0"/>
+            </w:pPr>
+            <w:r>
+              <w:t xml:space="preserve">IC (Dionex-ICS2500) LOD = </w:t>
+            </w:r>
+            <w:r>
+              <w:t xml:space="preserve">﻿0.7 mg L-1 </w:t>
+            </w:r>
+            <w:r>
+              <w:t xml:space="preserve"> </w:t>
+            </w:r>
+            <w:r>
+              <w:fldChar w:fldCharType="begin" w:fldLock="1"/>
+            </w:r>
+            <w:r>
+              <w:instrText>ADDIN CSL_CITATION {"citationItems":[{"id":"ITEM-1","itemData":{"DOI":"10.1007/s10533-013-9895-4","ISSN":"1573515X","abstract":"Water pathways through permeable riverbeds are multi-dimensional, including lateral hyporheic exchange flows as well as vertical (upwelling and downwelling) fluxes. The influence of different pathways of water on solute patterns and the supply of nitrate and other redox-sensitive chemical species in the riverbed is poorly understood but could be environmentally significant. For example, nitrate-rich upwelling water in the gaining reaches of groundwater-fed rivers has the potential to supply significant quantities of nitrate through the riverbed to surface waters, constraining opportunities to deliver the goals of the EU Water Framework Directive to achieve 'good ecological status'. We show that patterns in porewater chemistry in the armoured river bed of a gaining reach (River Leith, Cumbria) reflect the spatial variability in different sources of water; oxic conditions being associated with preferential discharge from groundwater and reducing conditions with longitudinal and lateral fluxes of water due to water movement from riparian zones and/or hyporheic exchange flows. Our findings demonstrate the important control of both vertical and lateral water fluxes on patterns of redox-sensitive chemical species in the river bed. Furthermore, under stable, baseflow conditions (&lt;Q90) a zone of preferential discharge, comprising 20 % of the reach by area contributes 4-9 % of the total nitrate being transported through the reach in surface water, highlighting the need to understand the spatial distribution of such preferential discharge locations at the catchment scale to establish their importance for nitrate delivery to the stream channel. © 2013 Springer Science+Business Media Dordrecht.","author":[{"dropping-particle":"","family":"Heppell","given":"Catherine","non-dropping-particle":"","parse-names":false,"suffix":""},{"dropping-particle":"","family":"Louise Heathwaite","given":"A.","non-dropping-particle":"","parse-names":false,"suffix":""},{"dropping-particle":"","family":"Binley","given":"Andrew","non-dropping-particle":"","parse-names":false,"suffix":""},{"dropping-particle":"","family":"Byrne","given":"Patrick","non-dropping-particle":"","parse-names":false,"suffix":""},{"dropping-particle":"","family":"Ullah","given":"Sami","non-dropping-particle":"","parse-names":false,"suffix":""},{"dropping-particle":"","family":"Lansdown","given":"Katrina","non-dropping-particle":"","parse-names":false,"suffix":""},{"dropping-particle":"","family":"Keenan","given":"Patrick","non-dropping-particle":"","parse-names":false,"suffix":""},{"dropping-particle":"","family":"Trimmer","given":"Mark","non-dropping-particle":"","parse-names":false,"suffix":""},{"dropping-particle":"","family":"Zhang","given":"Hao","non-dropping-particle":"","parse-names":false,"suffix":""}],"container-title":"Biogeochemistry","id":"ITEM-1","issue":"2-3","issued":{"date-parts":[["2014"]]},"page":"491-509","title":"Interpreting spatial patterns in redox and coupled water-nitrogen fluxes in the streambed of a gaining river reach","type":"article-journal","volume":"117"},"uris":["http://www.mendeley.com/documents/?uuid=4f49d7ef-7b00-43b3-99ab-c33b2ad820ee"]}],"mendeley":{"formattedCitation":"(Heppell et al., 2014)","plainTextFormattedCitation":"(Heppell et al., 2014)","previouslyFormattedCitation":"(Heppell et al., 2014)"},"properties":{"noteIndex":0},"schema":"https://github.com/citation-style-language/schema/raw/master/csl-citation.json"}</w:instrText>
+            </w:r>
+            <w:r>
+              <w:fldChar w:fldCharType="separate"/>
+            </w:r>
+            <w:r>
+              <w:rPr>
+                <w:noProof/>
+              </w:rPr>
+              <w:t>(Heppell et al., 2014)</w:t>
             </w:r>
             <w:r>
               <w:fldChar w:fldCharType="end"/>
@@ -1992,108 +2347,6 @@
           </w:tcPr>
           <w:p>
             <w:r>
-              <w:t>Chloride (</w:t>
-            </w:r>
-            <w:proofErr w:type="gramStart"/>
-            <w:r>
-              <w:t>Cl  -</w:t>
-            </w:r>
-            <w:proofErr w:type="gramEnd"/>
-            <w:r>
-              <w:t xml:space="preserve"> anion)</w:t>
-            </w:r>
-          </w:p>
-        </w:tc>
-        <w:tc>
-          <w:tcPr>
-            <w:tcW w:w="0" w:type="auto"/>
-          </w:tcPr>
-          <w:p>
-            <w:pPr>
-              <w:cnfStyle w:val="000000100000" w:firstRow="0" w:lastRow="0" w:firstColumn="0" w:lastColumn="0" w:oddVBand="0" w:evenVBand="0" w:oddHBand="1" w:evenHBand="0" w:firstRowFirstColumn="0" w:firstRowLastColumn="0" w:lastRowFirstColumn="0" w:lastRowLastColumn="0"/>
-            </w:pPr>
-            <w:r>
-              <w:t>Chlorid</w:t>
-            </w:r>
-            <w:r>
-              <w:t>e availability may impact community structure by selecting for species most capable of exploiting those conditions.</w:t>
-            </w:r>
-          </w:p>
-        </w:tc>
-        <w:tc>
-          <w:tcPr>
-            <w:tcW w:w="0" w:type="auto"/>
-          </w:tcPr>
-          <w:p>
-            <w:pPr>
-              <w:cnfStyle w:val="000000100000" w:firstRow="0" w:lastRow="0" w:firstColumn="0" w:lastColumn="0" w:oddVBand="0" w:evenVBand="0" w:oddHBand="1" w:evenHBand="0" w:firstRowFirstColumn="0" w:firstRowLastColumn="0" w:lastRowFirstColumn="0" w:lastRowLastColumn="0"/>
-            </w:pPr>
-            <w:r>
-              <w:t xml:space="preserve">Snow: </w:t>
-            </w:r>
-            <w:r>
-              <w:t xml:space="preserve"> 136-381 ppb </w:t>
-            </w:r>
-            <w:r>
-              <w:fldChar w:fldCharType="begin" w:fldLock="1"/>
-            </w:r>
-            <w:r>
-              <w:instrText>ADDIN CSL_CITATION {"citationItems":[{"id":"ITEM-1","itemData":{"DOI":"10.1038/ncomms11968","ISSN":"20411723","PMID":"27329445","abstract":"The Arctic is melting at an unprecedented rate and key drivers are changes in snow and ice albedo. Here we show that red snow, a common algal habitat blooming after the onset of melting, plays a crucial role in decreasing albedo. Our data reveal that red pigmented snow algae are cosmopolitan as well as independent of location-specific geochemical and mineralogical factors. The patterns for snow algal diversity, pigmentation and, consequently albedo, are ubiquitous across the Arctic and the reduction in albedo accelerates snow melt and increases the time and area of exposed bare ice. We estimated that the overall decrease in snow albedo by red pigmented snow algal blooms over the course of one melt season can be 13%. This will invariably result in higher melt rates. We argue that such a 'bio-albedo' effect has to be considered in climate models.","author":[{"dropping-particle":"","family":"Lutz","given":"Stefanie","non-dropping-particle":"","parse-names":false,"suffix":""},{"dropping-particle":"","family":"Anesio","given":"Alexandre M.","non-dropping-particle":"","parse-names":false,"suffix":""},{"dropping-particle":"","family":"Raiswell","given":"Rob","non-dropping-particle":"","parse-names":false,"suffix":""},{"dropping-particle":"","family":"Edwards","given":"Arwyn","non-dropping-particle":"","parse-names":false,"suffix":""},{"dropping-particle":"","family":"Newton","given":"Rob J.","non-dropping-particle":"","parse-names":false,"suffix":""},{"dropping-particle":"","family":"Gill","given":"Fiona","non-dropping-particle":"","parse-names":false,"suffix":""},{"dropping-particle":"","family":"Benning","given":"Liane G.","non-dropping-particle":"","parse-names":false,"suffix":""}],"container-title":"Nature Communications","id":"ITEM-1","issue":"May","issued":{"date-parts":[["2016"]]},"page":"1-9","publisher":"Nature Publishing Group","title":"The biogeography of red snow microbiomes and their role in melting arctic glaciers","type":"article-journal","volume":"7"},"uris":["http://www.mendeley.com/documents/?uuid=9020975f-8089-46fa-98be-ed55a0e364fb"]}],"mendeley":{"formattedCitation":"(Lutz et al., 2016)","plainTextFormattedCitation":"(Lutz et al., 2016)","previouslyFormattedCitation":"(Lutz et al., 2016)"},"properties":{"noteIndex":0},"schema":"https://github.com/citation-style-language/schema/raw/master/csl-citation.json"}</w:instrText>
-            </w:r>
-            <w:r>
-              <w:fldChar w:fldCharType="separate"/>
-            </w:r>
-            <w:r>
-              <w:rPr>
-                <w:noProof/>
-              </w:rPr>
-              <w:t>(Lutz et al., 2016)</w:t>
-            </w:r>
-            <w:r>
-              <w:fldChar w:fldCharType="end"/>
-            </w:r>
-          </w:p>
-        </w:tc>
-        <w:tc>
-          <w:tcPr>
-            <w:tcW w:w="0" w:type="auto"/>
-          </w:tcPr>
-          <w:p>
-            <w:pPr>
-              <w:cnfStyle w:val="000000100000" w:firstRow="0" w:lastRow="0" w:firstColumn="0" w:lastColumn="0" w:oddVBand="0" w:evenVBand="0" w:oddHBand="1" w:evenHBand="0" w:firstRowFirstColumn="0" w:firstRowLastColumn="0" w:lastRowFirstColumn="0" w:lastRowLastColumn="0"/>
-            </w:pPr>
-            <w:r>
-              <w:t xml:space="preserve">IC LOC = 72 ppb </w:t>
-            </w:r>
-            <w:r>
-              <w:fldChar w:fldCharType="begin" w:fldLock="1"/>
-            </w:r>
-            <w:r>
-              <w:instrText>ADDIN CSL_CITATION {"citationItems":[{"id":"ITEM-1","itemData":{"DOI":"10.1038/ncomms11968","ISSN":"20411723","PMID":"27329445","abstract":"The Arctic is melting at an unprecedented rate and key drivers are changes in snow and ice albedo. Here we show that red snow, a common algal habitat blooming after the onset of melting, plays a crucial role in decreasing albedo. Our data reveal that red pigmented snow algae are cosmopolitan as well as independent of location-specific geochemical and mineralogical factors. The patterns for snow algal diversity, pigmentation and, consequently albedo, are ubiquitous across the Arctic and the reduction in albedo accelerates snow melt and increases the time and area of exposed bare ice. We estimated that the overall decrease in snow albedo by red pigmented snow algal blooms over the course of one melt season can be 13%. This will invariably result in higher melt rates. We argue that such a 'bio-albedo' effect has to be considered in climate models.","author":[{"dropping-particle":"","family":"Lutz","given":"Stefanie","non-dropping-particle":"","parse-names":false,"suffix":""},{"dropping-particle":"","family":"Anesio","given":"Alexandre M.","non-dropping-particle":"","parse-names":false,"suffix":""},{"dropping-particle":"","family":"Raiswell","given":"Rob","non-dropping-particle":"","parse-names":false,"suffix":""},{"dropping-particle":"","family":"Edwards","given":"Arwyn","non-dropping-particle":"","parse-names":false,"suffix":""},{"dropping-particle":"","family":"Newton","given":"Rob J.","non-dropping-particle":"","parse-names":false,"suffix":""},{"dropping-particle":"","family":"Gill","given":"Fiona","non-dropping-particle":"","parse-names":false,"suffix":""},{"dropping-particle":"","family":"Benning","given":"Liane G.","non-dropping-particle":"","parse-names":false,"suffix":""}],"container-title":"Nature Communications","id":"ITEM-1","issue":"May","issued":{"date-parts":[["2016"]]},"page":"1-9","publisher":"Nature Publishing Group","title":"The biogeography of red snow microbiomes and their role in melting arctic glaciers","type":"article-journal","volume":"7"},"uris":["http://www.mendeley.com/documents/?uuid=9020975f-8089-46fa-98be-ed55a0e364fb"]}],"mendeley":{"formattedCitation":"(Lutz et al., 2016)","plainTextFormattedCitation":"(Lutz et al., 2016)","previouslyFormattedCitation":"(Lutz et al., 2016)"},"properties":{"noteIndex":0},"schema":"https://github.com/citation-style-language/schema/raw/master/csl-citation.json"}</w:instrText>
-            </w:r>
-            <w:r>
-              <w:fldChar w:fldCharType="separate"/>
-            </w:r>
-            <w:r>
-              <w:rPr>
-                <w:noProof/>
-              </w:rPr>
-              <w:t>(Lutz et al., 2016)</w:t>
-            </w:r>
-            <w:r>
-              <w:fldChar w:fldCharType="end"/>
-            </w:r>
-          </w:p>
-        </w:tc>
-      </w:tr>
-      <w:tr>
-        <w:tc>
-          <w:tcPr>
-            <w:cnfStyle w:val="001000000000" w:firstRow="0" w:lastRow="0" w:firstColumn="1" w:lastColumn="0" w:oddVBand="0" w:evenVBand="0" w:oddHBand="0" w:evenHBand="0" w:firstRowFirstColumn="0" w:firstRowLastColumn="0" w:lastRowFirstColumn="0" w:lastRowLastColumn="0"/>
-            <w:tcW w:w="0" w:type="auto"/>
-          </w:tcPr>
-          <w:p>
-            <w:r>
               <w:t>Iron (Fe - cation)</w:t>
             </w:r>
           </w:p>
@@ -2104,23 +2357,20 @@
           </w:tcPr>
           <w:p>
             <w:pPr>
-              <w:cnfStyle w:val="000000000000" w:firstRow="0" w:lastRow="0" w:firstColumn="0" w:lastColumn="0" w:oddVBand="0" w:evenVBand="0" w:oddHBand="0" w:evenHBand="0" w:firstRowFirstColumn="0" w:firstRowLastColumn="0" w:lastRowFirstColumn="0" w:lastRowLastColumn="0"/>
-            </w:pPr>
-            <w:r>
-              <w:t>Iron</w:t>
-            </w:r>
-            <w:r>
-              <w:t xml:space="preserve"> availability may impact community structure by selecting for species most capable of exploiting those conditions.</w:t>
-            </w:r>
-          </w:p>
-        </w:tc>
-        <w:tc>
-          <w:tcPr>
-            <w:tcW w:w="0" w:type="auto"/>
-          </w:tcPr>
-          <w:p>
-            <w:pPr>
-              <w:cnfStyle w:val="000000000000" w:firstRow="0" w:lastRow="0" w:firstColumn="0" w:lastColumn="0" w:oddVBand="0" w:evenVBand="0" w:oddHBand="0" w:evenHBand="0" w:firstRowFirstColumn="0" w:firstRowLastColumn="0" w:lastRowFirstColumn="0" w:lastRowLastColumn="0"/>
+              <w:cnfStyle w:val="000000100000" w:firstRow="0" w:lastRow="0" w:firstColumn="0" w:lastColumn="0" w:oddVBand="0" w:evenVBand="0" w:oddHBand="1" w:evenHBand="0" w:firstRowFirstColumn="0" w:firstRowLastColumn="0" w:lastRowFirstColumn="0" w:lastRowLastColumn="0"/>
+            </w:pPr>
+            <w:r>
+              <w:t>Iron availability may impact community structure by selecting for species most capable of exploiting those conditions.</w:t>
+            </w:r>
+          </w:p>
+        </w:tc>
+        <w:tc>
+          <w:tcPr>
+            <w:tcW w:w="0" w:type="auto"/>
+          </w:tcPr>
+          <w:p>
+            <w:pPr>
+              <w:cnfStyle w:val="000000100000" w:firstRow="0" w:lastRow="0" w:firstColumn="0" w:lastColumn="0" w:oddVBand="0" w:evenVBand="0" w:oddHBand="1" w:evenHBand="0" w:firstRowFirstColumn="0" w:firstRowLastColumn="0" w:lastRowFirstColumn="0" w:lastRowLastColumn="0"/>
             </w:pPr>
             <w:r>
               <w:t xml:space="preserve">Snow: 1.9 </w:t>
@@ -2168,7 +2418,7 @@
           </w:tcPr>
           <w:p>
             <w:pPr>
-              <w:cnfStyle w:val="000000000000" w:firstRow="0" w:lastRow="0" w:firstColumn="0" w:lastColumn="0" w:oddVBand="0" w:evenVBand="0" w:oddHBand="0" w:evenHBand="0" w:firstRowFirstColumn="0" w:firstRowLastColumn="0" w:lastRowFirstColumn="0" w:lastRowLastColumn="0"/>
+              <w:cnfStyle w:val="000000100000" w:firstRow="0" w:lastRow="0" w:firstColumn="0" w:lastColumn="0" w:oddVBand="0" w:evenVBand="0" w:oddHBand="1" w:evenHBand="0" w:firstRowFirstColumn="0" w:firstRowLastColumn="0" w:lastRowFirstColumn="0" w:lastRowLastColumn="0"/>
             </w:pPr>
             <w:r>
               <w:t xml:space="preserve">ICP-MS LOD = 0.1 ppb </w:t>
@@ -2177,7 +2427,7 @@
               <w:fldChar w:fldCharType="begin" w:fldLock="1"/>
             </w:r>
             <w:r>
-              <w:instrText>ADDIN CSL_CITATION {"citationItems":[{"id":"ITEM-1","itemData":{"DOI":"10.1038/ncomms11968","ISSN":"20411723","PMID":"27329445","abstract":"The Arctic is melting at an unprecedented rate and key drivers are changes in snow and ice albedo. Here we show that red snow, a common algal habitat blooming after the onset of melting, plays a crucial role in decreasing albedo. Our data reveal that red pigmented snow algae are cosmopolitan as well as independent of location-specific geochemical and mineralogical factors. The patterns for snow algal diversity, pigmentation and, consequently albedo, are ubiquitous across the Arctic and the reduction in albedo accelerates snow melt and increases the time and area of exposed bare ice. We estimated that the overall decrease in snow albedo by red pigmented snow algal blooms over the course of one melt season can be 13%. This will invariably result in higher melt rates. We argue that such a 'bio-albedo' effect has to be considered in climate models.","author":[{"dropping-particle":"","family":"Lutz","given":"Stefanie","non-dropping-particle":"","parse-names":false,"suffix":""},{"dropping-particle":"","family":"Anesio","given":"Alexandre M.","non-dropping-particle":"","parse-names":false,"suffix":""},{"dropping-particle":"","family":"Raiswell","given":"Rob","non-dropping-particle":"","parse-names":false,"suffix":""},{"dropping-particle":"","family":"Edwards","given":"Arwyn","non-dropping-particle":"","parse-names":false,"suffix":""},{"dropping-particle":"","family":"Newton","given":"Rob J.","non-dropping-particle":"","parse-names":false,"suffix":""},{"dropping-particle":"","family":"Gill","given":"Fiona","non-dropping-particle":"","parse-names":false,"suffix":""},{"dropping-particle":"","family":"Benning","given":"Liane G.","non-dropping-particle":"","parse-names":false,"suffix":""}],"container-title":"Nature Communications","id":"ITEM-1","issue":"May","issued":{"date-parts":[["2016"]]},"page":"1-9","publisher":"Nature Publishing Group","title":"The biogeography of red snow microbiomes and their role in melting arctic glaciers","type":"article-journal","volume":"7"},"uris":["http://www.mendeley.com/documents/?uuid=9020975f-8089-46fa-98be-ed55a0e364fb"]}],"mendeley":{"formattedCitation":"(Lutz et al., 2016)","plainTextFormattedCitation":"(Lutz et al., 2016)"},"properties":{"noteIndex":0},"schema":"https://github.com/citation-style-language/schema/raw/master/csl-citation.json"}</w:instrText>
+              <w:instrText>ADDIN CSL_CITATION {"citationItems":[{"id":"ITEM-1","itemData":{"DOI":"10.1038/ncomms11968","ISSN":"20411723","PMID":"27329445","abstract":"The Arctic is melting at an unprecedented rate and key drivers are changes in snow and ice albedo. Here we show that red snow, a common algal habitat blooming after the onset of melting, plays a crucial role in decreasing albedo. Our data reveal that red pigmented snow algae are cosmopolitan as well as independent of location-specific geochemical and mineralogical factors. The patterns for snow algal diversity, pigmentation and, consequently albedo, are ubiquitous across the Arctic and the reduction in albedo accelerates snow melt and increases the time and area of exposed bare ice. We estimated that the overall decrease in snow albedo by red pigmented snow algal blooms over the course of one melt season can be 13%. This will invariably result in higher melt rates. We argue that such a 'bio-albedo' effect has to be considered in climate models.","author":[{"dropping-particle":"","family":"Lutz","given":"Stefanie","non-dropping-particle":"","parse-names":false,"suffix":""},{"dropping-particle":"","family":"Anesio","given":"Alexandre M.","non-dropping-particle":"","parse-names":false,"suffix":""},{"dropping-particle":"","family":"Raiswell","given":"Rob","non-dropping-particle":"","parse-names":false,"suffix":""},{"dropping-particle":"","family":"Edwards","given":"Arwyn","non-dropping-particle":"","parse-names":false,"suffix":""},{"dropping-particle":"","family":"Newton","given":"Rob J.","non-dropping-particle":"","parse-names":false,"suffix":""},{"dropping-particle":"","family":"Gill","given":"Fiona","non-dropping-particle":"","parse-names":false,"suffix":""},{"dropping-particle":"","family":"Benning","given":"Liane G.","non-dropping-particle":"","parse-names":false,"suffix":""}],"container-title":"Nature Communications","id":"ITEM-1","issue":"May","issued":{"date-parts":[["2016"]]},"page":"1-9","publisher":"Nature Publishing Group","title":"The biogeography of red snow microbiomes and their role in melting arctic glaciers","type":"article-journal","volume":"7"},"uris":["http://www.mendeley.com/documents/?uuid=9020975f-8089-46fa-98be-ed55a0e364fb"]}],"mendeley":{"formattedCitation":"(Lutz et al., 2016)","plainTextFormattedCitation":"(Lutz et al., 2016)","previouslyFormattedCitation":"(Lutz et al., 2016)"},"properties":{"noteIndex":0},"schema":"https://github.com/citation-style-language/schema/raw/master/csl-citation.json"}</w:instrText>
             </w:r>
             <w:r>
               <w:fldChar w:fldCharType="separate"/>
@@ -2187,6 +2437,43 @@
                 <w:noProof/>
               </w:rPr>
               <w:t>(Lutz et al., 2016)</w:t>
+            </w:r>
+            <w:r>
+              <w:fldChar w:fldCharType="end"/>
+            </w:r>
+          </w:p>
+          <w:p>
+            <w:pPr>
+              <w:cnfStyle w:val="000000100000" w:firstRow="0" w:lastRow="0" w:firstColumn="0" w:lastColumn="0" w:oddVBand="0" w:evenVBand="0" w:oddHBand="1" w:evenHBand="0" w:firstRowFirstColumn="0" w:firstRowLastColumn="0" w:lastRowFirstColumn="0" w:lastRowLastColumn="0"/>
+            </w:pPr>
+            <w:r>
+              <w:t xml:space="preserve">﻿ICP-OES (Varian Vista-Pro) </w:t>
+            </w:r>
+            <w:r>
+              <w:t xml:space="preserve">LOD = </w:t>
+            </w:r>
+            <w:r>
+              <w:t>﻿0.01 mgL-1</w:t>
+            </w:r>
+            <w:bookmarkStart w:id="0" w:name="_GoBack"/>
+            <w:bookmarkEnd w:id="0"/>
+            <w:r>
+              <w:t xml:space="preserve"> </w:t>
+            </w:r>
+            <w:r>
+              <w:fldChar w:fldCharType="begin" w:fldLock="1"/>
+            </w:r>
+            <w:r>
+              <w:instrText>ADDIN CSL_CITATION {"citationItems":[{"id":"ITEM-1","itemData":{"DOI":"10.1007/s10533-013-9895-4","ISSN":"1573515X","abstract":"Water pathways through permeable riverbeds are multi-dimensional, including lateral hyporheic exchange flows as well as vertical (upwelling and downwelling) fluxes. The influence of different pathways of water on solute patterns and the supply of nitrate and other redox-sensitive chemical species in the riverbed is poorly understood but could be environmentally significant. For example, nitrate-rich upwelling water in the gaining reaches of groundwater-fed rivers has the potential to supply significant quantities of nitrate through the riverbed to surface waters, constraining opportunities to deliver the goals of the EU Water Framework Directive to achieve 'good ecological status'. We show that patterns in porewater chemistry in the armoured river bed of a gaining reach (River Leith, Cumbria) reflect the spatial variability in different sources of water; oxic conditions being associated with preferential discharge from groundwater and reducing conditions with longitudinal and lateral fluxes of water due to water movement from riparian zones and/or hyporheic exchange flows. Our findings demonstrate the important control of both vertical and lateral water fluxes on patterns of redox-sensitive chemical species in the river bed. Furthermore, under stable, baseflow conditions (&lt;Q90) a zone of preferential discharge, comprising 20 % of the reach by area contributes 4-9 % of the total nitrate being transported through the reach in surface water, highlighting the need to understand the spatial distribution of such preferential discharge locations at the catchment scale to establish their importance for nitrate delivery to the stream channel. © 2013 Springer Science+Business Media Dordrecht.","author":[{"dropping-particle":"","family":"Heppell","given":"Catherine","non-dropping-particle":"","parse-names":false,"suffix":""},{"dropping-particle":"","family":"Louise Heathwaite","given":"A.","non-dropping-particle":"","parse-names":false,"suffix":""},{"dropping-particle":"","family":"Binley","given":"Andrew","non-dropping-particle":"","parse-names":false,"suffix":""},{"dropping-particle":"","family":"Byrne","given":"Patrick","non-dropping-particle":"","parse-names":false,"suffix":""},{"dropping-particle":"","family":"Ullah","given":"Sami","non-dropping-particle":"","parse-names":false,"suffix":""},{"dropping-particle":"","family":"Lansdown","given":"Katrina","non-dropping-particle":"","parse-names":false,"suffix":""},{"dropping-particle":"","family":"Keenan","given":"Patrick","non-dropping-particle":"","parse-names":false,"suffix":""},{"dropping-particle":"","family":"Trimmer","given":"Mark","non-dropping-particle":"","parse-names":false,"suffix":""},{"dropping-particle":"","family":"Zhang","given":"Hao","non-dropping-particle":"","parse-names":false,"suffix":""}],"container-title":"Biogeochemistry","id":"ITEM-1","issue":"2-3","issued":{"date-parts":[["2014"]]},"page":"491-509","title":"Interpreting spatial patterns in redox and coupled water-nitrogen fluxes in the streambed of a gaining river reach","type":"article-journal","volume":"117"},"uris":["http://www.mendeley.com/documents/?uuid=4f49d7ef-7b00-43b3-99ab-c33b2ad820ee"]}],"mendeley":{"formattedCitation":"(Heppell et al., 2014)","plainTextFormattedCitation":"(Heppell et al., 2014)","previouslyFormattedCitation":"(Heppell et al., 2014)"},"properties":{"noteIndex":0},"schema":"https://github.com/citation-style-language/schema/raw/master/csl-citation.json"}</w:instrText>
+            </w:r>
+            <w:r>
+              <w:fldChar w:fldCharType="separate"/>
+            </w:r>
+            <w:r>
+              <w:rPr>
+                <w:noProof/>
+              </w:rPr>
+              <w:t>(Heppell et al., 2014)</w:t>
             </w:r>
             <w:r>
               <w:fldChar w:fldCharType="end"/>
@@ -2195,9 +2482,6 @@
         </w:tc>
       </w:tr>
       <w:tr>
-        <w:trPr>
-          <w:cnfStyle w:val="000000100000" w:firstRow="0" w:lastRow="0" w:firstColumn="0" w:lastColumn="0" w:oddVBand="0" w:evenVBand="0" w:oddHBand="1" w:evenHBand="0" w:firstRowFirstColumn="0" w:firstRowLastColumn="0" w:lastRowFirstColumn="0" w:lastRowLastColumn="0"/>
-        </w:trPr>
         <w:tc>
           <w:tcPr>
             <w:cnfStyle w:val="001000000000" w:firstRow="0" w:lastRow="0" w:firstColumn="1" w:lastColumn="0" w:oddVBand="0" w:evenVBand="0" w:oddHBand="0" w:evenHBand="0" w:firstRowFirstColumn="0" w:firstRowLastColumn="0" w:lastRowFirstColumn="0" w:lastRowLastColumn="0"/>
@@ -2215,23 +2499,20 @@
           </w:tcPr>
           <w:p>
             <w:pPr>
-              <w:cnfStyle w:val="000000100000" w:firstRow="0" w:lastRow="0" w:firstColumn="0" w:lastColumn="0" w:oddVBand="0" w:evenVBand="0" w:oddHBand="1" w:evenHBand="0" w:firstRowFirstColumn="0" w:firstRowLastColumn="0" w:lastRowFirstColumn="0" w:lastRowLastColumn="0"/>
-            </w:pPr>
-            <w:r>
-              <w:t xml:space="preserve">Potassium </w:t>
-            </w:r>
-            <w:r>
-              <w:t>availability may impact community structure by selecting for species most capable of exploiting those conditions.</w:t>
-            </w:r>
-          </w:p>
-        </w:tc>
-        <w:tc>
-          <w:tcPr>
-            <w:tcW w:w="0" w:type="auto"/>
-          </w:tcPr>
-          <w:p>
-            <w:pPr>
-              <w:cnfStyle w:val="000000100000" w:firstRow="0" w:lastRow="0" w:firstColumn="0" w:lastColumn="0" w:oddVBand="0" w:evenVBand="0" w:oddHBand="1" w:evenHBand="0" w:firstRowFirstColumn="0" w:firstRowLastColumn="0" w:lastRowFirstColumn="0" w:lastRowLastColumn="0"/>
+              <w:cnfStyle w:val="000000000000" w:firstRow="0" w:lastRow="0" w:firstColumn="0" w:lastColumn="0" w:oddVBand="0" w:evenVBand="0" w:oddHBand="0" w:evenHBand="0" w:firstRowFirstColumn="0" w:firstRowLastColumn="0" w:lastRowFirstColumn="0" w:lastRowLastColumn="0"/>
+            </w:pPr>
+            <w:r>
+              <w:t>Potassium availability may impact community structure by selecting for species most capable of exploiting those conditions.</w:t>
+            </w:r>
+          </w:p>
+        </w:tc>
+        <w:tc>
+          <w:tcPr>
+            <w:tcW w:w="0" w:type="auto"/>
+          </w:tcPr>
+          <w:p>
+            <w:pPr>
+              <w:cnfStyle w:val="000000000000" w:firstRow="0" w:lastRow="0" w:firstColumn="0" w:lastColumn="0" w:oddVBand="0" w:evenVBand="0" w:oddHBand="0" w:evenHBand="0" w:firstRowFirstColumn="0" w:firstRowLastColumn="0" w:lastRowFirstColumn="0" w:lastRowLastColumn="0"/>
             </w:pPr>
             <w:r>
               <w:t xml:space="preserve">Snow: 41 </w:t>
@@ -2279,7 +2560,7 @@
           </w:tcPr>
           <w:p>
             <w:pPr>
-              <w:cnfStyle w:val="000000100000" w:firstRow="0" w:lastRow="0" w:firstColumn="0" w:lastColumn="0" w:oddVBand="0" w:evenVBand="0" w:oddHBand="1" w:evenHBand="0" w:firstRowFirstColumn="0" w:firstRowLastColumn="0" w:lastRowFirstColumn="0" w:lastRowLastColumn="0"/>
+              <w:cnfStyle w:val="000000000000" w:firstRow="0" w:lastRow="0" w:firstColumn="0" w:lastColumn="0" w:oddVBand="0" w:evenVBand="0" w:oddHBand="0" w:evenHBand="0" w:firstRowFirstColumn="0" w:firstRowLastColumn="0" w:lastRowFirstColumn="0" w:lastRowLastColumn="0"/>
             </w:pPr>
             <w:r>
               <w:t xml:space="preserve">ICP-MS LOD = 10 ppb </w:t>
@@ -2288,7 +2569,7 @@
               <w:fldChar w:fldCharType="begin" w:fldLock="1"/>
             </w:r>
             <w:r>
-              <w:instrText>ADDIN CSL_CITATION {"citationItems":[{"id":"ITEM-1","itemData":{"DOI":"10.1038/ncomms11968","ISSN":"20411723","PMID":"27329445","abstract":"The Arctic is melting at an unprecedented rate and key drivers are changes in snow and ice albedo. Here we show that red snow, a common algal habitat blooming after the onset of melting, plays a crucial role in decreasing albedo. Our data reveal that red pigmented snow algae are cosmopolitan as well as independent of location-specific geochemical and mineralogical factors. The patterns for snow algal diversity, pigmentation and, consequently albedo, are ubiquitous across the Arctic and the reduction in albedo accelerates snow melt and increases the time and area of exposed bare ice. We estimated that the overall decrease in snow albedo by red pigmented snow algal blooms over the course of one melt season can be 13%. This will invariably result in higher melt rates. We argue that such a 'bio-albedo' effect has to be considered in climate models.","author":[{"dropping-particle":"","family":"Lutz","given":"Stefanie","non-dropping-particle":"","parse-names":false,"suffix":""},{"dropping-particle":"","family":"Anesio","given":"Alexandre M.","non-dropping-particle":"","parse-names":false,"suffix":""},{"dropping-particle":"","family":"Raiswell","given":"Rob","non-dropping-particle":"","parse-names":false,"suffix":""},{"dropping-particle":"","family":"Edwards","given":"Arwyn","non-dropping-particle":"","parse-names":false,"suffix":""},{"dropping-particle":"","family":"Newton","given":"Rob J.","non-dropping-particle":"","parse-names":false,"suffix":""},{"dropping-particle":"","family":"Gill","given":"Fiona","non-dropping-particle":"","parse-names":false,"suffix":""},{"dropping-particle":"","family":"Benning","given":"Liane G.","non-dropping-particle":"","parse-names":false,"suffix":""}],"container-title":"Nature Communications","id":"ITEM-1","issue":"May","issued":{"date-parts":[["2016"]]},"page":"1-9","publisher":"Nature Publishing Group","title":"The biogeography of red snow microbiomes and their role in melting arctic glaciers","type":"article-journal","volume":"7"},"uris":["http://www.mendeley.com/documents/?uuid=9020975f-8089-46fa-98be-ed55a0e364fb"]}],"mendeley":{"formattedCitation":"(Lutz et al., 2016)","plainTextFormattedCitation":"(Lutz et al., 2016)"},"properties":{"noteIndex":0},"schema":"https://github.com/citation-style-language/schema/raw/master/csl-citation.json"}</w:instrText>
+              <w:instrText>ADDIN CSL_CITATION {"citationItems":[{"id":"ITEM-1","itemData":{"DOI":"10.1038/ncomms11968","ISSN":"20411723","PMID":"27329445","abstract":"The Arctic is melting at an unprecedented rate and key drivers are changes in snow and ice albedo. Here we show that red snow, a common algal habitat blooming after the onset of melting, plays a crucial role in decreasing albedo. Our data reveal that red pigmented snow algae are cosmopolitan as well as independent of location-specific geochemical and mineralogical factors. The patterns for snow algal diversity, pigmentation and, consequently albedo, are ubiquitous across the Arctic and the reduction in albedo accelerates snow melt and increases the time and area of exposed bare ice. We estimated that the overall decrease in snow albedo by red pigmented snow algal blooms over the course of one melt season can be 13%. This will invariably result in higher melt rates. We argue that such a 'bio-albedo' effect has to be considered in climate models.","author":[{"dropping-particle":"","family":"Lutz","given":"Stefanie","non-dropping-particle":"","parse-names":false,"suffix":""},{"dropping-particle":"","family":"Anesio","given":"Alexandre M.","non-dropping-particle":"","parse-names":false,"suffix":""},{"dropping-particle":"","family":"Raiswell","given":"Rob","non-dropping-particle":"","parse-names":false,"suffix":""},{"dropping-particle":"","family":"Edwards","given":"Arwyn","non-dropping-particle":"","parse-names":false,"suffix":""},{"dropping-particle":"","family":"Newton","given":"Rob J.","non-dropping-particle":"","parse-names":false,"suffix":""},{"dropping-particle":"","family":"Gill","given":"Fiona","non-dropping-particle":"","parse-names":false,"suffix":""},{"dropping-particle":"","family":"Benning","given":"Liane G.","non-dropping-particle":"","parse-names":false,"suffix":""}],"container-title":"Nature Communications","id":"ITEM-1","issue":"May","issued":{"date-parts":[["2016"]]},"page":"1-9","publisher":"Nature Publishing Group","title":"The biogeography of red snow microbiomes and their role in melting arctic glaciers","type":"article-journal","volume":"7"},"uris":["http://www.mendeley.com/documents/?uuid=9020975f-8089-46fa-98be-ed55a0e364fb"]}],"mendeley":{"formattedCitation":"(Lutz et al., 2016)","plainTextFormattedCitation":"(Lutz et al., 2016)","previouslyFormattedCitation":"(Lutz et al., 2016)"},"properties":{"noteIndex":0},"schema":"https://github.com/citation-style-language/schema/raw/master/csl-citation.json"}</w:instrText>
             </w:r>
             <w:r>
               <w:fldChar w:fldCharType="separate"/>
@@ -2306,6 +2587,9 @@
         </w:tc>
       </w:tr>
       <w:tr>
+        <w:trPr>
+          <w:cnfStyle w:val="000000100000" w:firstRow="0" w:lastRow="0" w:firstColumn="0" w:lastColumn="0" w:oddVBand="0" w:evenVBand="0" w:oddHBand="1" w:evenHBand="0" w:firstRowFirstColumn="0" w:firstRowLastColumn="0" w:lastRowFirstColumn="0" w:lastRowLastColumn="0"/>
+        </w:trPr>
         <w:tc>
           <w:tcPr>
             <w:cnfStyle w:val="001000000000" w:firstRow="0" w:lastRow="0" w:firstColumn="1" w:lastColumn="0" w:oddVBand="0" w:evenVBand="0" w:oddHBand="0" w:evenHBand="0" w:firstRowFirstColumn="0" w:firstRowLastColumn="0" w:lastRowFirstColumn="0" w:lastRowLastColumn="0"/>
@@ -2323,23 +2607,20 @@
           </w:tcPr>
           <w:p>
             <w:pPr>
-              <w:cnfStyle w:val="000000000000" w:firstRow="0" w:lastRow="0" w:firstColumn="0" w:lastColumn="0" w:oddVBand="0" w:evenVBand="0" w:oddHBand="0" w:evenHBand="0" w:firstRowFirstColumn="0" w:firstRowLastColumn="0" w:lastRowFirstColumn="0" w:lastRowLastColumn="0"/>
-            </w:pPr>
-            <w:r>
-              <w:t xml:space="preserve">Magnesium </w:t>
-            </w:r>
-            <w:r>
-              <w:t>availability may impact community structure by selecting for species most capable of exploiting those conditions.</w:t>
-            </w:r>
-          </w:p>
-        </w:tc>
-        <w:tc>
-          <w:tcPr>
-            <w:tcW w:w="0" w:type="auto"/>
-          </w:tcPr>
-          <w:p>
-            <w:pPr>
-              <w:cnfStyle w:val="000000000000" w:firstRow="0" w:lastRow="0" w:firstColumn="0" w:lastColumn="0" w:oddVBand="0" w:evenVBand="0" w:oddHBand="0" w:evenHBand="0" w:firstRowFirstColumn="0" w:firstRowLastColumn="0" w:lastRowFirstColumn="0" w:lastRowLastColumn="0"/>
+              <w:cnfStyle w:val="000000100000" w:firstRow="0" w:lastRow="0" w:firstColumn="0" w:lastColumn="0" w:oddVBand="0" w:evenVBand="0" w:oddHBand="1" w:evenHBand="0" w:firstRowFirstColumn="0" w:firstRowLastColumn="0" w:lastRowFirstColumn="0" w:lastRowLastColumn="0"/>
+            </w:pPr>
+            <w:r>
+              <w:t>Magnesium availability may impact community structure by selecting for species most capable of exploiting those conditions.</w:t>
+            </w:r>
+          </w:p>
+        </w:tc>
+        <w:tc>
+          <w:tcPr>
+            <w:tcW w:w="0" w:type="auto"/>
+          </w:tcPr>
+          <w:p>
+            <w:pPr>
+              <w:cnfStyle w:val="000000100000" w:firstRow="0" w:lastRow="0" w:firstColumn="0" w:lastColumn="0" w:oddVBand="0" w:evenVBand="0" w:oddHBand="1" w:evenHBand="0" w:firstRowFirstColumn="0" w:firstRowLastColumn="0" w:lastRowFirstColumn="0" w:lastRowLastColumn="0"/>
             </w:pPr>
             <w:r>
               <w:t xml:space="preserve">Snow: 125 </w:t>
@@ -2362,6 +2643,7 @@
               <w:t xml:space="preserve"> </w:t>
             </w:r>
             <w:r>
+              <w:lastRenderedPageBreak/>
               <w:fldChar w:fldCharType="begin" w:fldLock="1"/>
             </w:r>
             <w:r>
@@ -2387,16 +2669,17 @@
           </w:tcPr>
           <w:p>
             <w:pPr>
-              <w:cnfStyle w:val="000000000000" w:firstRow="0" w:lastRow="0" w:firstColumn="0" w:lastColumn="0" w:oddVBand="0" w:evenVBand="0" w:oddHBand="0" w:evenHBand="0" w:firstRowFirstColumn="0" w:firstRowLastColumn="0" w:lastRowFirstColumn="0" w:lastRowLastColumn="0"/>
-            </w:pPr>
-            <w:r>
+              <w:cnfStyle w:val="000000100000" w:firstRow="0" w:lastRow="0" w:firstColumn="0" w:lastColumn="0" w:oddVBand="0" w:evenVBand="0" w:oddHBand="1" w:evenHBand="0" w:firstRowFirstColumn="0" w:firstRowLastColumn="0" w:lastRowFirstColumn="0" w:lastRowLastColumn="0"/>
+            </w:pPr>
+            <w:r>
+              <w:lastRenderedPageBreak/>
               <w:t xml:space="preserve">ICP-MS LOD = 0.1 ppb </w:t>
             </w:r>
             <w:r>
               <w:fldChar w:fldCharType="begin" w:fldLock="1"/>
             </w:r>
             <w:r>
-              <w:instrText>ADDIN CSL_CITATION {"citationItems":[{"id":"ITEM-1","itemData":{"DOI":"10.1038/ncomms11968","ISSN":"20411723","PMID":"27329445","abstract":"The Arctic is melting at an unprecedented rate and key drivers are changes in snow and ice albedo. Here we show that red snow, a common algal habitat blooming after the onset of melting, plays a crucial role in decreasing albedo. Our data reveal that red pigmented snow algae are cosmopolitan as well as independent of location-specific geochemical and mineralogical factors. The patterns for snow algal diversity, pigmentation and, consequently albedo, are ubiquitous across the Arctic and the reduction in albedo accelerates snow melt and increases the time and area of exposed bare ice. We estimated that the overall decrease in snow albedo by red pigmented snow algal blooms over the course of one melt season can be 13%. This will invariably result in higher melt rates. We argue that such a 'bio-albedo' effect has to be considered in climate models.","author":[{"dropping-particle":"","family":"Lutz","given":"Stefanie","non-dropping-particle":"","parse-names":false,"suffix":""},{"dropping-particle":"","family":"Anesio","given":"Alexandre M.","non-dropping-particle":"","parse-names":false,"suffix":""},{"dropping-particle":"","family":"Raiswell","given":"Rob","non-dropping-particle":"","parse-names":false,"suffix":""},{"dropping-particle":"","family":"Edwards","given":"Arwyn","non-dropping-particle":"","parse-names":false,"suffix":""},{"dropping-particle":"","family":"Newton","given":"Rob J.","non-dropping-particle":"","parse-names":false,"suffix":""},{"dropping-particle":"","family":"Gill","given":"Fiona","non-dropping-particle":"","parse-names":false,"suffix":""},{"dropping-particle":"","family":"Benning","given":"Liane G.","non-dropping-particle":"","parse-names":false,"suffix":""}],"container-title":"Nature Communications","id":"ITEM-1","issue":"May","issued":{"date-parts":[["2016"]]},"page":"1-9","publisher":"Nature Publishing Group","title":"The biogeography of red snow microbiomes and their role in melting arctic glaciers","type":"article-journal","volume":"7"},"uris":["http://www.mendeley.com/documents/?uuid=9020975f-8089-46fa-98be-ed55a0e364fb"]}],"mendeley":{"formattedCitation":"(Lutz et al., 2016)","plainTextFormattedCitation":"(Lutz et al., 2016)"},"properties":{"noteIndex":0},"schema":"https://github.com/citation-style-language/schema/raw/master/csl-citation.json"}</w:instrText>
+              <w:instrText>ADDIN CSL_CITATION {"citationItems":[{"id":"ITEM-1","itemData":{"DOI":"10.1038/ncomms11968","ISSN":"20411723","PMID":"27329445","abstract":"The Arctic is melting at an unprecedented rate and key drivers are changes in snow and ice albedo. Here we show that red snow, a common algal habitat blooming after the onset of melting, plays a crucial role in decreasing albedo. Our data reveal that red pigmented snow algae are cosmopolitan as well as independent of location-specific geochemical and mineralogical factors. The patterns for snow algal diversity, pigmentation and, consequently albedo, are ubiquitous across the Arctic and the reduction in albedo accelerates snow melt and increases the time and area of exposed bare ice. We estimated that the overall decrease in snow albedo by red pigmented snow algal blooms over the course of one melt season can be 13%. This will invariably result in higher melt rates. We argue that such a 'bio-albedo' effect has to be considered in climate models.","author":[{"dropping-particle":"","family":"Lutz","given":"Stefanie","non-dropping-particle":"","parse-names":false,"suffix":""},{"dropping-particle":"","family":"Anesio","given":"Alexandre M.","non-dropping-particle":"","parse-names":false,"suffix":""},{"dropping-particle":"","family":"Raiswell","given":"Rob","non-dropping-particle":"","parse-names":false,"suffix":""},{"dropping-particle":"","family":"Edwards","given":"Arwyn","non-dropping-particle":"","parse-names":false,"suffix":""},{"dropping-particle":"","family":"Newton","given":"Rob J.","non-dropping-particle":"","parse-names":false,"suffix":""},{"dropping-particle":"","family":"Gill","given":"Fiona","non-dropping-particle":"","parse-names":false,"suffix":""},{"dropping-particle":"","family":"Benning","given":"Liane G.","non-dropping-particle":"","parse-names":false,"suffix":""}],"container-title":"Nature Communications","id":"ITEM-1","issue":"May","issued":{"date-parts":[["2016"]]},"page":"1-9","publisher":"Nature Publishing Group","title":"The biogeography of red snow microbiomes and their role in melting arctic glaciers","type":"article-journal","volume":"7"},"uris":["http://www.mendeley.com/documents/?uuid=9020975f-8089-46fa-98be-ed55a0e364fb"]}],"mendeley":{"formattedCitation":"(Lutz et al., 2016)","plainTextFormattedCitation":"(Lutz et al., 2016)","previouslyFormattedCitation":"(Lutz et al., 2016)"},"properties":{"noteIndex":0},"schema":"https://github.com/citation-style-language/schema/raw/master/csl-citation.json"}</w:instrText>
             </w:r>
             <w:r>
               <w:fldChar w:fldCharType="separate"/>
@@ -2414,9 +2697,6 @@
         </w:tc>
       </w:tr>
       <w:tr>
-        <w:trPr>
-          <w:cnfStyle w:val="000000100000" w:firstRow="0" w:lastRow="0" w:firstColumn="0" w:lastColumn="0" w:oddVBand="0" w:evenVBand="0" w:oddHBand="1" w:evenHBand="0" w:firstRowFirstColumn="0" w:firstRowLastColumn="0" w:lastRowFirstColumn="0" w:lastRowLastColumn="0"/>
-        </w:trPr>
         <w:tc>
           <w:tcPr>
             <w:cnfStyle w:val="001000000000" w:firstRow="0" w:lastRow="0" w:firstColumn="1" w:lastColumn="0" w:oddVBand="0" w:evenVBand="0" w:oddHBand="0" w:evenHBand="0" w:firstRowFirstColumn="0" w:firstRowLastColumn="0" w:lastRowFirstColumn="0" w:lastRowLastColumn="0"/>
@@ -2434,23 +2714,20 @@
           </w:tcPr>
           <w:p>
             <w:pPr>
-              <w:cnfStyle w:val="000000100000" w:firstRow="0" w:lastRow="0" w:firstColumn="0" w:lastColumn="0" w:oddVBand="0" w:evenVBand="0" w:oddHBand="1" w:evenHBand="0" w:firstRowFirstColumn="0" w:firstRowLastColumn="0" w:lastRowFirstColumn="0" w:lastRowLastColumn="0"/>
-            </w:pPr>
-            <w:r>
-              <w:t xml:space="preserve">Manganese </w:t>
-            </w:r>
-            <w:r>
-              <w:t>availability may impact community structure by selecting for species most capable of exploiting those conditions.</w:t>
-            </w:r>
-          </w:p>
-        </w:tc>
-        <w:tc>
-          <w:tcPr>
-            <w:tcW w:w="0" w:type="auto"/>
-          </w:tcPr>
-          <w:p>
-            <w:pPr>
-              <w:cnfStyle w:val="000000100000" w:firstRow="0" w:lastRow="0" w:firstColumn="0" w:lastColumn="0" w:oddVBand="0" w:evenVBand="0" w:oddHBand="1" w:evenHBand="0" w:firstRowFirstColumn="0" w:firstRowLastColumn="0" w:lastRowFirstColumn="0" w:lastRowLastColumn="0"/>
+              <w:cnfStyle w:val="000000000000" w:firstRow="0" w:lastRow="0" w:firstColumn="0" w:lastColumn="0" w:oddVBand="0" w:evenVBand="0" w:oddHBand="0" w:evenHBand="0" w:firstRowFirstColumn="0" w:firstRowLastColumn="0" w:lastRowFirstColumn="0" w:lastRowLastColumn="0"/>
+            </w:pPr>
+            <w:r>
+              <w:t>Manganese availability may impact community structure by selecting for species most capable of exploiting those conditions.</w:t>
+            </w:r>
+          </w:p>
+        </w:tc>
+        <w:tc>
+          <w:tcPr>
+            <w:tcW w:w="0" w:type="auto"/>
+          </w:tcPr>
+          <w:p>
+            <w:pPr>
+              <w:cnfStyle w:val="000000000000" w:firstRow="0" w:lastRow="0" w:firstColumn="0" w:lastColumn="0" w:oddVBand="0" w:evenVBand="0" w:oddHBand="0" w:evenHBand="0" w:firstRowFirstColumn="0" w:firstRowLastColumn="0" w:lastRowFirstColumn="0" w:lastRowLastColumn="0"/>
             </w:pPr>
             <w:r>
               <w:t xml:space="preserve">Snow: 3.7 </w:t>
@@ -2498,7 +2775,7 @@
           </w:tcPr>
           <w:p>
             <w:pPr>
-              <w:cnfStyle w:val="000000100000" w:firstRow="0" w:lastRow="0" w:firstColumn="0" w:lastColumn="0" w:oddVBand="0" w:evenVBand="0" w:oddHBand="1" w:evenHBand="0" w:firstRowFirstColumn="0" w:firstRowLastColumn="0" w:lastRowFirstColumn="0" w:lastRowLastColumn="0"/>
+              <w:cnfStyle w:val="000000000000" w:firstRow="0" w:lastRow="0" w:firstColumn="0" w:lastColumn="0" w:oddVBand="0" w:evenVBand="0" w:oddHBand="0" w:evenHBand="0" w:firstRowFirstColumn="0" w:firstRowLastColumn="0" w:lastRowFirstColumn="0" w:lastRowLastColumn="0"/>
             </w:pPr>
             <w:r>
               <w:t xml:space="preserve">CP-MS LOD = 0.01 ppb </w:t>
@@ -2507,104 +2784,7 @@
               <w:fldChar w:fldCharType="begin" w:fldLock="1"/>
             </w:r>
             <w:r>
-              <w:instrText>ADDIN CSL_CITATION {"citationItems":[{"id":"ITEM-1","itemData":{"DOI":"10.1038/ncomms11968","ISSN":"20411723","PMID":"27329445","abstract":"The Arctic is melting at an unprecedented rate and key drivers are changes in snow and ice albedo. Here we show that red snow, a common algal habitat blooming after the onset of melting, plays a crucial role in decreasing albedo. Our data reveal that red pigmented snow algae are cosmopolitan as well as independent of location-specific geochemical and mineralogical factors. The patterns for snow algal diversity, pigmentation and, consequently albedo, are ubiquitous across the Arctic and the reduction in albedo accelerates snow melt and increases the time and area of exposed bare ice. We estimated that the overall decrease in snow albedo by red pigmented snow algal blooms over the course of one melt season can be 13%. This will invariably result in higher melt rates. We argue that such a 'bio-albedo' effect has to be considered in climate models.","author":[{"dropping-particle":"","family":"Lutz","given":"Stefanie","non-dropping-particle":"","parse-names":false,"suffix":""},{"dropping-particle":"","family":"Anesio","given":"Alexandre M.","non-dropping-particle":"","parse-names":false,"suffix":""},{"dropping-particle":"","family":"Raiswell","given":"Rob","non-dropping-particle":"","parse-names":false,"suffix":""},{"dropping-particle":"","family":"Edwards","given":"Arwyn","non-dropping-particle":"","parse-names":false,"suffix":""},{"dropping-particle":"","family":"Newton","given":"Rob J.","non-dropping-particle":"","parse-names":false,"suffix":""},{"dropping-particle":"","family":"Gill","given":"Fiona","non-dropping-particle":"","parse-names":false,"suffix":""},{"dropping-particle":"","family":"Benning","given":"Liane G.","non-dropping-particle":"","parse-names":false,"suffix":""}],"container-title":"Nature Communications","id":"ITEM-1","issue":"May","issued":{"date-parts":[["2016"]]},"page":"1-9","publisher":"Nature Publishing Group","title":"The biogeography of red snow microbiomes and their role in melting arctic glaciers","type":"article-journal","volume":"7"},"uris":["http://www.mendeley.com/documents/?uuid=9020975f-8089-46fa-98be-ed55a0e364fb"]}],"mendeley":{"formattedCitation":"(Lutz et al., 2016)","plainTextFormattedCitation":"(Lutz et al., 2016)"},"properties":{"noteIndex":0},"schema":"https://github.com/citation-style-language/schema/raw/master/csl-citation.json"}</w:instrText>
-            </w:r>
-            <w:r>
-              <w:fldChar w:fldCharType="separate"/>
-            </w:r>
-            <w:r>
-              <w:rPr>
-                <w:noProof/>
-              </w:rPr>
-              <w:t>(Lutz et al., 2016)</w:t>
-            </w:r>
-            <w:r>
-              <w:fldChar w:fldCharType="end"/>
-            </w:r>
-          </w:p>
-        </w:tc>
-      </w:tr>
-      <w:tr>
-        <w:tc>
-          <w:tcPr>
-            <w:cnfStyle w:val="001000000000" w:firstRow="0" w:lastRow="0" w:firstColumn="1" w:lastColumn="0" w:oddVBand="0" w:evenVBand="0" w:oddHBand="0" w:evenHBand="0" w:firstRowFirstColumn="0" w:firstRowLastColumn="0" w:lastRowFirstColumn="0" w:lastRowLastColumn="0"/>
-            <w:tcW w:w="0" w:type="auto"/>
-          </w:tcPr>
-          <w:p>
-            <w:r>
-              <w:t>Aluminium (Al</w:t>
-            </w:r>
-            <w:r>
-              <w:t>)</w:t>
-            </w:r>
-          </w:p>
-        </w:tc>
-        <w:tc>
-          <w:tcPr>
-            <w:tcW w:w="0" w:type="auto"/>
-          </w:tcPr>
-          <w:p>
-            <w:pPr>
-              <w:cnfStyle w:val="000000000000" w:firstRow="0" w:lastRow="0" w:firstColumn="0" w:lastColumn="0" w:oddVBand="0" w:evenVBand="0" w:oddHBand="0" w:evenHBand="0" w:firstRowFirstColumn="0" w:firstRowLastColumn="0" w:lastRowFirstColumn="0" w:lastRowLastColumn="0"/>
-            </w:pPr>
-            <w:r>
-              <w:t xml:space="preserve">Aluminium </w:t>
-            </w:r>
-            <w:r>
-              <w:t>availability may impact community structure by selecting for species most capable of exploiting those conditions.</w:t>
-            </w:r>
-          </w:p>
-        </w:tc>
-        <w:tc>
-          <w:tcPr>
-            <w:tcW w:w="0" w:type="auto"/>
-          </w:tcPr>
-          <w:p>
-            <w:pPr>
-              <w:cnfStyle w:val="000000000000" w:firstRow="0" w:lastRow="0" w:firstColumn="0" w:lastColumn="0" w:oddVBand="0" w:evenVBand="0" w:oddHBand="0" w:evenHBand="0" w:firstRowFirstColumn="0" w:firstRowLastColumn="0" w:lastRowFirstColumn="0" w:lastRowLastColumn="0"/>
-            </w:pPr>
-            <w:r>
-              <w:t>Snow: 0.2-2.3 ppb</w:t>
-            </w:r>
-            <w:r>
-              <w:t xml:space="preserve"> </w:t>
-            </w:r>
-            <w:r>
-              <w:fldChar w:fldCharType="begin" w:fldLock="1"/>
-            </w:r>
-            <w:r>
               <w:instrText>ADDIN CSL_CITATION {"citationItems":[{"id":"ITEM-1","itemData":{"DOI":"10.1038/ncomms11968","ISSN":"20411723","PMID":"27329445","abstract":"The Arctic is melting at an unprecedented rate and key drivers are changes in snow and ice albedo. Here we show that red snow, a common algal habitat blooming after the onset of melting, plays a crucial role in decreasing albedo. Our data reveal that red pigmented snow algae are cosmopolitan as well as independent of location-specific geochemical and mineralogical factors. The patterns for snow algal diversity, pigmentation and, consequently albedo, are ubiquitous across the Arctic and the reduction in albedo accelerates snow melt and increases the time and area of exposed bare ice. We estimated that the overall decrease in snow albedo by red pigmented snow algal blooms over the course of one melt season can be 13%. This will invariably result in higher melt rates. We argue that such a 'bio-albedo' effect has to be considered in climate models.","author":[{"dropping-particle":"","family":"Lutz","given":"Stefanie","non-dropping-particle":"","parse-names":false,"suffix":""},{"dropping-particle":"","family":"Anesio","given":"Alexandre M.","non-dropping-particle":"","parse-names":false,"suffix":""},{"dropping-particle":"","family":"Raiswell","given":"Rob","non-dropping-particle":"","parse-names":false,"suffix":""},{"dropping-particle":"","family":"Edwards","given":"Arwyn","non-dropping-particle":"","parse-names":false,"suffix":""},{"dropping-particle":"","family":"Newton","given":"Rob J.","non-dropping-particle":"","parse-names":false,"suffix":""},{"dropping-particle":"","family":"Gill","given":"Fiona","non-dropping-particle":"","parse-names":false,"suffix":""},{"dropping-particle":"","family":"Benning","given":"Liane G.","non-dropping-particle":"","parse-names":false,"suffix":""}],"container-title":"Nature Communications","id":"ITEM-1","issue":"May","issued":{"date-parts":[["2016"]]},"page":"1-9","publisher":"Nature Publishing Group","title":"The biogeography of red snow microbiomes and their role in melting arctic glaciers","type":"article-journal","volume":"7"},"uris":["http://www.mendeley.com/documents/?uuid=9020975f-8089-46fa-98be-ed55a0e364fb"]}],"mendeley":{"formattedCitation":"(Lutz et al., 2016)","plainTextFormattedCitation":"(Lutz et al., 2016)","previouslyFormattedCitation":"(Lutz et al., 2016)"},"properties":{"noteIndex":0},"schema":"https://github.com/citation-style-language/schema/raw/master/csl-citation.json"}</w:instrText>
-            </w:r>
-            <w:r>
-              <w:fldChar w:fldCharType="separate"/>
-            </w:r>
-            <w:r>
-              <w:rPr>
-                <w:noProof/>
-              </w:rPr>
-              <w:t>(Lutz et al., 2016)</w:t>
-            </w:r>
-            <w:r>
-              <w:fldChar w:fldCharType="end"/>
-            </w:r>
-          </w:p>
-        </w:tc>
-        <w:tc>
-          <w:tcPr>
-            <w:tcW w:w="0" w:type="auto"/>
-          </w:tcPr>
-          <w:p>
-            <w:pPr>
-              <w:cnfStyle w:val="000000000000" w:firstRow="0" w:lastRow="0" w:firstColumn="0" w:lastColumn="0" w:oddVBand="0" w:evenVBand="0" w:oddHBand="0" w:evenHBand="0" w:firstRowFirstColumn="0" w:firstRowLastColumn="0" w:lastRowFirstColumn="0" w:lastRowLastColumn="0"/>
-            </w:pPr>
-            <w:r>
-              <w:t xml:space="preserve">ICP-MS LOD = 0.1 ppb </w:t>
-            </w:r>
-            <w:r>
-              <w:fldChar w:fldCharType="begin" w:fldLock="1"/>
-            </w:r>
-            <w:r>
-              <w:instrText>ADDIN CSL_CITATION {"citationItems":[{"id":"ITEM-1","itemData":{"DOI":"10.1038/ncomms11968","ISSN":"20411723","PMID":"27329445","abstract":"The Arctic is melting at an unprecedented rate and key drivers are changes in snow and ice albedo. Here we show that red snow, a common algal habitat blooming after the onset of melting, plays a crucial role in decreasing albedo. Our data reveal that red pigmented snow algae are cosmopolitan as well as independent of location-specific geochemical and mineralogical factors. The patterns for snow algal diversity, pigmentation and, consequently albedo, are ubiquitous across the Arctic and the reduction in albedo accelerates snow melt and increases the time and area of exposed bare ice. We estimated that the overall decrease in snow albedo by red pigmented snow algal blooms over the course of one melt season can be 13%. This will invariably result in higher melt rates. We argue that such a 'bio-albedo' effect has to be considered in climate models.","author":[{"dropping-particle":"","family":"Lutz","given":"Stefanie","non-dropping-particle":"","parse-names":false,"suffix":""},{"dropping-particle":"","family":"Anesio","given":"Alexandre M.","non-dropping-particle":"","parse-names":false,"suffix":""},{"dropping-particle":"","family":"Raiswell","given":"Rob","non-dropping-particle":"","parse-names":false,"suffix":""},{"dropping-particle":"","family":"Edwards","given":"Arwyn","non-dropping-particle":"","parse-names":false,"suffix":""},{"dropping-particle":"","family":"Newton","given":"Rob J.","non-dropping-particle":"","parse-names":false,"suffix":""},{"dropping-particle":"","family":"Gill","given":"Fiona","non-dropping-particle":"","parse-names":false,"suffix":""},{"dropping-particle":"","family":"Benning","given":"Liane G.","non-dropping-particle":"","parse-names":false,"suffix":""}],"container-title":"Nature Communications","id":"ITEM-1","issue":"May","issued":{"date-parts":[["2016"]]},"page":"1-9","publisher":"Nature Publishing Group","title":"The biogeography of red snow microbiomes and their role in melting arctic glaciers","type":"article-journal","volume":"7"},"uris":["http://www.mendeley.com/documents/?uuid=9020975f-8089-46fa-98be-ed55a0e364fb"]}],"mendeley":{"formattedCitation":"(Lutz et al., 2016)","plainTextFormattedCitation":"(Lutz et al., 2016)"},"properties":{"noteIndex":0},"schema":"https://github.com/citation-style-language/schema/raw/master/csl-citation.json"}</w:instrText>
             </w:r>
             <w:r>
               <w:fldChar w:fldCharType="separate"/>
@@ -2632,36 +2812,36 @@
           </w:tcPr>
           <w:p>
             <w:r>
-              <w:t>Barium (Ba)</w:t>
-            </w:r>
-          </w:p>
-        </w:tc>
-        <w:tc>
-          <w:tcPr>
-            <w:tcW w:w="0" w:type="auto"/>
-          </w:tcPr>
-          <w:p>
-            <w:pPr>
-              <w:cnfStyle w:val="000000100000" w:firstRow="0" w:lastRow="0" w:firstColumn="0" w:lastColumn="0" w:oddVBand="0" w:evenVBand="0" w:oddHBand="1" w:evenHBand="0" w:firstRowFirstColumn="0" w:firstRowLastColumn="0" w:lastRowFirstColumn="0" w:lastRowLastColumn="0"/>
-            </w:pPr>
-            <w:r>
-              <w:t xml:space="preserve">Barium </w:t>
-            </w:r>
-            <w:r>
-              <w:t>availability may impact community structure by selecting for species most capable of exploiting those conditions.</w:t>
-            </w:r>
-          </w:p>
-        </w:tc>
-        <w:tc>
-          <w:tcPr>
-            <w:tcW w:w="0" w:type="auto"/>
-          </w:tcPr>
-          <w:p>
-            <w:pPr>
-              <w:cnfStyle w:val="000000100000" w:firstRow="0" w:lastRow="0" w:firstColumn="0" w:lastColumn="0" w:oddVBand="0" w:evenVBand="0" w:oddHBand="1" w:evenHBand="0" w:firstRowFirstColumn="0" w:firstRowLastColumn="0" w:lastRowFirstColumn="0" w:lastRowLastColumn="0"/>
-            </w:pPr>
-            <w:r>
-              <w:t>Snow: &lt; - 6.7 ppb</w:t>
+              <w:t>Aluminium (Al</w:t>
+            </w:r>
+            <w:r>
+              <w:t>)</w:t>
+            </w:r>
+          </w:p>
+        </w:tc>
+        <w:tc>
+          <w:tcPr>
+            <w:tcW w:w="0" w:type="auto"/>
+          </w:tcPr>
+          <w:p>
+            <w:pPr>
+              <w:cnfStyle w:val="000000100000" w:firstRow="0" w:lastRow="0" w:firstColumn="0" w:lastColumn="0" w:oddVBand="0" w:evenVBand="0" w:oddHBand="1" w:evenHBand="0" w:firstRowFirstColumn="0" w:firstRowLastColumn="0" w:lastRowFirstColumn="0" w:lastRowLastColumn="0"/>
+            </w:pPr>
+            <w:r>
+              <w:t>Aluminium availability may impact community structure by selecting for species most capable of exploiting those conditions.</w:t>
+            </w:r>
+          </w:p>
+        </w:tc>
+        <w:tc>
+          <w:tcPr>
+            <w:tcW w:w="0" w:type="auto"/>
+          </w:tcPr>
+          <w:p>
+            <w:pPr>
+              <w:cnfStyle w:val="000000100000" w:firstRow="0" w:lastRow="0" w:firstColumn="0" w:lastColumn="0" w:oddVBand="0" w:evenVBand="0" w:oddHBand="1" w:evenHBand="0" w:firstRowFirstColumn="0" w:firstRowLastColumn="0" w:lastRowFirstColumn="0" w:lastRowLastColumn="0"/>
+            </w:pPr>
+            <w:r>
+              <w:t>Snow: 0.2-2.3 ppb</w:t>
             </w:r>
             <w:r>
               <w:t xml:space="preserve"> </w:t>
@@ -2701,7 +2881,7 @@
               <w:fldChar w:fldCharType="begin" w:fldLock="1"/>
             </w:r>
             <w:r>
-              <w:instrText>ADDIN CSL_CITATION {"citationItems":[{"id":"ITEM-1","itemData":{"DOI":"10.1038/ncomms11968","ISSN":"20411723","PMID":"27329445","abstract":"The Arctic is melting at an unprecedented rate and key drivers are changes in snow and ice albedo. Here we show that red snow, a common algal habitat blooming after the onset of melting, plays a crucial role in decreasing albedo. Our data reveal that red pigmented snow algae are cosmopolitan as well as independent of location-specific geochemical and mineralogical factors. The patterns for snow algal diversity, pigmentation and, consequently albedo, are ubiquitous across the Arctic and the reduction in albedo accelerates snow melt and increases the time and area of exposed bare ice. We estimated that the overall decrease in snow albedo by red pigmented snow algal blooms over the course of one melt season can be 13%. This will invariably result in higher melt rates. We argue that such a 'bio-albedo' effect has to be considered in climate models.","author":[{"dropping-particle":"","family":"Lutz","given":"Stefanie","non-dropping-particle":"","parse-names":false,"suffix":""},{"dropping-particle":"","family":"Anesio","given":"Alexandre M.","non-dropping-particle":"","parse-names":false,"suffix":""},{"dropping-particle":"","family":"Raiswell","given":"Rob","non-dropping-particle":"","parse-names":false,"suffix":""},{"dropping-particle":"","family":"Edwards","given":"Arwyn","non-dropping-particle":"","parse-names":false,"suffix":""},{"dropping-particle":"","family":"Newton","given":"Rob J.","non-dropping-particle":"","parse-names":false,"suffix":""},{"dropping-particle":"","family":"Gill","given":"Fiona","non-dropping-particle":"","parse-names":false,"suffix":""},{"dropping-particle":"","family":"Benning","given":"Liane G.","non-dropping-particle":"","parse-names":false,"suffix":""}],"container-title":"Nature Communications","id":"ITEM-1","issue":"May","issued":{"date-parts":[["2016"]]},"page":"1-9","publisher":"Nature Publishing Group","title":"The biogeography of red snow microbiomes and their role in melting arctic glaciers","type":"article-journal","volume":"7"},"uris":["http://www.mendeley.com/documents/?uuid=9020975f-8089-46fa-98be-ed55a0e364fb"]}],"mendeley":{"formattedCitation":"(Lutz et al., 2016)","plainTextFormattedCitation":"(Lutz et al., 2016)"},"properties":{"noteIndex":0},"schema":"https://github.com/citation-style-language/schema/raw/master/csl-citation.json"}</w:instrText>
+              <w:instrText>ADDIN CSL_CITATION {"citationItems":[{"id":"ITEM-1","itemData":{"DOI":"10.1038/ncomms11968","ISSN":"20411723","PMID":"27329445","abstract":"The Arctic is melting at an unprecedented rate and key drivers are changes in snow and ice albedo. Here we show that red snow, a common algal habitat blooming after the onset of melting, plays a crucial role in decreasing albedo. Our data reveal that red pigmented snow algae are cosmopolitan as well as independent of location-specific geochemical and mineralogical factors. The patterns for snow algal diversity, pigmentation and, consequently albedo, are ubiquitous across the Arctic and the reduction in albedo accelerates snow melt and increases the time and area of exposed bare ice. We estimated that the overall decrease in snow albedo by red pigmented snow algal blooms over the course of one melt season can be 13%. This will invariably result in higher melt rates. We argue that such a 'bio-albedo' effect has to be considered in climate models.","author":[{"dropping-particle":"","family":"Lutz","given":"Stefanie","non-dropping-particle":"","parse-names":false,"suffix":""},{"dropping-particle":"","family":"Anesio","given":"Alexandre M.","non-dropping-particle":"","parse-names":false,"suffix":""},{"dropping-particle":"","family":"Raiswell","given":"Rob","non-dropping-particle":"","parse-names":false,"suffix":""},{"dropping-particle":"","family":"Edwards","given":"Arwyn","non-dropping-particle":"","parse-names":false,"suffix":""},{"dropping-particle":"","family":"Newton","given":"Rob J.","non-dropping-particle":"","parse-names":false,"suffix":""},{"dropping-particle":"","family":"Gill","given":"Fiona","non-dropping-particle":"","parse-names":false,"suffix":""},{"dropping-particle":"","family":"Benning","given":"Liane G.","non-dropping-particle":"","parse-names":false,"suffix":""}],"container-title":"Nature Communications","id":"ITEM-1","issue":"May","issued":{"date-parts":[["2016"]]},"page":"1-9","publisher":"Nature Publishing Group","title":"The biogeography of red snow microbiomes and their role in melting arctic glaciers","type":"article-journal","volume":"7"},"uris":["http://www.mendeley.com/documents/?uuid=9020975f-8089-46fa-98be-ed55a0e364fb"]}],"mendeley":{"formattedCitation":"(Lutz et al., 2016)","plainTextFormattedCitation":"(Lutz et al., 2016)","previouslyFormattedCitation":"(Lutz et al., 2016)"},"properties":{"noteIndex":0},"schema":"https://github.com/citation-style-language/schema/raw/master/csl-citation.json"}</w:instrText>
             </w:r>
             <w:r>
               <w:fldChar w:fldCharType="separate"/>
@@ -2726,37 +2906,33 @@
           </w:tcPr>
           <w:p>
             <w:r>
-              <w:lastRenderedPageBreak/>
-              <w:t>Bismuth (Bi)</w:t>
-            </w:r>
-          </w:p>
-        </w:tc>
-        <w:tc>
-          <w:tcPr>
-            <w:tcW w:w="0" w:type="auto"/>
-          </w:tcPr>
-          <w:p>
-            <w:pPr>
-              <w:cnfStyle w:val="000000000000" w:firstRow="0" w:lastRow="0" w:firstColumn="0" w:lastColumn="0" w:oddVBand="0" w:evenVBand="0" w:oddHBand="0" w:evenHBand="0" w:firstRowFirstColumn="0" w:firstRowLastColumn="0" w:lastRowFirstColumn="0" w:lastRowLastColumn="0"/>
-            </w:pPr>
-            <w:r>
-              <w:t xml:space="preserve">Bismuth </w:t>
-            </w:r>
-            <w:r>
-              <w:t>availability may impact community structure by selecting for species most capable of exploiting those conditions.</w:t>
-            </w:r>
-          </w:p>
-        </w:tc>
-        <w:tc>
-          <w:tcPr>
-            <w:tcW w:w="0" w:type="auto"/>
-          </w:tcPr>
-          <w:p>
-            <w:pPr>
-              <w:cnfStyle w:val="000000000000" w:firstRow="0" w:lastRow="0" w:firstColumn="0" w:lastColumn="0" w:oddVBand="0" w:evenVBand="0" w:oddHBand="0" w:evenHBand="0" w:firstRowFirstColumn="0" w:firstRowLastColumn="0" w:lastRowFirstColumn="0" w:lastRowLastColumn="0"/>
-            </w:pPr>
-            <w:r>
-              <w:t>Snow: &lt; ppb</w:t>
+              <w:t>Barium (Ba)</w:t>
+            </w:r>
+          </w:p>
+        </w:tc>
+        <w:tc>
+          <w:tcPr>
+            <w:tcW w:w="0" w:type="auto"/>
+          </w:tcPr>
+          <w:p>
+            <w:pPr>
+              <w:cnfStyle w:val="000000000000" w:firstRow="0" w:lastRow="0" w:firstColumn="0" w:lastColumn="0" w:oddVBand="0" w:evenVBand="0" w:oddHBand="0" w:evenHBand="0" w:firstRowFirstColumn="0" w:firstRowLastColumn="0" w:lastRowFirstColumn="0" w:lastRowLastColumn="0"/>
+            </w:pPr>
+            <w:r>
+              <w:t>Barium availability may impact community structure by selecting for species most capable of exploiting those conditions.</w:t>
+            </w:r>
+          </w:p>
+        </w:tc>
+        <w:tc>
+          <w:tcPr>
+            <w:tcW w:w="0" w:type="auto"/>
+          </w:tcPr>
+          <w:p>
+            <w:pPr>
+              <w:cnfStyle w:val="000000000000" w:firstRow="0" w:lastRow="0" w:firstColumn="0" w:lastColumn="0" w:oddVBand="0" w:evenVBand="0" w:oddHBand="0" w:evenHBand="0" w:firstRowFirstColumn="0" w:firstRowLastColumn="0" w:lastRowFirstColumn="0" w:lastRowLastColumn="0"/>
+            </w:pPr>
+            <w:r>
+              <w:t>Snow: &lt; - 6.7 ppb</w:t>
             </w:r>
             <w:r>
               <w:t xml:space="preserve"> </w:t>
@@ -2790,13 +2966,13 @@
               <w:cnfStyle w:val="000000000000" w:firstRow="0" w:lastRow="0" w:firstColumn="0" w:lastColumn="0" w:oddVBand="0" w:evenVBand="0" w:oddHBand="0" w:evenHBand="0" w:firstRowFirstColumn="0" w:firstRowLastColumn="0" w:lastRowFirstColumn="0" w:lastRowLastColumn="0"/>
             </w:pPr>
             <w:r>
-              <w:t xml:space="preserve">CP-MS LOD = 0.01 ppb </w:t>
-            </w:r>
-            <w:r>
-              <w:fldChar w:fldCharType="begin" w:fldLock="1"/>
-            </w:r>
-            <w:r>
-              <w:instrText>ADDIN CSL_CITATION {"citationItems":[{"id":"ITEM-1","itemData":{"DOI":"10.1038/ncomms11968","ISSN":"20411723","PMID":"27329445","abstract":"The Arctic is melting at an unprecedented rate and key drivers are changes in snow and ice albedo. Here we show that red snow, a common algal habitat blooming after the onset of melting, plays a crucial role in decreasing albedo. Our data reveal that red pigmented snow algae are cosmopolitan as well as independent of location-specific geochemical and mineralogical factors. The patterns for snow algal diversity, pigmentation and, consequently albedo, are ubiquitous across the Arctic and the reduction in albedo accelerates snow melt and increases the time and area of exposed bare ice. We estimated that the overall decrease in snow albedo by red pigmented snow algal blooms over the course of one melt season can be 13%. This will invariably result in higher melt rates. We argue that such a 'bio-albedo' effect has to be considered in climate models.","author":[{"dropping-particle":"","family":"Lutz","given":"Stefanie","non-dropping-particle":"","parse-names":false,"suffix":""},{"dropping-particle":"","family":"Anesio","given":"Alexandre M.","non-dropping-particle":"","parse-names":false,"suffix":""},{"dropping-particle":"","family":"Raiswell","given":"Rob","non-dropping-particle":"","parse-names":false,"suffix":""},{"dropping-particle":"","family":"Edwards","given":"Arwyn","non-dropping-particle":"","parse-names":false,"suffix":""},{"dropping-particle":"","family":"Newton","given":"Rob J.","non-dropping-particle":"","parse-names":false,"suffix":""},{"dropping-particle":"","family":"Gill","given":"Fiona","non-dropping-particle":"","parse-names":false,"suffix":""},{"dropping-particle":"","family":"Benning","given":"Liane G.","non-dropping-particle":"","parse-names":false,"suffix":""}],"container-title":"Nature Communications","id":"ITEM-1","issue":"May","issued":{"date-parts":[["2016"]]},"page":"1-9","publisher":"Nature Publishing Group","title":"The biogeography of red snow microbiomes and their role in melting arctic glaciers","type":"article-journal","volume":"7"},"uris":["http://www.mendeley.com/documents/?uuid=9020975f-8089-46fa-98be-ed55a0e364fb"]}],"mendeley":{"formattedCitation":"(Lutz et al., 2016)","plainTextFormattedCitation":"(Lutz et al., 2016)"},"properties":{"noteIndex":0},"schema":"https://github.com/citation-style-language/schema/raw/master/csl-citation.json"}</w:instrText>
+              <w:t xml:space="preserve">ICP-MS LOD = 0.1 ppb </w:t>
+            </w:r>
+            <w:r>
+              <w:fldChar w:fldCharType="begin" w:fldLock="1"/>
+            </w:r>
+            <w:r>
+              <w:instrText>ADDIN CSL_CITATION {"citationItems":[{"id":"ITEM-1","itemData":{"DOI":"10.1038/ncomms11968","ISSN":"20411723","PMID":"27329445","abstract":"The Arctic is melting at an unprecedented rate and key drivers are changes in snow and ice albedo. Here we show that red snow, a common algal habitat blooming after the onset of melting, plays a crucial role in decreasing albedo. Our data reveal that red pigmented snow algae are cosmopolitan as well as independent of location-specific geochemical and mineralogical factors. The patterns for snow algal diversity, pigmentation and, consequently albedo, are ubiquitous across the Arctic and the reduction in albedo accelerates snow melt and increases the time and area of exposed bare ice. We estimated that the overall decrease in snow albedo by red pigmented snow algal blooms over the course of one melt season can be 13%. This will invariably result in higher melt rates. We argue that such a 'bio-albedo' effect has to be considered in climate models.","author":[{"dropping-particle":"","family":"Lutz","given":"Stefanie","non-dropping-particle":"","parse-names":false,"suffix":""},{"dropping-particle":"","family":"Anesio","given":"Alexandre M.","non-dropping-particle":"","parse-names":false,"suffix":""},{"dropping-particle":"","family":"Raiswell","given":"Rob","non-dropping-particle":"","parse-names":false,"suffix":""},{"dropping-particle":"","family":"Edwards","given":"Arwyn","non-dropping-particle":"","parse-names":false,"suffix":""},{"dropping-particle":"","family":"Newton","given":"Rob J.","non-dropping-particle":"","parse-names":false,"suffix":""},{"dropping-particle":"","family":"Gill","given":"Fiona","non-dropping-particle":"","parse-names":false,"suffix":""},{"dropping-particle":"","family":"Benning","given":"Liane G.","non-dropping-particle":"","parse-names":false,"suffix":""}],"container-title":"Nature Communications","id":"ITEM-1","issue":"May","issued":{"date-parts":[["2016"]]},"page":"1-9","publisher":"Nature Publishing Group","title":"The biogeography of red snow microbiomes and their role in melting arctic glaciers","type":"article-journal","volume":"7"},"uris":["http://www.mendeley.com/documents/?uuid=9020975f-8089-46fa-98be-ed55a0e364fb"]}],"mendeley":{"formattedCitation":"(Lutz et al., 2016)","plainTextFormattedCitation":"(Lutz et al., 2016)","previouslyFormattedCitation":"(Lutz et al., 2016)"},"properties":{"noteIndex":0},"schema":"https://github.com/citation-style-language/schema/raw/master/csl-citation.json"}</w:instrText>
             </w:r>
             <w:r>
               <w:fldChar w:fldCharType="separate"/>
@@ -2824,39 +3000,36 @@
           </w:tcPr>
           <w:p>
             <w:r>
-              <w:t>Cadmium (Cd)</w:t>
-            </w:r>
-          </w:p>
-        </w:tc>
-        <w:tc>
-          <w:tcPr>
-            <w:tcW w:w="0" w:type="auto"/>
-          </w:tcPr>
-          <w:p>
-            <w:pPr>
-              <w:cnfStyle w:val="000000100000" w:firstRow="0" w:lastRow="0" w:firstColumn="0" w:lastColumn="0" w:oddVBand="0" w:evenVBand="0" w:oddHBand="1" w:evenHBand="0" w:firstRowFirstColumn="0" w:firstRowLastColumn="0" w:lastRowFirstColumn="0" w:lastRowLastColumn="0"/>
-            </w:pPr>
-            <w:r>
-              <w:t xml:space="preserve">Cadmium </w:t>
-            </w:r>
-            <w:r>
-              <w:t>availability may impact community structure by selecting for species most capable of exploiting those conditions.</w:t>
-            </w:r>
-          </w:p>
-        </w:tc>
-        <w:tc>
-          <w:tcPr>
-            <w:tcW w:w="0" w:type="auto"/>
-          </w:tcPr>
-          <w:p>
-            <w:pPr>
-              <w:cnfStyle w:val="000000100000" w:firstRow="0" w:lastRow="0" w:firstColumn="0" w:lastColumn="0" w:oddVBand="0" w:evenVBand="0" w:oddHBand="1" w:evenHBand="0" w:firstRowFirstColumn="0" w:firstRowLastColumn="0" w:lastRowFirstColumn="0" w:lastRowLastColumn="0"/>
-            </w:pPr>
-            <w:r>
-              <w:t>Snow: &lt; - 0.0</w:t>
-            </w:r>
-            <w:r>
-              <w:t xml:space="preserve"> ppb </w:t>
+              <w:t>Bismuth (Bi)</w:t>
+            </w:r>
+          </w:p>
+        </w:tc>
+        <w:tc>
+          <w:tcPr>
+            <w:tcW w:w="0" w:type="auto"/>
+          </w:tcPr>
+          <w:p>
+            <w:pPr>
+              <w:cnfStyle w:val="000000100000" w:firstRow="0" w:lastRow="0" w:firstColumn="0" w:lastColumn="0" w:oddVBand="0" w:evenVBand="0" w:oddHBand="1" w:evenHBand="0" w:firstRowFirstColumn="0" w:firstRowLastColumn="0" w:lastRowFirstColumn="0" w:lastRowLastColumn="0"/>
+            </w:pPr>
+            <w:r>
+              <w:t>Bismuth availability may impact community structure by selecting for species most capable of exploiting those conditions.</w:t>
+            </w:r>
+          </w:p>
+        </w:tc>
+        <w:tc>
+          <w:tcPr>
+            <w:tcW w:w="0" w:type="auto"/>
+          </w:tcPr>
+          <w:p>
+            <w:pPr>
+              <w:cnfStyle w:val="000000100000" w:firstRow="0" w:lastRow="0" w:firstColumn="0" w:lastColumn="0" w:oddVBand="0" w:evenVBand="0" w:oddHBand="1" w:evenHBand="0" w:firstRowFirstColumn="0" w:firstRowLastColumn="0" w:lastRowFirstColumn="0" w:lastRowLastColumn="0"/>
+            </w:pPr>
+            <w:r>
+              <w:t>Snow: &lt; ppb</w:t>
+            </w:r>
+            <w:r>
+              <w:t xml:space="preserve"> </w:t>
             </w:r>
             <w:r>
               <w:fldChar w:fldCharType="begin" w:fldLock="1"/>
@@ -2893,7 +3066,7 @@
               <w:fldChar w:fldCharType="begin" w:fldLock="1"/>
             </w:r>
             <w:r>
-              <w:instrText>ADDIN CSL_CITATION {"citationItems":[{"id":"ITEM-1","itemData":{"DOI":"10.1038/ncomms11968","ISSN":"20411723","PMID":"27329445","abstract":"The Arctic is melting at an unprecedented rate and key drivers are changes in snow and ice albedo. Here we show that red snow, a common algal habitat blooming after the onset of melting, plays a crucial role in decreasing albedo. Our data reveal that red pigmented snow algae are cosmopolitan as well as independent of location-specific geochemical and mineralogical factors. The patterns for snow algal diversity, pigmentation and, consequently albedo, are ubiquitous across the Arctic and the reduction in albedo accelerates snow melt and increases the time and area of exposed bare ice. We estimated that the overall decrease in snow albedo by red pigmented snow algal blooms over the course of one melt season can be 13%. This will invariably result in higher melt rates. We argue that such a 'bio-albedo' effect has to be considered in climate models.","author":[{"dropping-particle":"","family":"Lutz","given":"Stefanie","non-dropping-particle":"","parse-names":false,"suffix":""},{"dropping-particle":"","family":"Anesio","given":"Alexandre M.","non-dropping-particle":"","parse-names":false,"suffix":""},{"dropping-particle":"","family":"Raiswell","given":"Rob","non-dropping-particle":"","parse-names":false,"suffix":""},{"dropping-particle":"","family":"Edwards","given":"Arwyn","non-dropping-particle":"","parse-names":false,"suffix":""},{"dropping-particle":"","family":"Newton","given":"Rob J.","non-dropping-particle":"","parse-names":false,"suffix":""},{"dropping-particle":"","family":"Gill","given":"Fiona","non-dropping-particle":"","parse-names":false,"suffix":""},{"dropping-particle":"","family":"Benning","given":"Liane G.","non-dropping-particle":"","parse-names":false,"suffix":""}],"container-title":"Nature Communications","id":"ITEM-1","issue":"May","issued":{"date-parts":[["2016"]]},"page":"1-9","publisher":"Nature Publishing Group","title":"The biogeography of red snow microbiomes and their role in melting arctic glaciers","type":"article-journal","volume":"7"},"uris":["http://www.mendeley.com/documents/?uuid=9020975f-8089-46fa-98be-ed55a0e364fb"]}],"mendeley":{"formattedCitation":"(Lutz et al., 2016)","plainTextFormattedCitation":"(Lutz et al., 2016)"},"properties":{"noteIndex":0},"schema":"https://github.com/citation-style-language/schema/raw/master/csl-citation.json"}</w:instrText>
+              <w:instrText>ADDIN CSL_CITATION {"citationItems":[{"id":"ITEM-1","itemData":{"DOI":"10.1038/ncomms11968","ISSN":"20411723","PMID":"27329445","abstract":"The Arctic is melting at an unprecedented rate and key drivers are changes in snow and ice albedo. Here we show that red snow, a common algal habitat blooming after the onset of melting, plays a crucial role in decreasing albedo. Our data reveal that red pigmented snow algae are cosmopolitan as well as independent of location-specific geochemical and mineralogical factors. The patterns for snow algal diversity, pigmentation and, consequently albedo, are ubiquitous across the Arctic and the reduction in albedo accelerates snow melt and increases the time and area of exposed bare ice. We estimated that the overall decrease in snow albedo by red pigmented snow algal blooms over the course of one melt season can be 13%. This will invariably result in higher melt rates. We argue that such a 'bio-albedo' effect has to be considered in climate models.","author":[{"dropping-particle":"","family":"Lutz","given":"Stefanie","non-dropping-particle":"","parse-names":false,"suffix":""},{"dropping-particle":"","family":"Anesio","given":"Alexandre M.","non-dropping-particle":"","parse-names":false,"suffix":""},{"dropping-particle":"","family":"Raiswell","given":"Rob","non-dropping-particle":"","parse-names":false,"suffix":""},{"dropping-particle":"","family":"Edwards","given":"Arwyn","non-dropping-particle":"","parse-names":false,"suffix":""},{"dropping-particle":"","family":"Newton","given":"Rob J.","non-dropping-particle":"","parse-names":false,"suffix":""},{"dropping-particle":"","family":"Gill","given":"Fiona","non-dropping-particle":"","parse-names":false,"suffix":""},{"dropping-particle":"","family":"Benning","given":"Liane G.","non-dropping-particle":"","parse-names":false,"suffix":""}],"container-title":"Nature Communications","id":"ITEM-1","issue":"May","issued":{"date-parts":[["2016"]]},"page":"1-9","publisher":"Nature Publishing Group","title":"The biogeography of red snow microbiomes and their role in melting arctic glaciers","type":"article-journal","volume":"7"},"uris":["http://www.mendeley.com/documents/?uuid=9020975f-8089-46fa-98be-ed55a0e364fb"]}],"mendeley":{"formattedCitation":"(Lutz et al., 2016)","plainTextFormattedCitation":"(Lutz et al., 2016)","previouslyFormattedCitation":"(Lutz et al., 2016)"},"properties":{"noteIndex":0},"schema":"https://github.com/citation-style-language/schema/raw/master/csl-citation.json"}</w:instrText>
             </w:r>
             <w:r>
               <w:fldChar w:fldCharType="separate"/>
@@ -2918,36 +3091,33 @@
           </w:tcPr>
           <w:p>
             <w:r>
-              <w:t>Cobalt (Co)</w:t>
-            </w:r>
-          </w:p>
-        </w:tc>
-        <w:tc>
-          <w:tcPr>
-            <w:tcW w:w="0" w:type="auto"/>
-          </w:tcPr>
-          <w:p>
-            <w:pPr>
-              <w:cnfStyle w:val="000000000000" w:firstRow="0" w:lastRow="0" w:firstColumn="0" w:lastColumn="0" w:oddVBand="0" w:evenVBand="0" w:oddHBand="0" w:evenHBand="0" w:firstRowFirstColumn="0" w:firstRowLastColumn="0" w:lastRowFirstColumn="0" w:lastRowLastColumn="0"/>
-            </w:pPr>
-            <w:r>
-              <w:t xml:space="preserve">Cobalt </w:t>
-            </w:r>
-            <w:r>
-              <w:t>availability may impact community structure by selecting for species most capable of exploiting those conditions.</w:t>
-            </w:r>
-          </w:p>
-        </w:tc>
-        <w:tc>
-          <w:tcPr>
-            <w:tcW w:w="0" w:type="auto"/>
-          </w:tcPr>
-          <w:p>
-            <w:pPr>
-              <w:cnfStyle w:val="000000000000" w:firstRow="0" w:lastRow="0" w:firstColumn="0" w:lastColumn="0" w:oddVBand="0" w:evenVBand="0" w:oddHBand="0" w:evenHBand="0" w:firstRowFirstColumn="0" w:firstRowLastColumn="0" w:lastRowFirstColumn="0" w:lastRowLastColumn="0"/>
-            </w:pPr>
-            <w:r>
-              <w:t>Snow: &lt; - 0.2</w:t>
+              <w:t>Cadmium (Cd)</w:t>
+            </w:r>
+          </w:p>
+        </w:tc>
+        <w:tc>
+          <w:tcPr>
+            <w:tcW w:w="0" w:type="auto"/>
+          </w:tcPr>
+          <w:p>
+            <w:pPr>
+              <w:cnfStyle w:val="000000000000" w:firstRow="0" w:lastRow="0" w:firstColumn="0" w:lastColumn="0" w:oddVBand="0" w:evenVBand="0" w:oddHBand="0" w:evenHBand="0" w:firstRowFirstColumn="0" w:firstRowLastColumn="0" w:lastRowFirstColumn="0" w:lastRowLastColumn="0"/>
+            </w:pPr>
+            <w:r>
+              <w:t>Cadmium availability may impact community structure by selecting for species most capable of exploiting those conditions.</w:t>
+            </w:r>
+          </w:p>
+        </w:tc>
+        <w:tc>
+          <w:tcPr>
+            <w:tcW w:w="0" w:type="auto"/>
+          </w:tcPr>
+          <w:p>
+            <w:pPr>
+              <w:cnfStyle w:val="000000000000" w:firstRow="0" w:lastRow="0" w:firstColumn="0" w:lastColumn="0" w:oddVBand="0" w:evenVBand="0" w:oddHBand="0" w:evenHBand="0" w:firstRowFirstColumn="0" w:firstRowLastColumn="0" w:lastRowFirstColumn="0" w:lastRowLastColumn="0"/>
+            </w:pPr>
+            <w:r>
+              <w:t>Snow: &lt; - 0.0</w:t>
             </w:r>
             <w:r>
               <w:t xml:space="preserve"> ppb </w:t>
@@ -2981,13 +3151,13 @@
               <w:cnfStyle w:val="000000000000" w:firstRow="0" w:lastRow="0" w:firstColumn="0" w:lastColumn="0" w:oddVBand="0" w:evenVBand="0" w:oddHBand="0" w:evenHBand="0" w:firstRowFirstColumn="0" w:firstRowLastColumn="0" w:lastRowFirstColumn="0" w:lastRowLastColumn="0"/>
             </w:pPr>
             <w:r>
-              <w:t xml:space="preserve">ICP-MS LOD = 0.1 ppb </w:t>
-            </w:r>
-            <w:r>
-              <w:fldChar w:fldCharType="begin" w:fldLock="1"/>
-            </w:r>
-            <w:r>
-              <w:instrText>ADDIN CSL_CITATION {"citationItems":[{"id":"ITEM-1","itemData":{"DOI":"10.1038/ncomms11968","ISSN":"20411723","PMID":"27329445","abstract":"The Arctic is melting at an unprecedented rate and key drivers are changes in snow and ice albedo. Here we show that red snow, a common algal habitat blooming after the onset of melting, plays a crucial role in decreasing albedo. Our data reveal that red pigmented snow algae are cosmopolitan as well as independent of location-specific geochemical and mineralogical factors. The patterns for snow algal diversity, pigmentation and, consequently albedo, are ubiquitous across the Arctic and the reduction in albedo accelerates snow melt and increases the time and area of exposed bare ice. We estimated that the overall decrease in snow albedo by red pigmented snow algal blooms over the course of one melt season can be 13%. This will invariably result in higher melt rates. We argue that such a 'bio-albedo' effect has to be considered in climate models.","author":[{"dropping-particle":"","family":"Lutz","given":"Stefanie","non-dropping-particle":"","parse-names":false,"suffix":""},{"dropping-particle":"","family":"Anesio","given":"Alexandre M.","non-dropping-particle":"","parse-names":false,"suffix":""},{"dropping-particle":"","family":"Raiswell","given":"Rob","non-dropping-particle":"","parse-names":false,"suffix":""},{"dropping-particle":"","family":"Edwards","given":"Arwyn","non-dropping-particle":"","parse-names":false,"suffix":""},{"dropping-particle":"","family":"Newton","given":"Rob J.","non-dropping-particle":"","parse-names":false,"suffix":""},{"dropping-particle":"","family":"Gill","given":"Fiona","non-dropping-particle":"","parse-names":false,"suffix":""},{"dropping-particle":"","family":"Benning","given":"Liane G.","non-dropping-particle":"","parse-names":false,"suffix":""}],"container-title":"Nature Communications","id":"ITEM-1","issue":"May","issued":{"date-parts":[["2016"]]},"page":"1-9","publisher":"Nature Publishing Group","title":"The biogeography of red snow microbiomes and their role in melting arctic glaciers","type":"article-journal","volume":"7"},"uris":["http://www.mendeley.com/documents/?uuid=9020975f-8089-46fa-98be-ed55a0e364fb"]}],"mendeley":{"formattedCitation":"(Lutz et al., 2016)","plainTextFormattedCitation":"(Lutz et al., 2016)"},"properties":{"noteIndex":0},"schema":"https://github.com/citation-style-language/schema/raw/master/csl-citation.json"}</w:instrText>
+              <w:t xml:space="preserve">CP-MS LOD = 0.01 ppb </w:t>
+            </w:r>
+            <w:r>
+              <w:fldChar w:fldCharType="begin" w:fldLock="1"/>
+            </w:r>
+            <w:r>
+              <w:instrText>ADDIN CSL_CITATION {"citationItems":[{"id":"ITEM-1","itemData":{"DOI":"10.1038/ncomms11968","ISSN":"20411723","PMID":"27329445","abstract":"The Arctic is melting at an unprecedented rate and key drivers are changes in snow and ice albedo. Here we show that red snow, a common algal habitat blooming after the onset of melting, plays a crucial role in decreasing albedo. Our data reveal that red pigmented snow algae are cosmopolitan as well as independent of location-specific geochemical and mineralogical factors. The patterns for snow algal diversity, pigmentation and, consequently albedo, are ubiquitous across the Arctic and the reduction in albedo accelerates snow melt and increases the time and area of exposed bare ice. We estimated that the overall decrease in snow albedo by red pigmented snow algal blooms over the course of one melt season can be 13%. This will invariably result in higher melt rates. We argue that such a 'bio-albedo' effect has to be considered in climate models.","author":[{"dropping-particle":"","family":"Lutz","given":"Stefanie","non-dropping-particle":"","parse-names":false,"suffix":""},{"dropping-particle":"","family":"Anesio","given":"Alexandre M.","non-dropping-particle":"","parse-names":false,"suffix":""},{"dropping-particle":"","family":"Raiswell","given":"Rob","non-dropping-particle":"","parse-names":false,"suffix":""},{"dropping-particle":"","family":"Edwards","given":"Arwyn","non-dropping-particle":"","parse-names":false,"suffix":""},{"dropping-particle":"","family":"Newton","given":"Rob J.","non-dropping-particle":"","parse-names":false,"suffix":""},{"dropping-particle":"","family":"Gill","given":"Fiona","non-dropping-particle":"","parse-names":false,"suffix":""},{"dropping-particle":"","family":"Benning","given":"Liane G.","non-dropping-particle":"","parse-names":false,"suffix":""}],"container-title":"Nature Communications","id":"ITEM-1","issue":"May","issued":{"date-parts":[["2016"]]},"page":"1-9","publisher":"Nature Publishing Group","title":"The biogeography of red snow microbiomes and their role in melting arctic glaciers","type":"article-journal","volume":"7"},"uris":["http://www.mendeley.com/documents/?uuid=9020975f-8089-46fa-98be-ed55a0e364fb"]}],"mendeley":{"formattedCitation":"(Lutz et al., 2016)","plainTextFormattedCitation":"(Lutz et al., 2016)","previouslyFormattedCitation":"(Lutz et al., 2016)"},"properties":{"noteIndex":0},"schema":"https://github.com/citation-style-language/schema/raw/master/csl-citation.json"}</w:instrText>
             </w:r>
             <w:r>
               <w:fldChar w:fldCharType="separate"/>
@@ -3015,36 +3185,33 @@
           </w:tcPr>
           <w:p>
             <w:r>
-              <w:t>Chromium (Cr)</w:t>
-            </w:r>
-          </w:p>
-        </w:tc>
-        <w:tc>
-          <w:tcPr>
-            <w:tcW w:w="0" w:type="auto"/>
-          </w:tcPr>
-          <w:p>
-            <w:pPr>
-              <w:cnfStyle w:val="000000100000" w:firstRow="0" w:lastRow="0" w:firstColumn="0" w:lastColumn="0" w:oddVBand="0" w:evenVBand="0" w:oddHBand="1" w:evenHBand="0" w:firstRowFirstColumn="0" w:firstRowLastColumn="0" w:lastRowFirstColumn="0" w:lastRowLastColumn="0"/>
-            </w:pPr>
-            <w:r>
-              <w:t xml:space="preserve">Chromium </w:t>
-            </w:r>
-            <w:r>
-              <w:t>availability may impact community structure by selecting for species most capable of exploiting those conditions.</w:t>
-            </w:r>
-          </w:p>
-        </w:tc>
-        <w:tc>
-          <w:tcPr>
-            <w:tcW w:w="0" w:type="auto"/>
-          </w:tcPr>
-          <w:p>
-            <w:pPr>
-              <w:cnfStyle w:val="000000100000" w:firstRow="0" w:lastRow="0" w:firstColumn="0" w:lastColumn="0" w:oddVBand="0" w:evenVBand="0" w:oddHBand="1" w:evenHBand="0" w:firstRowFirstColumn="0" w:firstRowLastColumn="0" w:lastRowFirstColumn="0" w:lastRowLastColumn="0"/>
-            </w:pPr>
-            <w:r>
-              <w:t>Snow: &lt; - 0.1</w:t>
+              <w:t>Cobalt (Co)</w:t>
+            </w:r>
+          </w:p>
+        </w:tc>
+        <w:tc>
+          <w:tcPr>
+            <w:tcW w:w="0" w:type="auto"/>
+          </w:tcPr>
+          <w:p>
+            <w:pPr>
+              <w:cnfStyle w:val="000000100000" w:firstRow="0" w:lastRow="0" w:firstColumn="0" w:lastColumn="0" w:oddVBand="0" w:evenVBand="0" w:oddHBand="1" w:evenHBand="0" w:firstRowFirstColumn="0" w:firstRowLastColumn="0" w:lastRowFirstColumn="0" w:lastRowLastColumn="0"/>
+            </w:pPr>
+            <w:r>
+              <w:t>Cobalt availability may impact community structure by selecting for species most capable of exploiting those conditions.</w:t>
+            </w:r>
+          </w:p>
+        </w:tc>
+        <w:tc>
+          <w:tcPr>
+            <w:tcW w:w="0" w:type="auto"/>
+          </w:tcPr>
+          <w:p>
+            <w:pPr>
+              <w:cnfStyle w:val="000000100000" w:firstRow="0" w:lastRow="0" w:firstColumn="0" w:lastColumn="0" w:oddVBand="0" w:evenVBand="0" w:oddHBand="1" w:evenHBand="0" w:firstRowFirstColumn="0" w:firstRowLastColumn="0" w:lastRowFirstColumn="0" w:lastRowLastColumn="0"/>
+            </w:pPr>
+            <w:r>
+              <w:t>Snow: &lt; - 0.2</w:t>
             </w:r>
             <w:r>
               <w:t xml:space="preserve"> ppb </w:t>
@@ -3084,7 +3251,7 @@
               <w:fldChar w:fldCharType="begin" w:fldLock="1"/>
             </w:r>
             <w:r>
-              <w:instrText>ADDIN CSL_CITATION {"citationItems":[{"id":"ITEM-1","itemData":{"DOI":"10.1038/ncomms11968","ISSN":"20411723","PMID":"27329445","abstract":"The Arctic is melting at an unprecedented rate and key drivers are changes in snow and ice albedo. Here we show that red snow, a common algal habitat blooming after the onset of melting, plays a crucial role in decreasing albedo. Our data reveal that red pigmented snow algae are cosmopolitan as well as independent of location-specific geochemical and mineralogical factors. The patterns for snow algal diversity, pigmentation and, consequently albedo, are ubiquitous across the Arctic and the reduction in albedo accelerates snow melt and increases the time and area of exposed bare ice. We estimated that the overall decrease in snow albedo by red pigmented snow algal blooms over the course of one melt season can be 13%. This will invariably result in higher melt rates. We argue that such a 'bio-albedo' effect has to be considered in climate models.","author":[{"dropping-particle":"","family":"Lutz","given":"Stefanie","non-dropping-particle":"","parse-names":false,"suffix":""},{"dropping-particle":"","family":"Anesio","given":"Alexandre M.","non-dropping-particle":"","parse-names":false,"suffix":""},{"dropping-particle":"","family":"Raiswell","given":"Rob","non-dropping-particle":"","parse-names":false,"suffix":""},{"dropping-particle":"","family":"Edwards","given":"Arwyn","non-dropping-particle":"","parse-names":false,"suffix":""},{"dropping-particle":"","family":"Newton","given":"Rob J.","non-dropping-particle":"","parse-names":false,"suffix":""},{"dropping-particle":"","family":"Gill","given":"Fiona","non-dropping-particle":"","parse-names":false,"suffix":""},{"dropping-particle":"","family":"Benning","given":"Liane G.","non-dropping-particle":"","parse-names":false,"suffix":""}],"container-title":"Nature Communications","id":"ITEM-1","issue":"May","issued":{"date-parts":[["2016"]]},"page":"1-9","publisher":"Nature Publishing Group","title":"The biogeography of red snow microbiomes and their role in melting arctic glaciers","type":"article-journal","volume":"7"},"uris":["http://www.mendeley.com/documents/?uuid=9020975f-8089-46fa-98be-ed55a0e364fb"]}],"mendeley":{"formattedCitation":"(Lutz et al., 2016)","plainTextFormattedCitation":"(Lutz et al., 2016)"},"properties":{"noteIndex":0},"schema":"https://github.com/citation-style-language/schema/raw/master/csl-citation.json"}</w:instrText>
+              <w:instrText>ADDIN CSL_CITATION {"citationItems":[{"id":"ITEM-1","itemData":{"DOI":"10.1038/ncomms11968","ISSN":"20411723","PMID":"27329445","abstract":"The Arctic is melting at an unprecedented rate and key drivers are changes in snow and ice albedo. Here we show that red snow, a common algal habitat blooming after the onset of melting, plays a crucial role in decreasing albedo. Our data reveal that red pigmented snow algae are cosmopolitan as well as independent of location-specific geochemical and mineralogical factors. The patterns for snow algal diversity, pigmentation and, consequently albedo, are ubiquitous across the Arctic and the reduction in albedo accelerates snow melt and increases the time and area of exposed bare ice. We estimated that the overall decrease in snow albedo by red pigmented snow algal blooms over the course of one melt season can be 13%. This will invariably result in higher melt rates. We argue that such a 'bio-albedo' effect has to be considered in climate models.","author":[{"dropping-particle":"","family":"Lutz","given":"Stefanie","non-dropping-particle":"","parse-names":false,"suffix":""},{"dropping-particle":"","family":"Anesio","given":"Alexandre M.","non-dropping-particle":"","parse-names":false,"suffix":""},{"dropping-particle":"","family":"Raiswell","given":"Rob","non-dropping-particle":"","parse-names":false,"suffix":""},{"dropping-particle":"","family":"Edwards","given":"Arwyn","non-dropping-particle":"","parse-names":false,"suffix":""},{"dropping-particle":"","family":"Newton","given":"Rob J.","non-dropping-particle":"","parse-names":false,"suffix":""},{"dropping-particle":"","family":"Gill","given":"Fiona","non-dropping-particle":"","parse-names":false,"suffix":""},{"dropping-particle":"","family":"Benning","given":"Liane G.","non-dropping-particle":"","parse-names":false,"suffix":""}],"container-title":"Nature Communications","id":"ITEM-1","issue":"May","issued":{"date-parts":[["2016"]]},"page":"1-9","publisher":"Nature Publishing Group","title":"The biogeography of red snow microbiomes and their role in melting arctic glaciers","type":"article-journal","volume":"7"},"uris":["http://www.mendeley.com/documents/?uuid=9020975f-8089-46fa-98be-ed55a0e364fb"]}],"mendeley":{"formattedCitation":"(Lutz et al., 2016)","plainTextFormattedCitation":"(Lutz et al., 2016)","previouslyFormattedCitation":"(Lutz et al., 2016)"},"properties":{"noteIndex":0},"schema":"https://github.com/citation-style-language/schema/raw/master/csl-citation.json"}</w:instrText>
             </w:r>
             <w:r>
               <w:fldChar w:fldCharType="separate"/>
@@ -3109,36 +3276,33 @@
           </w:tcPr>
           <w:p>
             <w:r>
-              <w:t>Copper (Cu)</w:t>
-            </w:r>
-          </w:p>
-        </w:tc>
-        <w:tc>
-          <w:tcPr>
-            <w:tcW w:w="0" w:type="auto"/>
-          </w:tcPr>
-          <w:p>
-            <w:pPr>
-              <w:cnfStyle w:val="000000000000" w:firstRow="0" w:lastRow="0" w:firstColumn="0" w:lastColumn="0" w:oddVBand="0" w:evenVBand="0" w:oddHBand="0" w:evenHBand="0" w:firstRowFirstColumn="0" w:firstRowLastColumn="0" w:lastRowFirstColumn="0" w:lastRowLastColumn="0"/>
-            </w:pPr>
-            <w:r>
-              <w:t xml:space="preserve">Copper </w:t>
-            </w:r>
-            <w:r>
-              <w:t>availability may impact community structure by selecting for species most capable of exploiting those conditions.</w:t>
-            </w:r>
-          </w:p>
-        </w:tc>
-        <w:tc>
-          <w:tcPr>
-            <w:tcW w:w="0" w:type="auto"/>
-          </w:tcPr>
-          <w:p>
-            <w:pPr>
-              <w:cnfStyle w:val="000000000000" w:firstRow="0" w:lastRow="0" w:firstColumn="0" w:lastColumn="0" w:oddVBand="0" w:evenVBand="0" w:oddHBand="0" w:evenHBand="0" w:firstRowFirstColumn="0" w:firstRowLastColumn="0" w:lastRowFirstColumn="0" w:lastRowLastColumn="0"/>
-            </w:pPr>
-            <w:r>
-              <w:t xml:space="preserve">Snow: &lt; - 0.3 </w:t>
+              <w:t>Chromium (Cr)</w:t>
+            </w:r>
+          </w:p>
+        </w:tc>
+        <w:tc>
+          <w:tcPr>
+            <w:tcW w:w="0" w:type="auto"/>
+          </w:tcPr>
+          <w:p>
+            <w:pPr>
+              <w:cnfStyle w:val="000000000000" w:firstRow="0" w:lastRow="0" w:firstColumn="0" w:lastColumn="0" w:oddVBand="0" w:evenVBand="0" w:oddHBand="0" w:evenHBand="0" w:firstRowFirstColumn="0" w:firstRowLastColumn="0" w:lastRowFirstColumn="0" w:lastRowLastColumn="0"/>
+            </w:pPr>
+            <w:r>
+              <w:t>Chromium availability may impact community structure by selecting for species most capable of exploiting those conditions.</w:t>
+            </w:r>
+          </w:p>
+        </w:tc>
+        <w:tc>
+          <w:tcPr>
+            <w:tcW w:w="0" w:type="auto"/>
+          </w:tcPr>
+          <w:p>
+            <w:pPr>
+              <w:cnfStyle w:val="000000000000" w:firstRow="0" w:lastRow="0" w:firstColumn="0" w:lastColumn="0" w:oddVBand="0" w:evenVBand="0" w:oddHBand="0" w:evenHBand="0" w:firstRowFirstColumn="0" w:firstRowLastColumn="0" w:lastRowFirstColumn="0" w:lastRowLastColumn="0"/>
+            </w:pPr>
+            <w:r>
+              <w:t>Snow: &lt; - 0.1</w:t>
             </w:r>
             <w:r>
               <w:t xml:space="preserve"> ppb </w:t>
@@ -3178,7 +3342,7 @@
               <w:fldChar w:fldCharType="begin" w:fldLock="1"/>
             </w:r>
             <w:r>
-              <w:instrText>ADDIN CSL_CITATION {"citationItems":[{"id":"ITEM-1","itemData":{"DOI":"10.1038/ncomms11968","ISSN":"20411723","PMID":"27329445","abstract":"The Arctic is melting at an unprecedented rate and key drivers are changes in snow and ice albedo. Here we show that red snow, a common algal habitat blooming after the onset of melting, plays a crucial role in decreasing albedo. Our data reveal that red pigmented snow algae are cosmopolitan as well as independent of location-specific geochemical and mineralogical factors. The patterns for snow algal diversity, pigmentation and, consequently albedo, are ubiquitous across the Arctic and the reduction in albedo accelerates snow melt and increases the time and area of exposed bare ice. We estimated that the overall decrease in snow albedo by red pigmented snow algal blooms over the course of one melt season can be 13%. This will invariably result in higher melt rates. We argue that such a 'bio-albedo' effect has to be considered in climate models.","author":[{"dropping-particle":"","family":"Lutz","given":"Stefanie","non-dropping-particle":"","parse-names":false,"suffix":""},{"dropping-particle":"","family":"Anesio","given":"Alexandre M.","non-dropping-particle":"","parse-names":false,"suffix":""},{"dropping-particle":"","family":"Raiswell","given":"Rob","non-dropping-particle":"","parse-names":false,"suffix":""},{"dropping-particle":"","family":"Edwards","given":"Arwyn","non-dropping-particle":"","parse-names":false,"suffix":""},{"dropping-particle":"","family":"Newton","given":"Rob J.","non-dropping-particle":"","parse-names":false,"suffix":""},{"dropping-particle":"","family":"Gill","given":"Fiona","non-dropping-particle":"","parse-names":false,"suffix":""},{"dropping-particle":"","family":"Benning","given":"Liane G.","non-dropping-particle":"","parse-names":false,"suffix":""}],"container-title":"Nature Communications","id":"ITEM-1","issue":"May","issued":{"date-parts":[["2016"]]},"page":"1-9","publisher":"Nature Publishing Group","title":"The biogeography of red snow microbiomes and their role in melting arctic glaciers","type":"article-journal","volume":"7"},"uris":["http://www.mendeley.com/documents/?uuid=9020975f-8089-46fa-98be-ed55a0e364fb"]}],"mendeley":{"formattedCitation":"(Lutz et al., 2016)","plainTextFormattedCitation":"(Lutz et al., 2016)"},"properties":{"noteIndex":0},"schema":"https://github.com/citation-style-language/schema/raw/master/csl-citation.json"}</w:instrText>
+              <w:instrText>ADDIN CSL_CITATION {"citationItems":[{"id":"ITEM-1","itemData":{"DOI":"10.1038/ncomms11968","ISSN":"20411723","PMID":"27329445","abstract":"The Arctic is melting at an unprecedented rate and key drivers are changes in snow and ice albedo. Here we show that red snow, a common algal habitat blooming after the onset of melting, plays a crucial role in decreasing albedo. Our data reveal that red pigmented snow algae are cosmopolitan as well as independent of location-specific geochemical and mineralogical factors. The patterns for snow algal diversity, pigmentation and, consequently albedo, are ubiquitous across the Arctic and the reduction in albedo accelerates snow melt and increases the time and area of exposed bare ice. We estimated that the overall decrease in snow albedo by red pigmented snow algal blooms over the course of one melt season can be 13%. This will invariably result in higher melt rates. We argue that such a 'bio-albedo' effect has to be considered in climate models.","author":[{"dropping-particle":"","family":"Lutz","given":"Stefanie","non-dropping-particle":"","parse-names":false,"suffix":""},{"dropping-particle":"","family":"Anesio","given":"Alexandre M.","non-dropping-particle":"","parse-names":false,"suffix":""},{"dropping-particle":"","family":"Raiswell","given":"Rob","non-dropping-particle":"","parse-names":false,"suffix":""},{"dropping-particle":"","family":"Edwards","given":"Arwyn","non-dropping-particle":"","parse-names":false,"suffix":""},{"dropping-particle":"","family":"Newton","given":"Rob J.","non-dropping-particle":"","parse-names":false,"suffix":""},{"dropping-particle":"","family":"Gill","given":"Fiona","non-dropping-particle":"","parse-names":false,"suffix":""},{"dropping-particle":"","family":"Benning","given":"Liane G.","non-dropping-particle":"","parse-names":false,"suffix":""}],"container-title":"Nature Communications","id":"ITEM-1","issue":"May","issued":{"date-parts":[["2016"]]},"page":"1-9","publisher":"Nature Publishing Group","title":"The biogeography of red snow microbiomes and their role in melting arctic glaciers","type":"article-journal","volume":"7"},"uris":["http://www.mendeley.com/documents/?uuid=9020975f-8089-46fa-98be-ed55a0e364fb"]}],"mendeley":{"formattedCitation":"(Lutz et al., 2016)","plainTextFormattedCitation":"(Lutz et al., 2016)","previouslyFormattedCitation":"(Lutz et al., 2016)"},"properties":{"noteIndex":0},"schema":"https://github.com/citation-style-language/schema/raw/master/csl-citation.json"}</w:instrText>
             </w:r>
             <w:r>
               <w:fldChar w:fldCharType="separate"/>
@@ -3206,42 +3370,33 @@
           </w:tcPr>
           <w:p>
             <w:r>
-              <w:t>Sodium (Na)</w:t>
-            </w:r>
-          </w:p>
-        </w:tc>
-        <w:tc>
-          <w:tcPr>
-            <w:tcW w:w="0" w:type="auto"/>
-          </w:tcPr>
-          <w:p>
-            <w:pPr>
-              <w:cnfStyle w:val="000000100000" w:firstRow="0" w:lastRow="0" w:firstColumn="0" w:lastColumn="0" w:oddVBand="0" w:evenVBand="0" w:oddHBand="1" w:evenHBand="0" w:firstRowFirstColumn="0" w:firstRowLastColumn="0" w:lastRowFirstColumn="0" w:lastRowLastColumn="0"/>
-            </w:pPr>
-            <w:r>
-              <w:t xml:space="preserve">Sodium </w:t>
-            </w:r>
-            <w:r>
-              <w:t>availability may impact community structure by selecting for species most capable of exploiting those conditions.</w:t>
-            </w:r>
-          </w:p>
-        </w:tc>
-        <w:tc>
-          <w:tcPr>
-            <w:tcW w:w="0" w:type="auto"/>
-          </w:tcPr>
-          <w:p>
-            <w:pPr>
-              <w:cnfStyle w:val="000000100000" w:firstRow="0" w:lastRow="0" w:firstColumn="0" w:lastColumn="0" w:oddVBand="0" w:evenVBand="0" w:oddHBand="1" w:evenHBand="0" w:firstRowFirstColumn="0" w:firstRowLastColumn="0" w:lastRowFirstColumn="0" w:lastRowLastColumn="0"/>
-            </w:pPr>
-            <w:r>
-              <w:t xml:space="preserve">Snow:  90 </w:t>
-            </w:r>
-            <w:r>
-              <w:t>–</w:t>
-            </w:r>
-            <w:r>
-              <w:t xml:space="preserve"> 376</w:t>
+              <w:t>Copper (Cu)</w:t>
+            </w:r>
+          </w:p>
+        </w:tc>
+        <w:tc>
+          <w:tcPr>
+            <w:tcW w:w="0" w:type="auto"/>
+          </w:tcPr>
+          <w:p>
+            <w:pPr>
+              <w:cnfStyle w:val="000000100000" w:firstRow="0" w:lastRow="0" w:firstColumn="0" w:lastColumn="0" w:oddVBand="0" w:evenVBand="0" w:oddHBand="1" w:evenHBand="0" w:firstRowFirstColumn="0" w:firstRowLastColumn="0" w:lastRowFirstColumn="0" w:lastRowLastColumn="0"/>
+            </w:pPr>
+            <w:r>
+              <w:t>Copper availability may impact community structure by selecting for species most capable of exploiting those conditions.</w:t>
+            </w:r>
+          </w:p>
+        </w:tc>
+        <w:tc>
+          <w:tcPr>
+            <w:tcW w:w="0" w:type="auto"/>
+          </w:tcPr>
+          <w:p>
+            <w:pPr>
+              <w:cnfStyle w:val="000000100000" w:firstRow="0" w:lastRow="0" w:firstColumn="0" w:lastColumn="0" w:oddVBand="0" w:evenVBand="0" w:oddHBand="1" w:evenHBand="0" w:firstRowFirstColumn="0" w:firstRowLastColumn="0" w:lastRowFirstColumn="0" w:lastRowLastColumn="0"/>
+            </w:pPr>
+            <w:r>
+              <w:t xml:space="preserve">Snow: &lt; - 0.3 </w:t>
             </w:r>
             <w:r>
               <w:t xml:space="preserve"> ppb </w:t>
@@ -3275,13 +3430,13 @@
               <w:cnfStyle w:val="000000100000" w:firstRow="0" w:lastRow="0" w:firstColumn="0" w:lastColumn="0" w:oddVBand="0" w:evenVBand="0" w:oddHBand="1" w:evenHBand="0" w:firstRowFirstColumn="0" w:firstRowLastColumn="0" w:lastRowFirstColumn="0" w:lastRowLastColumn="0"/>
             </w:pPr>
             <w:r>
-              <w:t xml:space="preserve">CP-MS LOD = 1 ppb </w:t>
-            </w:r>
-            <w:r>
-              <w:fldChar w:fldCharType="begin" w:fldLock="1"/>
-            </w:r>
-            <w:r>
-              <w:instrText>ADDIN CSL_CITATION {"citationItems":[{"id":"ITEM-1","itemData":{"DOI":"10.1038/ncomms11968","ISSN":"20411723","PMID":"27329445","abstract":"The Arctic is melting at an unprecedented rate and key drivers are changes in snow and ice albedo. Here we show that red snow, a common algal habitat blooming after the onset of melting, plays a crucial role in decreasing albedo. Our data reveal that red pigmented snow algae are cosmopolitan as well as independent of location-specific geochemical and mineralogical factors. The patterns for snow algal diversity, pigmentation and, consequently albedo, are ubiquitous across the Arctic and the reduction in albedo accelerates snow melt and increases the time and area of exposed bare ice. We estimated that the overall decrease in snow albedo by red pigmented snow algal blooms over the course of one melt season can be 13%. This will invariably result in higher melt rates. We argue that such a 'bio-albedo' effect has to be considered in climate models.","author":[{"dropping-particle":"","family":"Lutz","given":"Stefanie","non-dropping-particle":"","parse-names":false,"suffix":""},{"dropping-particle":"","family":"Anesio","given":"Alexandre M.","non-dropping-particle":"","parse-names":false,"suffix":""},{"dropping-particle":"","family":"Raiswell","given":"Rob","non-dropping-particle":"","parse-names":false,"suffix":""},{"dropping-particle":"","family":"Edwards","given":"Arwyn","non-dropping-particle":"","parse-names":false,"suffix":""},{"dropping-particle":"","family":"Newton","given":"Rob J.","non-dropping-particle":"","parse-names":false,"suffix":""},{"dropping-particle":"","family":"Gill","given":"Fiona","non-dropping-particle":"","parse-names":false,"suffix":""},{"dropping-particle":"","family":"Benning","given":"Liane G.","non-dropping-particle":"","parse-names":false,"suffix":""}],"container-title":"Nature Communications","id":"ITEM-1","issue":"May","issued":{"date-parts":[["2016"]]},"page":"1-9","publisher":"Nature Publishing Group","title":"The biogeography of red snow microbiomes and their role in melting arctic glaciers","type":"article-journal","volume":"7"},"uris":["http://www.mendeley.com/documents/?uuid=9020975f-8089-46fa-98be-ed55a0e364fb"]}],"mendeley":{"formattedCitation":"(Lutz et al., 2016)","plainTextFormattedCitation":"(Lutz et al., 2016)"},"properties":{"noteIndex":0},"schema":"https://github.com/citation-style-language/schema/raw/master/csl-citation.json"}</w:instrText>
+              <w:t xml:space="preserve">ICP-MS LOD = 0.1 ppb </w:t>
+            </w:r>
+            <w:r>
+              <w:fldChar w:fldCharType="begin" w:fldLock="1"/>
+            </w:r>
+            <w:r>
+              <w:instrText>ADDIN CSL_CITATION {"citationItems":[{"id":"ITEM-1","itemData":{"DOI":"10.1038/ncomms11968","ISSN":"20411723","PMID":"27329445","abstract":"The Arctic is melting at an unprecedented rate and key drivers are changes in snow and ice albedo. Here we show that red snow, a common algal habitat blooming after the onset of melting, plays a crucial role in decreasing albedo. Our data reveal that red pigmented snow algae are cosmopolitan as well as independent of location-specific geochemical and mineralogical factors. The patterns for snow algal diversity, pigmentation and, consequently albedo, are ubiquitous across the Arctic and the reduction in albedo accelerates snow melt and increases the time and area of exposed bare ice. We estimated that the overall decrease in snow albedo by red pigmented snow algal blooms over the course of one melt season can be 13%. This will invariably result in higher melt rates. We argue that such a 'bio-albedo' effect has to be considered in climate models.","author":[{"dropping-particle":"","family":"Lutz","given":"Stefanie","non-dropping-particle":"","parse-names":false,"suffix":""},{"dropping-particle":"","family":"Anesio","given":"Alexandre M.","non-dropping-particle":"","parse-names":false,"suffix":""},{"dropping-particle":"","family":"Raiswell","given":"Rob","non-dropping-particle":"","parse-names":false,"suffix":""},{"dropping-particle":"","family":"Edwards","given":"Arwyn","non-dropping-particle":"","parse-names":false,"suffix":""},{"dropping-particle":"","family":"Newton","given":"Rob J.","non-dropping-particle":"","parse-names":false,"suffix":""},{"dropping-particle":"","family":"Gill","given":"Fiona","non-dropping-particle":"","parse-names":false,"suffix":""},{"dropping-particle":"","family":"Benning","given":"Liane G.","non-dropping-particle":"","parse-names":false,"suffix":""}],"container-title":"Nature Communications","id":"ITEM-1","issue":"May","issued":{"date-parts":[["2016"]]},"page":"1-9","publisher":"Nature Publishing Group","title":"The biogeography of red snow microbiomes and their role in melting arctic glaciers","type":"article-journal","volume":"7"},"uris":["http://www.mendeley.com/documents/?uuid=9020975f-8089-46fa-98be-ed55a0e364fb"]}],"mendeley":{"formattedCitation":"(Lutz et al., 2016)","plainTextFormattedCitation":"(Lutz et al., 2016)","previouslyFormattedCitation":"(Lutz et al., 2016)"},"properties":{"noteIndex":0},"schema":"https://github.com/citation-style-language/schema/raw/master/csl-citation.json"}</w:instrText>
             </w:r>
             <w:r>
               <w:fldChar w:fldCharType="separate"/>
@@ -3306,36 +3461,39 @@
           </w:tcPr>
           <w:p>
             <w:r>
-              <w:t>Nickel (Ni)</w:t>
-            </w:r>
-          </w:p>
-        </w:tc>
-        <w:tc>
-          <w:tcPr>
-            <w:tcW w:w="0" w:type="auto"/>
-          </w:tcPr>
-          <w:p>
-            <w:pPr>
-              <w:cnfStyle w:val="000000000000" w:firstRow="0" w:lastRow="0" w:firstColumn="0" w:lastColumn="0" w:oddVBand="0" w:evenVBand="0" w:oddHBand="0" w:evenHBand="0" w:firstRowFirstColumn="0" w:firstRowLastColumn="0" w:lastRowFirstColumn="0" w:lastRowLastColumn="0"/>
-            </w:pPr>
-            <w:r>
-              <w:t xml:space="preserve">Nickel </w:t>
-            </w:r>
-            <w:r>
-              <w:t>availability may impact community structure by selecting for species most capable of exploiting those conditions.</w:t>
-            </w:r>
-          </w:p>
-        </w:tc>
-        <w:tc>
-          <w:tcPr>
-            <w:tcW w:w="0" w:type="auto"/>
-          </w:tcPr>
-          <w:p>
-            <w:pPr>
-              <w:cnfStyle w:val="000000000000" w:firstRow="0" w:lastRow="0" w:firstColumn="0" w:lastColumn="0" w:oddVBand="0" w:evenVBand="0" w:oddHBand="0" w:evenHBand="0" w:firstRowFirstColumn="0" w:firstRowLastColumn="0" w:lastRowFirstColumn="0" w:lastRowLastColumn="0"/>
-            </w:pPr>
-            <w:r>
-              <w:t xml:space="preserve">Snow:  &lt; - 0.3 </w:t>
+              <w:t>Sodium (Na)</w:t>
+            </w:r>
+          </w:p>
+        </w:tc>
+        <w:tc>
+          <w:tcPr>
+            <w:tcW w:w="0" w:type="auto"/>
+          </w:tcPr>
+          <w:p>
+            <w:pPr>
+              <w:cnfStyle w:val="000000000000" w:firstRow="0" w:lastRow="0" w:firstColumn="0" w:lastColumn="0" w:oddVBand="0" w:evenVBand="0" w:oddHBand="0" w:evenHBand="0" w:firstRowFirstColumn="0" w:firstRowLastColumn="0" w:lastRowFirstColumn="0" w:lastRowLastColumn="0"/>
+            </w:pPr>
+            <w:r>
+              <w:t>Sodium availability may impact community structure by selecting for species most capable of exploiting those conditions.</w:t>
+            </w:r>
+          </w:p>
+        </w:tc>
+        <w:tc>
+          <w:tcPr>
+            <w:tcW w:w="0" w:type="auto"/>
+          </w:tcPr>
+          <w:p>
+            <w:pPr>
+              <w:cnfStyle w:val="000000000000" w:firstRow="0" w:lastRow="0" w:firstColumn="0" w:lastColumn="0" w:oddVBand="0" w:evenVBand="0" w:oddHBand="0" w:evenHBand="0" w:firstRowFirstColumn="0" w:firstRowLastColumn="0" w:lastRowFirstColumn="0" w:lastRowLastColumn="0"/>
+            </w:pPr>
+            <w:r>
+              <w:t xml:space="preserve">Snow:  90 </w:t>
+            </w:r>
+            <w:r>
+              <w:t>–</w:t>
+            </w:r>
+            <w:r>
+              <w:t xml:space="preserve"> 376</w:t>
             </w:r>
             <w:r>
               <w:t xml:space="preserve"> ppb </w:t>
@@ -3369,13 +3527,13 @@
               <w:cnfStyle w:val="000000000000" w:firstRow="0" w:lastRow="0" w:firstColumn="0" w:lastColumn="0" w:oddVBand="0" w:evenVBand="0" w:oddHBand="0" w:evenHBand="0" w:firstRowFirstColumn="0" w:firstRowLastColumn="0" w:lastRowFirstColumn="0" w:lastRowLastColumn="0"/>
             </w:pPr>
             <w:r>
-              <w:t xml:space="preserve">ICP-MS LOD = 0.1 ppb </w:t>
-            </w:r>
-            <w:r>
-              <w:fldChar w:fldCharType="begin" w:fldLock="1"/>
-            </w:r>
-            <w:r>
-              <w:instrText>ADDIN CSL_CITATION {"citationItems":[{"id":"ITEM-1","itemData":{"DOI":"10.1038/ncomms11968","ISSN":"20411723","PMID":"27329445","abstract":"The Arctic is melting at an unprecedented rate and key drivers are changes in snow and ice albedo. Here we show that red snow, a common algal habitat blooming after the onset of melting, plays a crucial role in decreasing albedo. Our data reveal that red pigmented snow algae are cosmopolitan as well as independent of location-specific geochemical and mineralogical factors. The patterns for snow algal diversity, pigmentation and, consequently albedo, are ubiquitous across the Arctic and the reduction in albedo accelerates snow melt and increases the time and area of exposed bare ice. We estimated that the overall decrease in snow albedo by red pigmented snow algal blooms over the course of one melt season can be 13%. This will invariably result in higher melt rates. We argue that such a 'bio-albedo' effect has to be considered in climate models.","author":[{"dropping-particle":"","family":"Lutz","given":"Stefanie","non-dropping-particle":"","parse-names":false,"suffix":""},{"dropping-particle":"","family":"Anesio","given":"Alexandre M.","non-dropping-particle":"","parse-names":false,"suffix":""},{"dropping-particle":"","family":"Raiswell","given":"Rob","non-dropping-particle":"","parse-names":false,"suffix":""},{"dropping-particle":"","family":"Edwards","given":"Arwyn","non-dropping-particle":"","parse-names":false,"suffix":""},{"dropping-particle":"","family":"Newton","given":"Rob J.","non-dropping-particle":"","parse-names":false,"suffix":""},{"dropping-particle":"","family":"Gill","given":"Fiona","non-dropping-particle":"","parse-names":false,"suffix":""},{"dropping-particle":"","family":"Benning","given":"Liane G.","non-dropping-particle":"","parse-names":false,"suffix":""}],"container-title":"Nature Communications","id":"ITEM-1","issue":"May","issued":{"date-parts":[["2016"]]},"page":"1-9","publisher":"Nature Publishing Group","title":"The biogeography of red snow microbiomes and their role in melting arctic glaciers","type":"article-journal","volume":"7"},"uris":["http://www.mendeley.com/documents/?uuid=9020975f-8089-46fa-98be-ed55a0e364fb"]}],"mendeley":{"formattedCitation":"(Lutz et al., 2016)","plainTextFormattedCitation":"(Lutz et al., 2016)"},"properties":{"noteIndex":0},"schema":"https://github.com/citation-style-language/schema/raw/master/csl-citation.json"}</w:instrText>
+              <w:t xml:space="preserve">CP-MS LOD = 1 ppb </w:t>
+            </w:r>
+            <w:r>
+              <w:fldChar w:fldCharType="begin" w:fldLock="1"/>
+            </w:r>
+            <w:r>
+              <w:instrText>ADDIN CSL_CITATION {"citationItems":[{"id":"ITEM-1","itemData":{"DOI":"10.1038/ncomms11968","ISSN":"20411723","PMID":"27329445","abstract":"The Arctic is melting at an unprecedented rate and key drivers are changes in snow and ice albedo. Here we show that red snow, a common algal habitat blooming after the onset of melting, plays a crucial role in decreasing albedo. Our data reveal that red pigmented snow algae are cosmopolitan as well as independent of location-specific geochemical and mineralogical factors. The patterns for snow algal diversity, pigmentation and, consequently albedo, are ubiquitous across the Arctic and the reduction in albedo accelerates snow melt and increases the time and area of exposed bare ice. We estimated that the overall decrease in snow albedo by red pigmented snow algal blooms over the course of one melt season can be 13%. This will invariably result in higher melt rates. We argue that such a 'bio-albedo' effect has to be considered in climate models.","author":[{"dropping-particle":"","family":"Lutz","given":"Stefanie","non-dropping-particle":"","parse-names":false,"suffix":""},{"dropping-particle":"","family":"Anesio","given":"Alexandre M.","non-dropping-particle":"","parse-names":false,"suffix":""},{"dropping-particle":"","family":"Raiswell","given":"Rob","non-dropping-particle":"","parse-names":false,"suffix":""},{"dropping-particle":"","family":"Edwards","given":"Arwyn","non-dropping-particle":"","parse-names":false,"suffix":""},{"dropping-particle":"","family":"Newton","given":"Rob J.","non-dropping-particle":"","parse-names":false,"suffix":""},{"dropping-particle":"","family":"Gill","given":"Fiona","non-dropping-particle":"","parse-names":false,"suffix":""},{"dropping-particle":"","family":"Benning","given":"Liane G.","non-dropping-particle":"","parse-names":false,"suffix":""}],"container-title":"Nature Communications","id":"ITEM-1","issue":"May","issued":{"date-parts":[["2016"]]},"page":"1-9","publisher":"Nature Publishing Group","title":"The biogeography of red snow microbiomes and their role in melting arctic glaciers","type":"article-journal","volume":"7"},"uris":["http://www.mendeley.com/documents/?uuid=9020975f-8089-46fa-98be-ed55a0e364fb"]}],"mendeley":{"formattedCitation":"(Lutz et al., 2016)","plainTextFormattedCitation":"(Lutz et al., 2016)","previouslyFormattedCitation":"(Lutz et al., 2016)"},"properties":{"noteIndex":0},"schema":"https://github.com/citation-style-language/schema/raw/master/csl-citation.json"}</w:instrText>
             </w:r>
             <w:r>
               <w:fldChar w:fldCharType="separate"/>
@@ -3403,44 +3561,34 @@
           </w:tcPr>
           <w:p>
             <w:r>
-              <w:t>Lead (</w:t>
-            </w:r>
-            <w:proofErr w:type="spellStart"/>
-            <w:r>
-              <w:t>Pb</w:t>
-            </w:r>
-            <w:proofErr w:type="spellEnd"/>
-            <w:r>
-              <w:t>)</w:t>
-            </w:r>
-          </w:p>
-        </w:tc>
-        <w:tc>
-          <w:tcPr>
-            <w:tcW w:w="0" w:type="auto"/>
-          </w:tcPr>
-          <w:p>
-            <w:pPr>
-              <w:cnfStyle w:val="000000100000" w:firstRow="0" w:lastRow="0" w:firstColumn="0" w:lastColumn="0" w:oddVBand="0" w:evenVBand="0" w:oddHBand="1" w:evenHBand="0" w:firstRowFirstColumn="0" w:firstRowLastColumn="0" w:lastRowFirstColumn="0" w:lastRowLastColumn="0"/>
-            </w:pPr>
-            <w:r>
-              <w:t xml:space="preserve">Lead </w:t>
-            </w:r>
-            <w:r>
-              <w:t>availability may impact community structure by selecting for species most capable of exploiting those conditions.</w:t>
-            </w:r>
-          </w:p>
-        </w:tc>
-        <w:tc>
-          <w:tcPr>
-            <w:tcW w:w="0" w:type="auto"/>
-          </w:tcPr>
-          <w:p>
-            <w:pPr>
-              <w:cnfStyle w:val="000000100000" w:firstRow="0" w:lastRow="0" w:firstColumn="0" w:lastColumn="0" w:oddVBand="0" w:evenVBand="0" w:oddHBand="1" w:evenHBand="0" w:firstRowFirstColumn="0" w:firstRowLastColumn="0" w:lastRowFirstColumn="0" w:lastRowLastColumn="0"/>
-            </w:pPr>
-            <w:r>
-              <w:t>Snow:  &lt; - 0.2</w:t>
+              <w:lastRenderedPageBreak/>
+              <w:t>Nickel (Ni)</w:t>
+            </w:r>
+          </w:p>
+        </w:tc>
+        <w:tc>
+          <w:tcPr>
+            <w:tcW w:w="0" w:type="auto"/>
+          </w:tcPr>
+          <w:p>
+            <w:pPr>
+              <w:cnfStyle w:val="000000100000" w:firstRow="0" w:lastRow="0" w:firstColumn="0" w:lastColumn="0" w:oddVBand="0" w:evenVBand="0" w:oddHBand="1" w:evenHBand="0" w:firstRowFirstColumn="0" w:firstRowLastColumn="0" w:lastRowFirstColumn="0" w:lastRowLastColumn="0"/>
+            </w:pPr>
+            <w:r>
+              <w:t>Nickel availability may impact community structure by selecting for species most capable of exploiting those conditions.</w:t>
+            </w:r>
+          </w:p>
+        </w:tc>
+        <w:tc>
+          <w:tcPr>
+            <w:tcW w:w="0" w:type="auto"/>
+          </w:tcPr>
+          <w:p>
+            <w:pPr>
+              <w:cnfStyle w:val="000000100000" w:firstRow="0" w:lastRow="0" w:firstColumn="0" w:lastColumn="0" w:oddVBand="0" w:evenVBand="0" w:oddHBand="1" w:evenHBand="0" w:firstRowFirstColumn="0" w:firstRowLastColumn="0" w:lastRowFirstColumn="0" w:lastRowLastColumn="0"/>
+            </w:pPr>
+            <w:r>
+              <w:t xml:space="preserve">Snow:  &lt; - 0.3 </w:t>
             </w:r>
             <w:r>
               <w:t xml:space="preserve"> ppb </w:t>
@@ -3474,13 +3622,13 @@
               <w:cnfStyle w:val="000000100000" w:firstRow="0" w:lastRow="0" w:firstColumn="0" w:lastColumn="0" w:oddVBand="0" w:evenVBand="0" w:oddHBand="1" w:evenHBand="0" w:firstRowFirstColumn="0" w:firstRowLastColumn="0" w:lastRowFirstColumn="0" w:lastRowLastColumn="0"/>
             </w:pPr>
             <w:r>
-              <w:t xml:space="preserve">CP-MS LOD = 0.01 ppb </w:t>
-            </w:r>
-            <w:r>
-              <w:fldChar w:fldCharType="begin" w:fldLock="1"/>
-            </w:r>
-            <w:r>
-              <w:instrText>ADDIN CSL_CITATION {"citationItems":[{"id":"ITEM-1","itemData":{"DOI":"10.1038/ncomms11968","ISSN":"20411723","PMID":"27329445","abstract":"The Arctic is melting at an unprecedented rate and key drivers are changes in snow and ice albedo. Here we show that red snow, a common algal habitat blooming after the onset of melting, plays a crucial role in decreasing albedo. Our data reveal that red pigmented snow algae are cosmopolitan as well as independent of location-specific geochemical and mineralogical factors. The patterns for snow algal diversity, pigmentation and, consequently albedo, are ubiquitous across the Arctic and the reduction in albedo accelerates snow melt and increases the time and area of exposed bare ice. We estimated that the overall decrease in snow albedo by red pigmented snow algal blooms over the course of one melt season can be 13%. This will invariably result in higher melt rates. We argue that such a 'bio-albedo' effect has to be considered in climate models.","author":[{"dropping-particle":"","family":"Lutz","given":"Stefanie","non-dropping-particle":"","parse-names":false,"suffix":""},{"dropping-particle":"","family":"Anesio","given":"Alexandre M.","non-dropping-particle":"","parse-names":false,"suffix":""},{"dropping-particle":"","family":"Raiswell","given":"Rob","non-dropping-particle":"","parse-names":false,"suffix":""},{"dropping-particle":"","family":"Edwards","given":"Arwyn","non-dropping-particle":"","parse-names":false,"suffix":""},{"dropping-particle":"","family":"Newton","given":"Rob J.","non-dropping-particle":"","parse-names":false,"suffix":""},{"dropping-particle":"","family":"Gill","given":"Fiona","non-dropping-particle":"","parse-names":false,"suffix":""},{"dropping-particle":"","family":"Benning","given":"Liane G.","non-dropping-particle":"","parse-names":false,"suffix":""}],"container-title":"Nature Communications","id":"ITEM-1","issue":"May","issued":{"date-parts":[["2016"]]},"page":"1-9","publisher":"Nature Publishing Group","title":"The biogeography of red snow microbiomes and their role in melting arctic glaciers","type":"article-journal","volume":"7"},"uris":["http://www.mendeley.com/documents/?uuid=9020975f-8089-46fa-98be-ed55a0e364fb"]}],"mendeley":{"formattedCitation":"(Lutz et al., 2016)","plainTextFormattedCitation":"(Lutz et al., 2016)"},"properties":{"noteIndex":0},"schema":"https://github.com/citation-style-language/schema/raw/master/csl-citation.json"}</w:instrText>
+              <w:t xml:space="preserve">ICP-MS LOD = 0.1 ppb </w:t>
+            </w:r>
+            <w:r>
+              <w:fldChar w:fldCharType="begin" w:fldLock="1"/>
+            </w:r>
+            <w:r>
+              <w:instrText>ADDIN CSL_CITATION {"citationItems":[{"id":"ITEM-1","itemData":{"DOI":"10.1038/ncomms11968","ISSN":"20411723","PMID":"27329445","abstract":"The Arctic is melting at an unprecedented rate and key drivers are changes in snow and ice albedo. Here we show that red snow, a common algal habitat blooming after the onset of melting, plays a crucial role in decreasing albedo. Our data reveal that red pigmented snow algae are cosmopolitan as well as independent of location-specific geochemical and mineralogical factors. The patterns for snow algal diversity, pigmentation and, consequently albedo, are ubiquitous across the Arctic and the reduction in albedo accelerates snow melt and increases the time and area of exposed bare ice. We estimated that the overall decrease in snow albedo by red pigmented snow algal blooms over the course of one melt season can be 13%. This will invariably result in higher melt rates. We argue that such a 'bio-albedo' effect has to be considered in climate models.","author":[{"dropping-particle":"","family":"Lutz","given":"Stefanie","non-dropping-particle":"","parse-names":false,"suffix":""},{"dropping-particle":"","family":"Anesio","given":"Alexandre M.","non-dropping-particle":"","parse-names":false,"suffix":""},{"dropping-particle":"","family":"Raiswell","given":"Rob","non-dropping-particle":"","parse-names":false,"suffix":""},{"dropping-particle":"","family":"Edwards","given":"Arwyn","non-dropping-particle":"","parse-names":false,"suffix":""},{"dropping-particle":"","family":"Newton","given":"Rob J.","non-dropping-particle":"","parse-names":false,"suffix":""},{"dropping-particle":"","family":"Gill","given":"Fiona","non-dropping-particle":"","parse-names":false,"suffix":""},{"dropping-particle":"","family":"Benning","given":"Liane G.","non-dropping-particle":"","parse-names":false,"suffix":""}],"container-title":"Nature Communications","id":"ITEM-1","issue":"May","issued":{"date-parts":[["2016"]]},"page":"1-9","publisher":"Nature Publishing Group","title":"The biogeography of red snow microbiomes and their role in melting arctic glaciers","type":"article-journal","volume":"7"},"uris":["http://www.mendeley.com/documents/?uuid=9020975f-8089-46fa-98be-ed55a0e364fb"]}],"mendeley":{"formattedCitation":"(Lutz et al., 2016)","plainTextFormattedCitation":"(Lutz et al., 2016)","previouslyFormattedCitation":"(Lutz et al., 2016)"},"properties":{"noteIndex":0},"schema":"https://github.com/citation-style-language/schema/raw/master/csl-citation.json"}</w:instrText>
             </w:r>
             <w:r>
               <w:fldChar w:fldCharType="separate"/>
@@ -3504,47 +3652,42 @@
             <w:tcW w:w="0" w:type="auto"/>
           </w:tcPr>
           <w:p>
+            <w:r>
+              <w:t>Lead (</w:t>
+            </w:r>
             <w:proofErr w:type="spellStart"/>
             <w:r>
-              <w:t>Sulfur</w:t>
+              <w:t>Pb</w:t>
             </w:r>
             <w:proofErr w:type="spellEnd"/>
             <w:r>
-              <w:t xml:space="preserve"> (S)</w:t>
-            </w:r>
-          </w:p>
-        </w:tc>
-        <w:tc>
-          <w:tcPr>
-            <w:tcW w:w="0" w:type="auto"/>
-          </w:tcPr>
-          <w:p>
-            <w:pPr>
-              <w:cnfStyle w:val="000000000000" w:firstRow="0" w:lastRow="0" w:firstColumn="0" w:lastColumn="0" w:oddVBand="0" w:evenVBand="0" w:oddHBand="0" w:evenHBand="0" w:firstRowFirstColumn="0" w:firstRowLastColumn="0" w:lastRowFirstColumn="0" w:lastRowLastColumn="0"/>
-            </w:pPr>
-            <w:proofErr w:type="spellStart"/>
-            <w:r>
-              <w:t>Sulfur</w:t>
-            </w:r>
-            <w:proofErr w:type="spellEnd"/>
-            <w:r>
-              <w:t xml:space="preserve"> </w:t>
-            </w:r>
-            <w:r>
-              <w:t>availability may impact community structure by selecting for species most capable of exploiting those conditions.</w:t>
-            </w:r>
-          </w:p>
-        </w:tc>
-        <w:tc>
-          <w:tcPr>
-            <w:tcW w:w="0" w:type="auto"/>
-          </w:tcPr>
-          <w:p>
-            <w:pPr>
-              <w:cnfStyle w:val="000000000000" w:firstRow="0" w:lastRow="0" w:firstColumn="0" w:lastColumn="0" w:oddVBand="0" w:evenVBand="0" w:oddHBand="0" w:evenHBand="0" w:firstRowFirstColumn="0" w:firstRowLastColumn="0" w:lastRowFirstColumn="0" w:lastRowLastColumn="0"/>
-            </w:pPr>
-            <w:r>
-              <w:t>Snow: &lt; - 61</w:t>
+              <w:t>)</w:t>
+            </w:r>
+          </w:p>
+        </w:tc>
+        <w:tc>
+          <w:tcPr>
+            <w:tcW w:w="0" w:type="auto"/>
+          </w:tcPr>
+          <w:p>
+            <w:pPr>
+              <w:cnfStyle w:val="000000000000" w:firstRow="0" w:lastRow="0" w:firstColumn="0" w:lastColumn="0" w:oddVBand="0" w:evenVBand="0" w:oddHBand="0" w:evenHBand="0" w:firstRowFirstColumn="0" w:firstRowLastColumn="0" w:lastRowFirstColumn="0" w:lastRowLastColumn="0"/>
+            </w:pPr>
+            <w:r>
+              <w:t>Lead availability may impact community structure by selecting for species most capable of exploiting those conditions.</w:t>
+            </w:r>
+          </w:p>
+        </w:tc>
+        <w:tc>
+          <w:tcPr>
+            <w:tcW w:w="0" w:type="auto"/>
+          </w:tcPr>
+          <w:p>
+            <w:pPr>
+              <w:cnfStyle w:val="000000000000" w:firstRow="0" w:lastRow="0" w:firstColumn="0" w:lastColumn="0" w:oddVBand="0" w:evenVBand="0" w:oddHBand="0" w:evenHBand="0" w:firstRowFirstColumn="0" w:firstRowLastColumn="0" w:lastRowFirstColumn="0" w:lastRowLastColumn="0"/>
+            </w:pPr>
+            <w:r>
+              <w:t>Snow:  &lt; - 0.2</w:t>
             </w:r>
             <w:r>
               <w:t xml:space="preserve"> ppb </w:t>
@@ -3578,13 +3721,13 @@
               <w:cnfStyle w:val="000000000000" w:firstRow="0" w:lastRow="0" w:firstColumn="0" w:lastColumn="0" w:oddVBand="0" w:evenVBand="0" w:oddHBand="0" w:evenHBand="0" w:firstRowFirstColumn="0" w:firstRowLastColumn="0" w:lastRowFirstColumn="0" w:lastRowLastColumn="0"/>
             </w:pPr>
             <w:r>
-              <w:t xml:space="preserve">ICP-MS LOD = 10 ppb </w:t>
-            </w:r>
-            <w:r>
-              <w:fldChar w:fldCharType="begin" w:fldLock="1"/>
-            </w:r>
-            <w:r>
-              <w:instrText>ADDIN CSL_CITATION {"citationItems":[{"id":"ITEM-1","itemData":{"DOI":"10.1038/ncomms11968","ISSN":"20411723","PMID":"27329445","abstract":"The Arctic is melting at an unprecedented rate and key drivers are changes in snow and ice albedo. Here we show that red snow, a common algal habitat blooming after the onset of melting, plays a crucial role in decreasing albedo. Our data reveal that red pigmented snow algae are cosmopolitan as well as independent of location-specific geochemical and mineralogical factors. The patterns for snow algal diversity, pigmentation and, consequently albedo, are ubiquitous across the Arctic and the reduction in albedo accelerates snow melt and increases the time and area of exposed bare ice. We estimated that the overall decrease in snow albedo by red pigmented snow algal blooms over the course of one melt season can be 13%. This will invariably result in higher melt rates. We argue that such a 'bio-albedo' effect has to be considered in climate models.","author":[{"dropping-particle":"","family":"Lutz","given":"Stefanie","non-dropping-particle":"","parse-names":false,"suffix":""},{"dropping-particle":"","family":"Anesio","given":"Alexandre M.","non-dropping-particle":"","parse-names":false,"suffix":""},{"dropping-particle":"","family":"Raiswell","given":"Rob","non-dropping-particle":"","parse-names":false,"suffix":""},{"dropping-particle":"","family":"Edwards","given":"Arwyn","non-dropping-particle":"","parse-names":false,"suffix":""},{"dropping-particle":"","family":"Newton","given":"Rob J.","non-dropping-particle":"","parse-names":false,"suffix":""},{"dropping-particle":"","family":"Gill","given":"Fiona","non-dropping-particle":"","parse-names":false,"suffix":""},{"dropping-particle":"","family":"Benning","given":"Liane G.","non-dropping-particle":"","parse-names":false,"suffix":""}],"container-title":"Nature Communications","id":"ITEM-1","issue":"May","issued":{"date-parts":[["2016"]]},"page":"1-9","publisher":"Nature Publishing Group","title":"The biogeography of red snow microbiomes and their role in melting arctic glaciers","type":"article-journal","volume":"7"},"uris":["http://www.mendeley.com/documents/?uuid=9020975f-8089-46fa-98be-ed55a0e364fb"]}],"mendeley":{"formattedCitation":"(Lutz et al., 2016)","plainTextFormattedCitation":"(Lutz et al., 2016)"},"properties":{"noteIndex":0},"schema":"https://github.com/citation-style-language/schema/raw/master/csl-citation.json"}</w:instrText>
+              <w:t xml:space="preserve">CP-MS LOD = 0.01 ppb </w:t>
+            </w:r>
+            <w:r>
+              <w:fldChar w:fldCharType="begin" w:fldLock="1"/>
+            </w:r>
+            <w:r>
+              <w:instrText>ADDIN CSL_CITATION {"citationItems":[{"id":"ITEM-1","itemData":{"DOI":"10.1038/ncomms11968","ISSN":"20411723","PMID":"27329445","abstract":"The Arctic is melting at an unprecedented rate and key drivers are changes in snow and ice albedo. Here we show that red snow, a common algal habitat blooming after the onset of melting, plays a crucial role in decreasing albedo. Our data reveal that red pigmented snow algae are cosmopolitan as well as independent of location-specific geochemical and mineralogical factors. The patterns for snow algal diversity, pigmentation and, consequently albedo, are ubiquitous across the Arctic and the reduction in albedo accelerates snow melt and increases the time and area of exposed bare ice. We estimated that the overall decrease in snow albedo by red pigmented snow algal blooms over the course of one melt season can be 13%. This will invariably result in higher melt rates. We argue that such a 'bio-albedo' effect has to be considered in climate models.","author":[{"dropping-particle":"","family":"Lutz","given":"Stefanie","non-dropping-particle":"","parse-names":false,"suffix":""},{"dropping-particle":"","family":"Anesio","given":"Alexandre M.","non-dropping-particle":"","parse-names":false,"suffix":""},{"dropping-particle":"","family":"Raiswell","given":"Rob","non-dropping-particle":"","parse-names":false,"suffix":""},{"dropping-particle":"","family":"Edwards","given":"Arwyn","non-dropping-particle":"","parse-names":false,"suffix":""},{"dropping-particle":"","family":"Newton","given":"Rob J.","non-dropping-particle":"","parse-names":false,"suffix":""},{"dropping-particle":"","family":"Gill","given":"Fiona","non-dropping-particle":"","parse-names":false,"suffix":""},{"dropping-particle":"","family":"Benning","given":"Liane G.","non-dropping-particle":"","parse-names":false,"suffix":""}],"container-title":"Nature Communications","id":"ITEM-1","issue":"May","issued":{"date-parts":[["2016"]]},"page":"1-9","publisher":"Nature Publishing Group","title":"The biogeography of red snow microbiomes and their role in melting arctic glaciers","type":"article-journal","volume":"7"},"uris":["http://www.mendeley.com/documents/?uuid=9020975f-8089-46fa-98be-ed55a0e364fb"]}],"mendeley":{"formattedCitation":"(Lutz et al., 2016)","plainTextFormattedCitation":"(Lutz et al., 2016)","previouslyFormattedCitation":"(Lutz et al., 2016)"},"properties":{"noteIndex":0},"schema":"https://github.com/citation-style-language/schema/raw/master/csl-citation.json"}</w:instrText>
             </w:r>
             <w:r>
               <w:fldChar w:fldCharType="separate"/>
@@ -3611,37 +3754,44 @@
             <w:tcW w:w="0" w:type="auto"/>
           </w:tcPr>
           <w:p>
-            <w:r>
-              <w:t>Silicon (Si)</w:t>
-            </w:r>
-          </w:p>
-        </w:tc>
-        <w:tc>
-          <w:tcPr>
-            <w:tcW w:w="0" w:type="auto"/>
-          </w:tcPr>
-          <w:p>
-            <w:pPr>
-              <w:cnfStyle w:val="000000100000" w:firstRow="0" w:lastRow="0" w:firstColumn="0" w:lastColumn="0" w:oddVBand="0" w:evenVBand="0" w:oddHBand="1" w:evenHBand="0" w:firstRowFirstColumn="0" w:firstRowLastColumn="0" w:lastRowFirstColumn="0" w:lastRowLastColumn="0"/>
-            </w:pPr>
-            <w:r>
-              <w:t xml:space="preserve">Silicon </w:t>
-            </w:r>
-            <w:r>
-              <w:t>availability may impact community structure by selecting for species most capable of exploiting those conditions.</w:t>
-            </w:r>
-          </w:p>
-        </w:tc>
-        <w:tc>
-          <w:tcPr>
-            <w:tcW w:w="0" w:type="auto"/>
-          </w:tcPr>
-          <w:p>
-            <w:pPr>
-              <w:cnfStyle w:val="000000100000" w:firstRow="0" w:lastRow="0" w:firstColumn="0" w:lastColumn="0" w:oddVBand="0" w:evenVBand="0" w:oddHBand="1" w:evenHBand="0" w:firstRowFirstColumn="0" w:firstRowLastColumn="0" w:lastRowFirstColumn="0" w:lastRowLastColumn="0"/>
-            </w:pPr>
-            <w:r>
-              <w:t>Snow:  &lt; - 17</w:t>
+            <w:proofErr w:type="spellStart"/>
+            <w:r>
+              <w:t>Sulfur</w:t>
+            </w:r>
+            <w:proofErr w:type="spellEnd"/>
+            <w:r>
+              <w:t xml:space="preserve"> (S)</w:t>
+            </w:r>
+          </w:p>
+        </w:tc>
+        <w:tc>
+          <w:tcPr>
+            <w:tcW w:w="0" w:type="auto"/>
+          </w:tcPr>
+          <w:p>
+            <w:pPr>
+              <w:cnfStyle w:val="000000100000" w:firstRow="0" w:lastRow="0" w:firstColumn="0" w:lastColumn="0" w:oddVBand="0" w:evenVBand="0" w:oddHBand="1" w:evenHBand="0" w:firstRowFirstColumn="0" w:firstRowLastColumn="0" w:lastRowFirstColumn="0" w:lastRowLastColumn="0"/>
+            </w:pPr>
+            <w:proofErr w:type="spellStart"/>
+            <w:r>
+              <w:t>Sulfur</w:t>
+            </w:r>
+            <w:proofErr w:type="spellEnd"/>
+            <w:r>
+              <w:t xml:space="preserve"> availability may impact community structure by selecting for species most capable of exploiting those conditions.</w:t>
+            </w:r>
+          </w:p>
+        </w:tc>
+        <w:tc>
+          <w:tcPr>
+            <w:tcW w:w="0" w:type="auto"/>
+          </w:tcPr>
+          <w:p>
+            <w:pPr>
+              <w:cnfStyle w:val="000000100000" w:firstRow="0" w:lastRow="0" w:firstColumn="0" w:lastColumn="0" w:oddVBand="0" w:evenVBand="0" w:oddHBand="1" w:evenHBand="0" w:firstRowFirstColumn="0" w:firstRowLastColumn="0" w:lastRowFirstColumn="0" w:lastRowLastColumn="0"/>
+            </w:pPr>
+            <w:r>
+              <w:t>Snow: &lt; - 61</w:t>
             </w:r>
             <w:r>
               <w:t xml:space="preserve"> ppb </w:t>
@@ -3675,13 +3825,13 @@
               <w:cnfStyle w:val="000000100000" w:firstRow="0" w:lastRow="0" w:firstColumn="0" w:lastColumn="0" w:oddVBand="0" w:evenVBand="0" w:oddHBand="1" w:evenHBand="0" w:firstRowFirstColumn="0" w:firstRowLastColumn="0" w:lastRowFirstColumn="0" w:lastRowLastColumn="0"/>
             </w:pPr>
             <w:r>
-              <w:t xml:space="preserve">ICP-MS LOD = 0.1 ppb </w:t>
-            </w:r>
-            <w:r>
-              <w:fldChar w:fldCharType="begin" w:fldLock="1"/>
-            </w:r>
-            <w:r>
-              <w:instrText>ADDIN CSL_CITATION {"citationItems":[{"id":"ITEM-1","itemData":{"DOI":"10.1038/ncomms11968","ISSN":"20411723","PMID":"27329445","abstract":"The Arctic is melting at an unprecedented rate and key drivers are changes in snow and ice albedo. Here we show that red snow, a common algal habitat blooming after the onset of melting, plays a crucial role in decreasing albedo. Our data reveal that red pigmented snow algae are cosmopolitan as well as independent of location-specific geochemical and mineralogical factors. The patterns for snow algal diversity, pigmentation and, consequently albedo, are ubiquitous across the Arctic and the reduction in albedo accelerates snow melt and increases the time and area of exposed bare ice. We estimated that the overall decrease in snow albedo by red pigmented snow algal blooms over the course of one melt season can be 13%. This will invariably result in higher melt rates. We argue that such a 'bio-albedo' effect has to be considered in climate models.","author":[{"dropping-particle":"","family":"Lutz","given":"Stefanie","non-dropping-particle":"","parse-names":false,"suffix":""},{"dropping-particle":"","family":"Anesio","given":"Alexandre M.","non-dropping-particle":"","parse-names":false,"suffix":""},{"dropping-particle":"","family":"Raiswell","given":"Rob","non-dropping-particle":"","parse-names":false,"suffix":""},{"dropping-particle":"","family":"Edwards","given":"Arwyn","non-dropping-particle":"","parse-names":false,"suffix":""},{"dropping-particle":"","family":"Newton","given":"Rob J.","non-dropping-particle":"","parse-names":false,"suffix":""},{"dropping-particle":"","family":"Gill","given":"Fiona","non-dropping-particle":"","parse-names":false,"suffix":""},{"dropping-particle":"","family":"Benning","given":"Liane G.","non-dropping-particle":"","parse-names":false,"suffix":""}],"container-title":"Nature Communications","id":"ITEM-1","issue":"May","issued":{"date-parts":[["2016"]]},"page":"1-9","publisher":"Nature Publishing Group","title":"The biogeography of red snow microbiomes and their role in melting arctic glaciers","type":"article-journal","volume":"7"},"uris":["http://www.mendeley.com/documents/?uuid=9020975f-8089-46fa-98be-ed55a0e364fb"]}],"mendeley":{"formattedCitation":"(Lutz et al., 2016)","plainTextFormattedCitation":"(Lutz et al., 2016)"},"properties":{"noteIndex":0},"schema":"https://github.com/citation-style-language/schema/raw/master/csl-citation.json"}</w:instrText>
+              <w:t xml:space="preserve">ICP-MS LOD = 10 ppb </w:t>
+            </w:r>
+            <w:r>
+              <w:fldChar w:fldCharType="begin" w:fldLock="1"/>
+            </w:r>
+            <w:r>
+              <w:instrText>ADDIN CSL_CITATION {"citationItems":[{"id":"ITEM-1","itemData":{"DOI":"10.1038/ncomms11968","ISSN":"20411723","PMID":"27329445","abstract":"The Arctic is melting at an unprecedented rate and key drivers are changes in snow and ice albedo. Here we show that red snow, a common algal habitat blooming after the onset of melting, plays a crucial role in decreasing albedo. Our data reveal that red pigmented snow algae are cosmopolitan as well as independent of location-specific geochemical and mineralogical factors. The patterns for snow algal diversity, pigmentation and, consequently albedo, are ubiquitous across the Arctic and the reduction in albedo accelerates snow melt and increases the time and area of exposed bare ice. We estimated that the overall decrease in snow albedo by red pigmented snow algal blooms over the course of one melt season can be 13%. This will invariably result in higher melt rates. We argue that such a 'bio-albedo' effect has to be considered in climate models.","author":[{"dropping-particle":"","family":"Lutz","given":"Stefanie","non-dropping-particle":"","parse-names":false,"suffix":""},{"dropping-particle":"","family":"Anesio","given":"Alexandre M.","non-dropping-particle":"","parse-names":false,"suffix":""},{"dropping-particle":"","family":"Raiswell","given":"Rob","non-dropping-particle":"","parse-names":false,"suffix":""},{"dropping-particle":"","family":"Edwards","given":"Arwyn","non-dropping-particle":"","parse-names":false,"suffix":""},{"dropping-particle":"","family":"Newton","given":"Rob J.","non-dropping-particle":"","parse-names":false,"suffix":""},{"dropping-particle":"","family":"Gill","given":"Fiona","non-dropping-particle":"","parse-names":false,"suffix":""},{"dropping-particle":"","family":"Benning","given":"Liane G.","non-dropping-particle":"","parse-names":false,"suffix":""}],"container-title":"Nature Communications","id":"ITEM-1","issue":"May","issued":{"date-parts":[["2016"]]},"page":"1-9","publisher":"Nature Publishing Group","title":"The biogeography of red snow microbiomes and their role in melting arctic glaciers","type":"article-journal","volume":"7"},"uris":["http://www.mendeley.com/documents/?uuid=9020975f-8089-46fa-98be-ed55a0e364fb"]}],"mendeley":{"formattedCitation":"(Lutz et al., 2016)","plainTextFormattedCitation":"(Lutz et al., 2016)","previouslyFormattedCitation":"(Lutz et al., 2016)"},"properties":{"noteIndex":0},"schema":"https://github.com/citation-style-language/schema/raw/master/csl-citation.json"}</w:instrText>
             </w:r>
             <w:r>
               <w:fldChar w:fldCharType="separate"/>
@@ -3706,37 +3856,33 @@
           </w:tcPr>
           <w:p>
             <w:r>
-              <w:lastRenderedPageBreak/>
-              <w:t>Strontium (Sr)</w:t>
-            </w:r>
-          </w:p>
-        </w:tc>
-        <w:tc>
-          <w:tcPr>
-            <w:tcW w:w="0" w:type="auto"/>
-          </w:tcPr>
-          <w:p>
-            <w:pPr>
-              <w:cnfStyle w:val="000000000000" w:firstRow="0" w:lastRow="0" w:firstColumn="0" w:lastColumn="0" w:oddVBand="0" w:evenVBand="0" w:oddHBand="0" w:evenHBand="0" w:firstRowFirstColumn="0" w:firstRowLastColumn="0" w:lastRowFirstColumn="0" w:lastRowLastColumn="0"/>
-            </w:pPr>
-            <w:r>
-              <w:t xml:space="preserve">Strontium </w:t>
-            </w:r>
-            <w:r>
-              <w:t>availability may impact community structure by selecting for species most capable of exploiting those conditions.</w:t>
-            </w:r>
-          </w:p>
-        </w:tc>
-        <w:tc>
-          <w:tcPr>
-            <w:tcW w:w="0" w:type="auto"/>
-          </w:tcPr>
-          <w:p>
-            <w:pPr>
-              <w:cnfStyle w:val="000000000000" w:firstRow="0" w:lastRow="0" w:firstColumn="0" w:lastColumn="0" w:oddVBand="0" w:evenVBand="0" w:oddHBand="0" w:evenHBand="0" w:firstRowFirstColumn="0" w:firstRowLastColumn="0" w:lastRowFirstColumn="0" w:lastRowLastColumn="0"/>
-            </w:pPr>
-            <w:r>
-              <w:t xml:space="preserve">Snow: 0.2 – 2.1 </w:t>
+              <w:t>Silicon (Si)</w:t>
+            </w:r>
+          </w:p>
+        </w:tc>
+        <w:tc>
+          <w:tcPr>
+            <w:tcW w:w="0" w:type="auto"/>
+          </w:tcPr>
+          <w:p>
+            <w:pPr>
+              <w:cnfStyle w:val="000000000000" w:firstRow="0" w:lastRow="0" w:firstColumn="0" w:lastColumn="0" w:oddVBand="0" w:evenVBand="0" w:oddHBand="0" w:evenHBand="0" w:firstRowFirstColumn="0" w:firstRowLastColumn="0" w:lastRowFirstColumn="0" w:lastRowLastColumn="0"/>
+            </w:pPr>
+            <w:r>
+              <w:t>Silicon availability may impact community structure by selecting for species most capable of exploiting those conditions.</w:t>
+            </w:r>
+          </w:p>
+        </w:tc>
+        <w:tc>
+          <w:tcPr>
+            <w:tcW w:w="0" w:type="auto"/>
+          </w:tcPr>
+          <w:p>
+            <w:pPr>
+              <w:cnfStyle w:val="000000000000" w:firstRow="0" w:lastRow="0" w:firstColumn="0" w:lastColumn="0" w:oddVBand="0" w:evenVBand="0" w:oddHBand="0" w:evenHBand="0" w:firstRowFirstColumn="0" w:firstRowLastColumn="0" w:lastRowFirstColumn="0" w:lastRowLastColumn="0"/>
+            </w:pPr>
+            <w:r>
+              <w:t>Snow:  &lt; - 17</w:t>
             </w:r>
             <w:r>
               <w:t xml:space="preserve"> ppb </w:t>
@@ -3776,7 +3922,7 @@
               <w:fldChar w:fldCharType="begin" w:fldLock="1"/>
             </w:r>
             <w:r>
-              <w:instrText>ADDIN CSL_CITATION {"citationItems":[{"id":"ITEM-1","itemData":{"DOI":"10.1038/ncomms11968","ISSN":"20411723","PMID":"27329445","abstract":"The Arctic is melting at an unprecedented rate and key drivers are changes in snow and ice albedo. Here we show that red snow, a common algal habitat blooming after the onset of melting, plays a crucial role in decreasing albedo. Our data reveal that red pigmented snow algae are cosmopolitan as well as independent of location-specific geochemical and mineralogical factors. The patterns for snow algal diversity, pigmentation and, consequently albedo, are ubiquitous across the Arctic and the reduction in albedo accelerates snow melt and increases the time and area of exposed bare ice. We estimated that the overall decrease in snow albedo by red pigmented snow algal blooms over the course of one melt season can be 13%. This will invariably result in higher melt rates. We argue that such a 'bio-albedo' effect has to be considered in climate models.","author":[{"dropping-particle":"","family":"Lutz","given":"Stefanie","non-dropping-particle":"","parse-names":false,"suffix":""},{"dropping-particle":"","family":"Anesio","given":"Alexandre M.","non-dropping-particle":"","parse-names":false,"suffix":""},{"dropping-particle":"","family":"Raiswell","given":"Rob","non-dropping-particle":"","parse-names":false,"suffix":""},{"dropping-particle":"","family":"Edwards","given":"Arwyn","non-dropping-particle":"","parse-names":false,"suffix":""},{"dropping-particle":"","family":"Newton","given":"Rob J.","non-dropping-particle":"","parse-names":false,"suffix":""},{"dropping-particle":"","family":"Gill","given":"Fiona","non-dropping-particle":"","parse-names":false,"suffix":""},{"dropping-particle":"","family":"Benning","given":"Liane G.","non-dropping-particle":"","parse-names":false,"suffix":""}],"container-title":"Nature Communications","id":"ITEM-1","issue":"May","issued":{"date-parts":[["2016"]]},"page":"1-9","publisher":"Nature Publishing Group","title":"The biogeography of red snow microbiomes and their role in melting arctic glaciers","type":"article-journal","volume":"7"},"uris":["http://www.mendeley.com/documents/?uuid=9020975f-8089-46fa-98be-ed55a0e364fb"]}],"mendeley":{"formattedCitation":"(Lutz et al., 2016)","plainTextFormattedCitation":"(Lutz et al., 2016)"},"properties":{"noteIndex":0},"schema":"https://github.com/citation-style-language/schema/raw/master/csl-citation.json"}</w:instrText>
+              <w:instrText>ADDIN CSL_CITATION {"citationItems":[{"id":"ITEM-1","itemData":{"DOI":"10.1038/ncomms11968","ISSN":"20411723","PMID":"27329445","abstract":"The Arctic is melting at an unprecedented rate and key drivers are changes in snow and ice albedo. Here we show that red snow, a common algal habitat blooming after the onset of melting, plays a crucial role in decreasing albedo. Our data reveal that red pigmented snow algae are cosmopolitan as well as independent of location-specific geochemical and mineralogical factors. The patterns for snow algal diversity, pigmentation and, consequently albedo, are ubiquitous across the Arctic and the reduction in albedo accelerates snow melt and increases the time and area of exposed bare ice. We estimated that the overall decrease in snow albedo by red pigmented snow algal blooms over the course of one melt season can be 13%. This will invariably result in higher melt rates. We argue that such a 'bio-albedo' effect has to be considered in climate models.","author":[{"dropping-particle":"","family":"Lutz","given":"Stefanie","non-dropping-particle":"","parse-names":false,"suffix":""},{"dropping-particle":"","family":"Anesio","given":"Alexandre M.","non-dropping-particle":"","parse-names":false,"suffix":""},{"dropping-particle":"","family":"Raiswell","given":"Rob","non-dropping-particle":"","parse-names":false,"suffix":""},{"dropping-particle":"","family":"Edwards","given":"Arwyn","non-dropping-particle":"","parse-names":false,"suffix":""},{"dropping-particle":"","family":"Newton","given":"Rob J.","non-dropping-particle":"","parse-names":false,"suffix":""},{"dropping-particle":"","family":"Gill","given":"Fiona","non-dropping-particle":"","parse-names":false,"suffix":""},{"dropping-particle":"","family":"Benning","given":"Liane G.","non-dropping-particle":"","parse-names":false,"suffix":""}],"container-title":"Nature Communications","id":"ITEM-1","issue":"May","issued":{"date-parts":[["2016"]]},"page":"1-9","publisher":"Nature Publishing Group","title":"The biogeography of red snow microbiomes and their role in melting arctic glaciers","type":"article-journal","volume":"7"},"uris":["http://www.mendeley.com/documents/?uuid=9020975f-8089-46fa-98be-ed55a0e364fb"]}],"mendeley":{"formattedCitation":"(Lutz et al., 2016)","plainTextFormattedCitation":"(Lutz et al., 2016)","previouslyFormattedCitation":"(Lutz et al., 2016)"},"properties":{"noteIndex":0},"schema":"https://github.com/citation-style-language/schema/raw/master/csl-citation.json"}</w:instrText>
             </w:r>
             <w:r>
               <w:fldChar w:fldCharType="separate"/>
@@ -3804,6 +3950,97 @@
           </w:tcPr>
           <w:p>
             <w:r>
+              <w:t>Strontium (Sr)</w:t>
+            </w:r>
+          </w:p>
+        </w:tc>
+        <w:tc>
+          <w:tcPr>
+            <w:tcW w:w="0" w:type="auto"/>
+          </w:tcPr>
+          <w:p>
+            <w:pPr>
+              <w:cnfStyle w:val="000000100000" w:firstRow="0" w:lastRow="0" w:firstColumn="0" w:lastColumn="0" w:oddVBand="0" w:evenVBand="0" w:oddHBand="1" w:evenHBand="0" w:firstRowFirstColumn="0" w:firstRowLastColumn="0" w:lastRowFirstColumn="0" w:lastRowLastColumn="0"/>
+            </w:pPr>
+            <w:r>
+              <w:t>Strontium availability may impact community structure by selecting for species most capable of exploiting those conditions.</w:t>
+            </w:r>
+          </w:p>
+        </w:tc>
+        <w:tc>
+          <w:tcPr>
+            <w:tcW w:w="0" w:type="auto"/>
+          </w:tcPr>
+          <w:p>
+            <w:pPr>
+              <w:cnfStyle w:val="000000100000" w:firstRow="0" w:lastRow="0" w:firstColumn="0" w:lastColumn="0" w:oddVBand="0" w:evenVBand="0" w:oddHBand="1" w:evenHBand="0" w:firstRowFirstColumn="0" w:firstRowLastColumn="0" w:lastRowFirstColumn="0" w:lastRowLastColumn="0"/>
+            </w:pPr>
+            <w:r>
+              <w:t xml:space="preserve">Snow: 0.2 – 2.1 </w:t>
+            </w:r>
+            <w:r>
+              <w:t xml:space="preserve"> ppb </w:t>
+            </w:r>
+            <w:r>
+              <w:fldChar w:fldCharType="begin" w:fldLock="1"/>
+            </w:r>
+            <w:r>
+              <w:instrText>ADDIN CSL_CITATION {"citationItems":[{"id":"ITEM-1","itemData":{"DOI":"10.1038/ncomms11968","ISSN":"20411723","PMID":"27329445","abstract":"The Arctic is melting at an unprecedented rate and key drivers are changes in snow and ice albedo. Here we show that red snow, a common algal habitat blooming after the onset of melting, plays a crucial role in decreasing albedo. Our data reveal that red pigmented snow algae are cosmopolitan as well as independent of location-specific geochemical and mineralogical factors. The patterns for snow algal diversity, pigmentation and, consequently albedo, are ubiquitous across the Arctic and the reduction in albedo accelerates snow melt and increases the time and area of exposed bare ice. We estimated that the overall decrease in snow albedo by red pigmented snow algal blooms over the course of one melt season can be 13%. This will invariably result in higher melt rates. We argue that such a 'bio-albedo' effect has to be considered in climate models.","author":[{"dropping-particle":"","family":"Lutz","given":"Stefanie","non-dropping-particle":"","parse-names":false,"suffix":""},{"dropping-particle":"","family":"Anesio","given":"Alexandre M.","non-dropping-particle":"","parse-names":false,"suffix":""},{"dropping-particle":"","family":"Raiswell","given":"Rob","non-dropping-particle":"","parse-names":false,"suffix":""},{"dropping-particle":"","family":"Edwards","given":"Arwyn","non-dropping-particle":"","parse-names":false,"suffix":""},{"dropping-particle":"","family":"Newton","given":"Rob J.","non-dropping-particle":"","parse-names":false,"suffix":""},{"dropping-particle":"","family":"Gill","given":"Fiona","non-dropping-particle":"","parse-names":false,"suffix":""},{"dropping-particle":"","family":"Benning","given":"Liane G.","non-dropping-particle":"","parse-names":false,"suffix":""}],"container-title":"Nature Communications","id":"ITEM-1","issue":"May","issued":{"date-parts":[["2016"]]},"page":"1-9","publisher":"Nature Publishing Group","title":"The biogeography of red snow microbiomes and their role in melting arctic glaciers","type":"article-journal","volume":"7"},"uris":["http://www.mendeley.com/documents/?uuid=9020975f-8089-46fa-98be-ed55a0e364fb"]}],"mendeley":{"formattedCitation":"(Lutz et al., 2016)","plainTextFormattedCitation":"(Lutz et al., 2016)","previouslyFormattedCitation":"(Lutz et al., 2016)"},"properties":{"noteIndex":0},"schema":"https://github.com/citation-style-language/schema/raw/master/csl-citation.json"}</w:instrText>
+            </w:r>
+            <w:r>
+              <w:fldChar w:fldCharType="separate"/>
+            </w:r>
+            <w:r>
+              <w:rPr>
+                <w:noProof/>
+              </w:rPr>
+              <w:t>(Lutz et al., 2016)</w:t>
+            </w:r>
+            <w:r>
+              <w:fldChar w:fldCharType="end"/>
+            </w:r>
+          </w:p>
+        </w:tc>
+        <w:tc>
+          <w:tcPr>
+            <w:tcW w:w="0" w:type="auto"/>
+          </w:tcPr>
+          <w:p>
+            <w:pPr>
+              <w:cnfStyle w:val="000000100000" w:firstRow="0" w:lastRow="0" w:firstColumn="0" w:lastColumn="0" w:oddVBand="0" w:evenVBand="0" w:oddHBand="1" w:evenHBand="0" w:firstRowFirstColumn="0" w:firstRowLastColumn="0" w:lastRowFirstColumn="0" w:lastRowLastColumn="0"/>
+            </w:pPr>
+            <w:r>
+              <w:t xml:space="preserve">ICP-MS LOD = 0.1 ppb </w:t>
+            </w:r>
+            <w:r>
+              <w:fldChar w:fldCharType="begin" w:fldLock="1"/>
+            </w:r>
+            <w:r>
+              <w:instrText>ADDIN CSL_CITATION {"citationItems":[{"id":"ITEM-1","itemData":{"DOI":"10.1038/ncomms11968","ISSN":"20411723","PMID":"27329445","abstract":"The Arctic is melting at an unprecedented rate and key drivers are changes in snow and ice albedo. Here we show that red snow, a common algal habitat blooming after the onset of melting, plays a crucial role in decreasing albedo. Our data reveal that red pigmented snow algae are cosmopolitan as well as independent of location-specific geochemical and mineralogical factors. The patterns for snow algal diversity, pigmentation and, consequently albedo, are ubiquitous across the Arctic and the reduction in albedo accelerates snow melt and increases the time and area of exposed bare ice. We estimated that the overall decrease in snow albedo by red pigmented snow algal blooms over the course of one melt season can be 13%. This will invariably result in higher melt rates. We argue that such a 'bio-albedo' effect has to be considered in climate models.","author":[{"dropping-particle":"","family":"Lutz","given":"Stefanie","non-dropping-particle":"","parse-names":false,"suffix":""},{"dropping-particle":"","family":"Anesio","given":"Alexandre M.","non-dropping-particle":"","parse-names":false,"suffix":""},{"dropping-particle":"","family":"Raiswell","given":"Rob","non-dropping-particle":"","parse-names":false,"suffix":""},{"dropping-particle":"","family":"Edwards","given":"Arwyn","non-dropping-particle":"","parse-names":false,"suffix":""},{"dropping-particle":"","family":"Newton","given":"Rob J.","non-dropping-particle":"","parse-names":false,"suffix":""},{"dropping-particle":"","family":"Gill","given":"Fiona","non-dropping-particle":"","parse-names":false,"suffix":""},{"dropping-particle":"","family":"Benning","given":"Liane G.","non-dropping-particle":"","parse-names":false,"suffix":""}],"container-title":"Nature Communications","id":"ITEM-1","issue":"May","issued":{"date-parts":[["2016"]]},"page":"1-9","publisher":"Nature Publishing Group","title":"The biogeography of red snow microbiomes and their role in melting arctic glaciers","type":"article-journal","volume":"7"},"uris":["http://www.mendeley.com/documents/?uuid=9020975f-8089-46fa-98be-ed55a0e364fb"]}],"mendeley":{"formattedCitation":"(Lutz et al., 2016)","plainTextFormattedCitation":"(Lutz et al., 2016)","previouslyFormattedCitation":"(Lutz et al., 2016)"},"properties":{"noteIndex":0},"schema":"https://github.com/citation-style-language/schema/raw/master/csl-citation.json"}</w:instrText>
+            </w:r>
+            <w:r>
+              <w:fldChar w:fldCharType="separate"/>
+            </w:r>
+            <w:r>
+              <w:rPr>
+                <w:noProof/>
+              </w:rPr>
+              <w:t>(Lutz et al., 2016)</w:t>
+            </w:r>
+            <w:r>
+              <w:fldChar w:fldCharType="end"/>
+            </w:r>
+          </w:p>
+        </w:tc>
+      </w:tr>
+      <w:tr>
+        <w:tc>
+          <w:tcPr>
+            <w:cnfStyle w:val="001000000000" w:firstRow="0" w:lastRow="0" w:firstColumn="1" w:lastColumn="0" w:oddVBand="0" w:evenVBand="0" w:oddHBand="0" w:evenHBand="0" w:firstRowFirstColumn="0" w:firstRowLastColumn="0" w:lastRowFirstColumn="0" w:lastRowLastColumn="0"/>
+            <w:tcW w:w="0" w:type="auto"/>
+          </w:tcPr>
+          <w:p>
+            <w:r>
               <w:t>Zinc (Zn)</w:t>
             </w:r>
           </w:p>
@@ -3814,23 +4051,20 @@
           </w:tcPr>
           <w:p>
             <w:pPr>
-              <w:cnfStyle w:val="000000100000" w:firstRow="0" w:lastRow="0" w:firstColumn="0" w:lastColumn="0" w:oddVBand="0" w:evenVBand="0" w:oddHBand="1" w:evenHBand="0" w:firstRowFirstColumn="0" w:firstRowLastColumn="0" w:lastRowFirstColumn="0" w:lastRowLastColumn="0"/>
-            </w:pPr>
-            <w:r>
-              <w:t xml:space="preserve">Zinc </w:t>
-            </w:r>
-            <w:r>
-              <w:t>availability may impact community structure by selecting for species most capable of exploiting those conditions.</w:t>
-            </w:r>
-          </w:p>
-        </w:tc>
-        <w:tc>
-          <w:tcPr>
-            <w:tcW w:w="0" w:type="auto"/>
-          </w:tcPr>
-          <w:p>
-            <w:pPr>
-              <w:cnfStyle w:val="000000100000" w:firstRow="0" w:lastRow="0" w:firstColumn="0" w:lastColumn="0" w:oddVBand="0" w:evenVBand="0" w:oddHBand="1" w:evenHBand="0" w:firstRowFirstColumn="0" w:firstRowLastColumn="0" w:lastRowFirstColumn="0" w:lastRowLastColumn="0"/>
+              <w:cnfStyle w:val="000000000000" w:firstRow="0" w:lastRow="0" w:firstColumn="0" w:lastColumn="0" w:oddVBand="0" w:evenVBand="0" w:oddHBand="0" w:evenHBand="0" w:firstRowFirstColumn="0" w:firstRowLastColumn="0" w:lastRowFirstColumn="0" w:lastRowLastColumn="0"/>
+            </w:pPr>
+            <w:r>
+              <w:t>Zinc availability may impact community structure by selecting for species most capable of exploiting those conditions.</w:t>
+            </w:r>
+          </w:p>
+        </w:tc>
+        <w:tc>
+          <w:tcPr>
+            <w:tcW w:w="0" w:type="auto"/>
+          </w:tcPr>
+          <w:p>
+            <w:pPr>
+              <w:cnfStyle w:val="000000000000" w:firstRow="0" w:lastRow="0" w:firstColumn="0" w:lastColumn="0" w:oddVBand="0" w:evenVBand="0" w:oddHBand="0" w:evenHBand="0" w:firstRowFirstColumn="0" w:firstRowLastColumn="0" w:lastRowFirstColumn="0" w:lastRowLastColumn="0"/>
             </w:pPr>
             <w:r>
               <w:t>Snow: 0.4 – 4.5</w:t>
@@ -3864,7 +4098,7 @@
           </w:tcPr>
           <w:p>
             <w:pPr>
-              <w:cnfStyle w:val="000000100000" w:firstRow="0" w:lastRow="0" w:firstColumn="0" w:lastColumn="0" w:oddVBand="0" w:evenVBand="0" w:oddHBand="1" w:evenHBand="0" w:firstRowFirstColumn="0" w:firstRowLastColumn="0" w:lastRowFirstColumn="0" w:lastRowLastColumn="0"/>
+              <w:cnfStyle w:val="000000000000" w:firstRow="0" w:lastRow="0" w:firstColumn="0" w:lastColumn="0" w:oddVBand="0" w:evenVBand="0" w:oddHBand="0" w:evenHBand="0" w:firstRowFirstColumn="0" w:firstRowLastColumn="0" w:lastRowFirstColumn="0" w:lastRowLastColumn="0"/>
             </w:pPr>
             <w:r>
               <w:t xml:space="preserve">ICP-MS LOD = 0.1 ppb </w:t>
@@ -3873,7 +4107,7 @@
               <w:fldChar w:fldCharType="begin" w:fldLock="1"/>
             </w:r>
             <w:r>
-              <w:instrText>ADDIN CSL_CITATION {"citationItems":[{"id":"ITEM-1","itemData":{"DOI":"10.1038/ncomms11968","ISSN":"20411723","PMID":"27329445","abstract":"The Arctic is melting at an unprecedented rate and key drivers are changes in snow and ice albedo. Here we show that red snow, a common algal habitat blooming after the onset of melting, plays a crucial role in decreasing albedo. Our data reveal that red pigmented snow algae are cosmopolitan as well as independent of location-specific geochemical and mineralogical factors. The patterns for snow algal diversity, pigmentation and, consequently albedo, are ubiquitous across the Arctic and the reduction in albedo accelerates snow melt and increases the time and area of exposed bare ice. We estimated that the overall decrease in snow albedo by red pigmented snow algal blooms over the course of one melt season can be 13%. This will invariably result in higher melt rates. We argue that such a 'bio-albedo' effect has to be considered in climate models.","author":[{"dropping-particle":"","family":"Lutz","given":"Stefanie","non-dropping-particle":"","parse-names":false,"suffix":""},{"dropping-particle":"","family":"Anesio","given":"Alexandre M.","non-dropping-particle":"","parse-names":false,"suffix":""},{"dropping-particle":"","family":"Raiswell","given":"Rob","non-dropping-particle":"","parse-names":false,"suffix":""},{"dropping-particle":"","family":"Edwards","given":"Arwyn","non-dropping-particle":"","parse-names":false,"suffix":""},{"dropping-particle":"","family":"Newton","given":"Rob J.","non-dropping-particle":"","parse-names":false,"suffix":""},{"dropping-particle":"","family":"Gill","given":"Fiona","non-dropping-particle":"","parse-names":false,"suffix":""},{"dropping-particle":"","family":"Benning","given":"Liane G.","non-dropping-particle":"","parse-names":false,"suffix":""}],"container-title":"Nature Communications","id":"ITEM-1","issue":"May","issued":{"date-parts":[["2016"]]},"page":"1-9","publisher":"Nature Publishing Group","title":"The biogeography of red snow microbiomes and their role in melting arctic glaciers","type":"article-journal","volume":"7"},"uris":["http://www.mendeley.com/documents/?uuid=9020975f-8089-46fa-98be-ed55a0e364fb"]}],"mendeley":{"formattedCitation":"(Lutz et al., 2016)","plainTextFormattedCitation":"(Lutz et al., 2016)"},"properties":{"noteIndex":0},"schema":"https://github.com/citation-style-language/schema/raw/master/csl-citation.json"}</w:instrText>
+              <w:instrText>ADDIN CSL_CITATION {"citationItems":[{"id":"ITEM-1","itemData":{"DOI":"10.1038/ncomms11968","ISSN":"20411723","PMID":"27329445","abstract":"The Arctic is melting at an unprecedented rate and key drivers are changes in snow and ice albedo. Here we show that red snow, a common algal habitat blooming after the onset of melting, plays a crucial role in decreasing albedo. Our data reveal that red pigmented snow algae are cosmopolitan as well as independent of location-specific geochemical and mineralogical factors. The patterns for snow algal diversity, pigmentation and, consequently albedo, are ubiquitous across the Arctic and the reduction in albedo accelerates snow melt and increases the time and area of exposed bare ice. We estimated that the overall decrease in snow albedo by red pigmented snow algal blooms over the course of one melt season can be 13%. This will invariably result in higher melt rates. We argue that such a 'bio-albedo' effect has to be considered in climate models.","author":[{"dropping-particle":"","family":"Lutz","given":"Stefanie","non-dropping-particle":"","parse-names":false,"suffix":""},{"dropping-particle":"","family":"Anesio","given":"Alexandre M.","non-dropping-particle":"","parse-names":false,"suffix":""},{"dropping-particle":"","family":"Raiswell","given":"Rob","non-dropping-particle":"","parse-names":false,"suffix":""},{"dropping-particle":"","family":"Edwards","given":"Arwyn","non-dropping-particle":"","parse-names":false,"suffix":""},{"dropping-particle":"","family":"Newton","given":"Rob J.","non-dropping-particle":"","parse-names":false,"suffix":""},{"dropping-particle":"","family":"Gill","given":"Fiona","non-dropping-particle":"","parse-names":false,"suffix":""},{"dropping-particle":"","family":"Benning","given":"Liane G.","non-dropping-particle":"","parse-names":false,"suffix":""}],"container-title":"Nature Communications","id":"ITEM-1","issue":"May","issued":{"date-parts":[["2016"]]},"page":"1-9","publisher":"Nature Publishing Group","title":"The biogeography of red snow microbiomes and their role in melting arctic glaciers","type":"article-journal","volume":"7"},"uris":["http://www.mendeley.com/documents/?uuid=9020975f-8089-46fa-98be-ed55a0e364fb"]}],"mendeley":{"formattedCitation":"(Lutz et al., 2016)","plainTextFormattedCitation":"(Lutz et al., 2016)","previouslyFormattedCitation":"(Lutz et al., 2016)"},"properties":{"noteIndex":0},"schema":"https://github.com/citation-style-language/schema/raw/master/csl-citation.json"}</w:instrText>
             </w:r>
             <w:r>
               <w:fldChar w:fldCharType="separate"/>
@@ -4161,6 +4395,7 @@
           </w:tcPr>
           <w:p>
             <w:r>
+              <w:lastRenderedPageBreak/>
               <w:t>Total sulphur</w:t>
             </w:r>
           </w:p>
@@ -4342,13 +4577,7 @@
               <w:t>The isotopic signature of nitrogen indicates the source</w:t>
             </w:r>
             <w:r>
-              <w:t xml:space="preserve"> i.e. negative </w:t>
-            </w:r>
-            <w:r>
-              <w:t>δ15N</w:t>
-            </w:r>
-            <w:r>
-              <w:t xml:space="preserve"> is indicative of atmospheric nitrogen</w:t>
+              <w:t xml:space="preserve"> i.e. negative δ15N is indicative of atmospheric nitrogen</w:t>
             </w:r>
           </w:p>
         </w:tc>
@@ -4365,114 +4594,6 @@
             </w:r>
             <w:r>
               <w:t xml:space="preserve">-4.77 </w:t>
-            </w:r>
-            <m:oMath>
-              <m:r>
-                <w:rPr>
-                  <w:rFonts w:ascii="Cambria Math" w:hAnsi="Cambria Math"/>
-                </w:rPr>
-                <m:t>±</m:t>
-              </m:r>
-              <m:r>
-                <w:rPr>
-                  <w:rFonts w:ascii="Cambria Math" w:hAnsi="Cambria Math"/>
-                </w:rPr>
-                <m:t xml:space="preserve"> </m:t>
-              </m:r>
-            </m:oMath>
-            <w:r>
-              <w:t>2.41</w:t>
-            </w:r>
-            <w:r>
-              <w:rPr>
-                <w:rFonts w:eastAsiaTheme="minorEastAsia"/>
-              </w:rPr>
-              <w:t xml:space="preserve"> </w:t>
-            </w:r>
-            <w:r>
-              <w:rPr>
-                <w:rFonts w:eastAsiaTheme="minorEastAsia"/>
-              </w:rPr>
-              <w:t>‰</w:t>
-            </w:r>
-            <w:r>
-              <w:rPr>
-                <w:rFonts w:eastAsiaTheme="minorEastAsia"/>
-              </w:rPr>
-              <w:t xml:space="preserve"> </w:t>
-            </w:r>
-            <w:r>
-              <w:fldChar w:fldCharType="begin" w:fldLock="1"/>
-            </w:r>
-            <w:r>
-              <w:instrText>ADDIN CSL_CITATION {"citationItems":[{"id":"ITEM-1","itemData":{"DOI":"10.1038/ncomms11968","ISSN":"20411723","PMID":"27329445","abstract":"The Arctic is melting at an unprecedented rate and key drivers are changes in snow and ice albedo. Here we show that red snow, a common algal habitat blooming after the onset of melting, plays a crucial role in decreasing albedo. Our data reveal that red pigmented snow algae are cosmopolitan as well as independent of location-specific geochemical and mineralogical factors. The patterns for snow algal diversity, pigmentation and, consequently albedo, are ubiquitous across the Arctic and the reduction in albedo accelerates snow melt and increases the time and area of exposed bare ice. We estimated that the overall decrease in snow albedo by red pigmented snow algal blooms over the course of one melt season can be 13%. This will invariably result in higher melt rates. We argue that such a 'bio-albedo' effect has to be considered in climate models.","author":[{"dropping-particle":"","family":"Lutz","given":"Stefanie","non-dropping-particle":"","parse-names":false,"suffix":""},{"dropping-particle":"","family":"Anesio","given":"Alexandre M.","non-dropping-particle":"","parse-names":false,"suffix":""},{"dropping-particle":"","family":"Raiswell","given":"Rob","non-dropping-particle":"","parse-names":false,"suffix":""},{"dropping-particle":"","family":"Edwards","given":"Arwyn","non-dropping-particle":"","parse-names":false,"suffix":""},{"dropping-particle":"","family":"Newton","given":"Rob J.","non-dropping-particle":"","parse-names":false,"suffix":""},{"dropping-particle":"","family":"Gill","given":"Fiona","non-dropping-particle":"","parse-names":false,"suffix":""},{"dropping-particle":"","family":"Benning","given":"Liane G.","non-dropping-particle":"","parse-names":false,"suffix":""}],"container-title":"Nature Communications","id":"ITEM-1","issue":"May","issued":{"date-parts":[["2016"]]},"page":"1-9","publisher":"Nature Publishing Group","title":"The biogeography of red snow microbiomes and their role in melting arctic glaciers","type":"article-journal","volume":"7"},"uris":["http://www.mendeley.com/documents/?uuid=9020975f-8089-46fa-98be-ed55a0e364fb"]}],"mendeley":{"formattedCitation":"(Lutz et al., 2016)","plainTextFormattedCitation":"(Lutz et al., 2016)","previouslyFormattedCitation":"(Lutz et al., 2016)"},"properties":{"noteIndex":0},"schema":"https://github.com/citation-style-language/schema/raw/master/csl-citation.json"}</w:instrText>
-            </w:r>
-            <w:r>
-              <w:fldChar w:fldCharType="separate"/>
-            </w:r>
-            <w:r>
-              <w:rPr>
-                <w:noProof/>
-              </w:rPr>
-              <w:t>(Lutz et al., 2016)</w:t>
-            </w:r>
-            <w:r>
-              <w:fldChar w:fldCharType="end"/>
-            </w:r>
-          </w:p>
-        </w:tc>
-        <w:tc>
-          <w:tcPr>
-            <w:tcW w:w="2189" w:type="dxa"/>
-          </w:tcPr>
-          <w:p>
-            <w:pPr>
-              <w:cnfStyle w:val="000000100000" w:firstRow="0" w:lastRow="0" w:firstColumn="0" w:lastColumn="0" w:oddVBand="0" w:evenVBand="0" w:oddHBand="1" w:evenHBand="0" w:firstRowFirstColumn="0" w:firstRowLastColumn="0" w:lastRowFirstColumn="0" w:lastRowLastColumn="0"/>
-            </w:pPr>
-          </w:p>
-        </w:tc>
-      </w:tr>
-      <w:tr>
-        <w:tc>
-          <w:tcPr>
-            <w:cnfStyle w:val="001000000000" w:firstRow="0" w:lastRow="0" w:firstColumn="1" w:lastColumn="0" w:oddVBand="0" w:evenVBand="0" w:oddHBand="0" w:evenHBand="0" w:firstRowFirstColumn="0" w:firstRowLastColumn="0" w:lastRowFirstColumn="0" w:lastRowLastColumn="0"/>
-            <w:tcW w:w="1980" w:type="dxa"/>
-          </w:tcPr>
-          <w:p>
-            <w:r>
-              <w:t>Organic carbon isotopes (δ13C)</w:t>
-            </w:r>
-          </w:p>
-        </w:tc>
-        <w:tc>
-          <w:tcPr>
-            <w:tcW w:w="7654" w:type="dxa"/>
-          </w:tcPr>
-          <w:p>
-            <w:pPr>
-              <w:cnfStyle w:val="000000000000" w:firstRow="0" w:lastRow="0" w:firstColumn="0" w:lastColumn="0" w:oddVBand="0" w:evenVBand="0" w:oddHBand="0" w:evenHBand="0" w:firstRowFirstColumn="0" w:firstRowLastColumn="0" w:lastRowFirstColumn="0" w:lastRowLastColumn="0"/>
-            </w:pPr>
-            <w:r>
-              <w:t xml:space="preserve">The isotopic signature of carbon indicates the source i.e. negative </w:t>
-            </w:r>
-          </w:p>
-        </w:tc>
-        <w:tc>
-          <w:tcPr>
-            <w:tcW w:w="2127" w:type="dxa"/>
-          </w:tcPr>
-          <w:p>
-            <w:pPr>
-              <w:cnfStyle w:val="000000000000" w:firstRow="0" w:lastRow="0" w:firstColumn="0" w:lastColumn="0" w:oddVBand="0" w:evenVBand="0" w:oddHBand="0" w:evenHBand="0" w:firstRowFirstColumn="0" w:firstRowLastColumn="0" w:lastRowFirstColumn="0" w:lastRowLastColumn="0"/>
-            </w:pPr>
-            <w:r>
-              <w:t xml:space="preserve">Snow: </w:t>
-            </w:r>
-            <w:r>
-              <w:t>-27.76</w:t>
-            </w:r>
-            <w:r>
-              <w:t xml:space="preserve"> </w:t>
             </w:r>
             <m:oMath>
               <m:r>
@@ -4483,6 +4604,108 @@
               </m:r>
             </m:oMath>
             <w:r>
+              <w:t>2.41</w:t>
+            </w:r>
+            <w:r>
+              <w:rPr>
+                <w:rFonts w:eastAsiaTheme="minorEastAsia"/>
+              </w:rPr>
+              <w:t xml:space="preserve"> </w:t>
+            </w:r>
+            <w:r>
+              <w:rPr>
+                <w:rFonts w:eastAsiaTheme="minorEastAsia"/>
+              </w:rPr>
+              <w:t>‰</w:t>
+            </w:r>
+            <w:r>
+              <w:rPr>
+                <w:rFonts w:eastAsiaTheme="minorEastAsia"/>
+              </w:rPr>
+              <w:t xml:space="preserve"> </w:t>
+            </w:r>
+            <w:r>
+              <w:fldChar w:fldCharType="begin" w:fldLock="1"/>
+            </w:r>
+            <w:r>
+              <w:instrText>ADDIN CSL_CITATION {"citationItems":[{"id":"ITEM-1","itemData":{"DOI":"10.1038/ncomms11968","ISSN":"20411723","PMID":"27329445","abstract":"The Arctic is melting at an unprecedented rate and key drivers are changes in snow and ice albedo. Here we show that red snow, a common algal habitat blooming after the onset of melting, plays a crucial role in decreasing albedo. Our data reveal that red pigmented snow algae are cosmopolitan as well as independent of location-specific geochemical and mineralogical factors. The patterns for snow algal diversity, pigmentation and, consequently albedo, are ubiquitous across the Arctic and the reduction in albedo accelerates snow melt and increases the time and area of exposed bare ice. We estimated that the overall decrease in snow albedo by red pigmented snow algal blooms over the course of one melt season can be 13%. This will invariably result in higher melt rates. We argue that such a 'bio-albedo' effect has to be considered in climate models.","author":[{"dropping-particle":"","family":"Lutz","given":"Stefanie","non-dropping-particle":"","parse-names":false,"suffix":""},{"dropping-particle":"","family":"Anesio","given":"Alexandre M.","non-dropping-particle":"","parse-names":false,"suffix":""},{"dropping-particle":"","family":"Raiswell","given":"Rob","non-dropping-particle":"","parse-names":false,"suffix":""},{"dropping-particle":"","family":"Edwards","given":"Arwyn","non-dropping-particle":"","parse-names":false,"suffix":""},{"dropping-particle":"","family":"Newton","given":"Rob J.","non-dropping-particle":"","parse-names":false,"suffix":""},{"dropping-particle":"","family":"Gill","given":"Fiona","non-dropping-particle":"","parse-names":false,"suffix":""},{"dropping-particle":"","family":"Benning","given":"Liane G.","non-dropping-particle":"","parse-names":false,"suffix":""}],"container-title":"Nature Communications","id":"ITEM-1","issue":"May","issued":{"date-parts":[["2016"]]},"page":"1-9","publisher":"Nature Publishing Group","title":"The biogeography of red snow microbiomes and their role in melting arctic glaciers","type":"article-journal","volume":"7"},"uris":["http://www.mendeley.com/documents/?uuid=9020975f-8089-46fa-98be-ed55a0e364fb"]}],"mendeley":{"formattedCitation":"(Lutz et al., 2016)","plainTextFormattedCitation":"(Lutz et al., 2016)","previouslyFormattedCitation":"(Lutz et al., 2016)"},"properties":{"noteIndex":0},"schema":"https://github.com/citation-style-language/schema/raw/master/csl-citation.json"}</w:instrText>
+            </w:r>
+            <w:r>
+              <w:fldChar w:fldCharType="separate"/>
+            </w:r>
+            <w:r>
+              <w:rPr>
+                <w:noProof/>
+              </w:rPr>
+              <w:t>(Lutz et al., 2016)</w:t>
+            </w:r>
+            <w:r>
+              <w:fldChar w:fldCharType="end"/>
+            </w:r>
+          </w:p>
+        </w:tc>
+        <w:tc>
+          <w:tcPr>
+            <w:tcW w:w="2189" w:type="dxa"/>
+          </w:tcPr>
+          <w:p>
+            <w:pPr>
+              <w:cnfStyle w:val="000000100000" w:firstRow="0" w:lastRow="0" w:firstColumn="0" w:lastColumn="0" w:oddVBand="0" w:evenVBand="0" w:oddHBand="1" w:evenHBand="0" w:firstRowFirstColumn="0" w:firstRowLastColumn="0" w:lastRowFirstColumn="0" w:lastRowLastColumn="0"/>
+            </w:pPr>
+          </w:p>
+        </w:tc>
+      </w:tr>
+      <w:tr>
+        <w:tc>
+          <w:tcPr>
+            <w:cnfStyle w:val="001000000000" w:firstRow="0" w:lastRow="0" w:firstColumn="1" w:lastColumn="0" w:oddVBand="0" w:evenVBand="0" w:oddHBand="0" w:evenHBand="0" w:firstRowFirstColumn="0" w:firstRowLastColumn="0" w:lastRowFirstColumn="0" w:lastRowLastColumn="0"/>
+            <w:tcW w:w="1980" w:type="dxa"/>
+          </w:tcPr>
+          <w:p>
+            <w:r>
+              <w:t>Organic carbon isotopes (δ13C)</w:t>
+            </w:r>
+          </w:p>
+        </w:tc>
+        <w:tc>
+          <w:tcPr>
+            <w:tcW w:w="7654" w:type="dxa"/>
+          </w:tcPr>
+          <w:p>
+            <w:pPr>
+              <w:cnfStyle w:val="000000000000" w:firstRow="0" w:lastRow="0" w:firstColumn="0" w:lastColumn="0" w:oddVBand="0" w:evenVBand="0" w:oddHBand="0" w:evenHBand="0" w:firstRowFirstColumn="0" w:firstRowLastColumn="0" w:lastRowFirstColumn="0" w:lastRowLastColumn="0"/>
+            </w:pPr>
+            <w:r>
+              <w:t xml:space="preserve">The isotopic signature of carbon indicates the source i.e. negative </w:t>
+            </w:r>
+          </w:p>
+        </w:tc>
+        <w:tc>
+          <w:tcPr>
+            <w:tcW w:w="2127" w:type="dxa"/>
+          </w:tcPr>
+          <w:p>
+            <w:pPr>
+              <w:cnfStyle w:val="000000000000" w:firstRow="0" w:lastRow="0" w:firstColumn="0" w:lastColumn="0" w:oddVBand="0" w:evenVBand="0" w:oddHBand="0" w:evenHBand="0" w:firstRowFirstColumn="0" w:firstRowLastColumn="0" w:lastRowFirstColumn="0" w:lastRowLastColumn="0"/>
+            </w:pPr>
+            <w:r>
+              <w:t xml:space="preserve">Snow: </w:t>
+            </w:r>
+            <w:r>
+              <w:t>-27.76</w:t>
+            </w:r>
+            <w:r>
+              <w:t xml:space="preserve"> </w:t>
+            </w:r>
+            <m:oMath>
+              <m:r>
+                <w:rPr>
+                  <w:rFonts w:ascii="Cambria Math" w:hAnsi="Cambria Math"/>
+                </w:rPr>
+                <m:t xml:space="preserve">± </m:t>
+              </m:r>
+            </m:oMath>
+            <w:r>
               <w:t>1.52</w:t>
             </w:r>
             <w:r>
@@ -4538,7 +4761,6 @@
         <w:rPr>
           <w:b/>
         </w:rPr>
-        <w:lastRenderedPageBreak/>
         <w:t xml:space="preserve">Table </w:t>
       </w:r>
       <w:r>
@@ -5025,6 +5247,7 @@
           </w:tcPr>
           <w:p>
             <w:r>
+              <w:lastRenderedPageBreak/>
               <w:t>Measurement</w:t>
             </w:r>
           </w:p>
@@ -5366,7 +5589,6 @@
           </w:tcPr>
           <w:p>
             <w:r>
-              <w:lastRenderedPageBreak/>
               <w:t>Chlorite</w:t>
             </w:r>
           </w:p>
@@ -5647,6 +5869,55 @@
     <w:p>
       <w:r>
         <w:t>References</w:t>
+      </w:r>
+    </w:p>
+    <w:p>
+      <w:pPr>
+        <w:widowControl w:val="0"/>
+        <w:autoSpaceDE w:val="0"/>
+        <w:autoSpaceDN w:val="0"/>
+        <w:adjustRightInd w:val="0"/>
+        <w:ind w:left="480" w:hanging="480"/>
+        <w:rPr>
+          <w:rFonts w:ascii="Calibri" w:hAnsi="Calibri" w:cs="Calibri"/>
+          <w:noProof/>
+          <w:lang w:val="en-US"/>
+        </w:rPr>
+      </w:pPr>
+      <w:r>
+        <w:fldChar w:fldCharType="begin" w:fldLock="1"/>
+      </w:r>
+      <w:r>
+        <w:instrText xml:space="preserve">ADDIN Mendeley Bibliography CSL_BIBLIOGRAPHY </w:instrText>
+      </w:r>
+      <w:r>
+        <w:fldChar w:fldCharType="separate"/>
+      </w:r>
+      <w:r>
+        <w:rPr>
+          <w:rFonts w:ascii="Calibri" w:hAnsi="Calibri" w:cs="Calibri"/>
+          <w:noProof/>
+          <w:lang w:val="en-US"/>
+        </w:rPr>
+        <w:t xml:space="preserve">Heppell, C., Louise Heathwaite, A., Binley, A., Byrne, P., Ullah, S., Lansdown, K., et al. (2014). Interpreting spatial patterns in redox and coupled water-nitrogen fluxes in the streambed of a gaining river reach. </w:t>
+      </w:r>
+      <w:r>
+        <w:rPr>
+          <w:rFonts w:ascii="Calibri" w:hAnsi="Calibri" w:cs="Calibri"/>
+          <w:i/>
+          <w:iCs/>
+          <w:noProof/>
+          <w:lang w:val="en-US"/>
+        </w:rPr>
+        <w:t>Biogeochemistry</w:t>
+      </w:r>
+      <w:r>
+        <w:rPr>
+          <w:rFonts w:ascii="Calibri" w:hAnsi="Calibri" w:cs="Calibri"/>
+          <w:noProof/>
+          <w:lang w:val="en-US"/>
+        </w:rPr>
+        <w:t xml:space="preserve"> 117, 491–509. doi:10.1007/s10533-013-9895-4.</w:t>
       </w:r>
     </w:p>
     <w:p>
@@ -5662,21 +5933,21 @@
         </w:rPr>
       </w:pPr>
       <w:r>
-        <w:fldChar w:fldCharType="begin" w:fldLock="1"/>
-      </w:r>
-      <w:r>
-        <w:instrText xml:space="preserve">ADDIN Mendeley Bibliography CSL_BIBLIOGRAPHY </w:instrText>
-      </w:r>
-      <w:r>
-        <w:fldChar w:fldCharType="separate"/>
-      </w:r>
-      <w:r>
         <w:rPr>
           <w:rFonts w:ascii="Calibri" w:hAnsi="Calibri" w:cs="Calibri"/>
           <w:noProof/>
           <w:lang w:val="en-US"/>
         </w:rPr>
-        <w:t xml:space="preserve">Lutz, S., Anesio, A. M., Raiswell, R., Edwards, A., Newton, R. J., Gill, F., et al. (2016). The biogeography of red snow microbiomes and their role in melting arctic glaciers. </w:t>
+        <w:t xml:space="preserve">Lutz, S., Anesio, A. M., Raiswell, R., Edwards, A., Newton, R. J., Gill, F., et al. (2016). The biogeography of red snow microbiomes and their role </w:t>
+      </w:r>
+      <w:r>
+        <w:rPr>
+          <w:rFonts w:ascii="Calibri" w:hAnsi="Calibri" w:cs="Calibri"/>
+          <w:noProof/>
+          <w:lang w:val="en-US"/>
+        </w:rPr>
+        <w:lastRenderedPageBreak/>
+        <w:t xml:space="preserve">in melting arctic glaciers. </w:t>
       </w:r>
       <w:r>
         <w:rPr>
@@ -6880,7 +7151,7 @@
 </file>
 
 <file path=customXml/itemProps1.xml><?xml version="1.0" encoding="utf-8"?>
-<ds:datastoreItem xmlns:ds="http://schemas.openxmlformats.org/officeDocument/2006/customXml" ds:itemID="{188C4B90-D126-B541-8C9C-3B15A4DE8216}">
+<ds:datastoreItem xmlns:ds="http://schemas.openxmlformats.org/officeDocument/2006/customXml" ds:itemID="{66A4ABC4-ABFF-9A41-B90A-7B4464DEE9BF}">
   <ds:schemaRefs>
     <ds:schemaRef ds:uri="http://schemas.openxmlformats.org/officeDocument/2006/bibliography"/>
   </ds:schemaRefs>
